--- a/01-电源电路/04-电池充放电管理/USB充电快充电路/USB充电快充电路.docx
+++ b/01-电源电路/04-电池充放电管理/USB充电快充电路/USB充电快充电路.docx
@@ -2437,6 +2437,20 @@
     </w:p>
     <w:bookmarkEnd w:id="26"/>
     <w:bookmarkEnd w:id="27"/>
+    <w:p>
+      <w:pPr>
+        <w:spacing w:before="360"/>
+        <w:jc w:val="center"/>
+      </w:pPr>
+      <w:r>
+        <w:rPr>
+          <w:rFonts w:ascii="Times New Roman" w:hAnsi="Times New Roman"/>
+          <w:color w:val="555555"/>
+          <w:sz w:val="21"/>
+        </w:rPr>
+        <w:t>材料收集者：杜文杰</w:t>
+      </w:r>
+    </w:p>
     <w:sectPr>
       <w:headerReference r:id="rId9" w:type="default"/>
       <w:footerReference r:id="rId10" w:type="default"/>

--- a/01-电源电路/04-电池充放电管理/USB充电快充电路/USB充电快充电路.docx
+++ b/01-电源电路/04-电池充放电管理/USB充电快充电路/USB充电快充电路.docx
@@ -1,6 +1,6 @@
 
 <file path=word/document.xml><?xml version="1.0" encoding="utf-8"?>
-<w:document xmlns:w="http://schemas.openxmlformats.org/wordprocessingml/2006/main" xmlns:m="http://schemas.openxmlformats.org/officeDocument/2006/math" xmlns:r="http://schemas.openxmlformats.org/officeDocument/2006/relationships" xmlns:o="urn:schemas-microsoft-com:office:office" xmlns:v="urn:schemas-microsoft-com:vml" xmlns:w10="urn:schemas-microsoft-com:office:word" xmlns:a="http://schemas.openxmlformats.org/drawingml/2006/main" xmlns:pic="http://schemas.openxmlformats.org/drawingml/2006/picture" xmlns:wp="http://schemas.openxmlformats.org/drawingml/2006/wordprocessingDrawing">
+<w:document xmlns:m="http://schemas.openxmlformats.org/officeDocument/2006/math" xmlns:r="http://schemas.openxmlformats.org/officeDocument/2006/relationships" xmlns:w="http://schemas.openxmlformats.org/wordprocessingml/2006/main" xmlns:o="urn:schemas-microsoft-com:office:office" xmlns:v="urn:schemas-microsoft-com:vml" xmlns:w10="urn:schemas-microsoft-com:office:word" xmlns:a="http://schemas.openxmlformats.org/drawingml/2006/main" xmlns:pic="http://schemas.openxmlformats.org/drawingml/2006/picture" xmlns:wp="http://schemas.openxmlformats.org/drawingml/2006/wordprocessingDrawing">
   <w:body>
     <w:bookmarkStart w:id="27" w:name="usb-充电快充电路"/>
     <w:p>
@@ -8,11 +8,14 @@
         <w:pStyle w:val="Heading1"/>
       </w:pPr>
       <w:r>
+        <w:rPr>
+          <w:rFonts w:eastAsia="黑体"/>
+        </w:rPr>
         <w:t xml:space="preserve">USB </w:t>
       </w:r>
       <w:r>
         <w:rPr>
-          <w:rFonts w:hint="eastAsia"/>
+          <w:rFonts w:hint="eastAsia" w:eastAsia="黑体"/>
         </w:rPr>
         <w:t xml:space="preserve">充电快充电路</w:t>
       </w:r>
@@ -24,7 +27,7 @@
       </w:pPr>
       <w:r>
         <w:rPr>
-          <w:rFonts w:hint="eastAsia"/>
+          <w:rFonts w:hint="eastAsia" w:eastAsia="黑体"/>
         </w:rPr>
         <w:t xml:space="preserve">拓扑描述</w:t>
       </w:r>
@@ -35,65 +38,86 @@
       </w:pPr>
       <w:r>
         <w:rPr>
-          <w:rFonts w:hint="eastAsia"/>
+          <w:rFonts w:hint="eastAsia" w:eastAsia="黑体"/>
         </w:rPr>
         <w:t xml:space="preserve">本电路由</w:t>
       </w:r>
       <w:r>
+        <w:rPr>
+          <w:rFonts w:eastAsia="黑体"/>
+        </w:rPr>
         <w:t xml:space="preserve"> USB </w:t>
       </w:r>
       <w:r>
         <w:rPr>
-          <w:rFonts w:hint="eastAsia"/>
+          <w:rFonts w:hint="eastAsia" w:eastAsia="黑体"/>
         </w:rPr>
         <w:t xml:space="preserve">快充协议控制芯片（编号</w:t>
       </w:r>
       <w:r>
+        <w:rPr>
+          <w:rFonts w:eastAsia="黑体"/>
+        </w:rPr>
         <w:t xml:space="preserve"> </w:t>
       </w:r>
       <w:r>
         <w:rPr>
-          <w:rFonts w:hint="eastAsia"/>
+          <w:rFonts w:hint="eastAsia" w:eastAsia="黑体"/>
         </w:rPr>
         <w:t xml:space="preserve">IC1）、DC-DC</w:t>
       </w:r>
       <w:r>
+        <w:rPr>
+          <w:rFonts w:eastAsia="黑体"/>
+        </w:rPr>
         <w:t xml:space="preserve"> </w:t>
       </w:r>
       <w:r>
         <w:rPr>
-          <w:rFonts w:hint="eastAsia"/>
+          <w:rFonts w:hint="eastAsia" w:eastAsia="黑体"/>
         </w:rPr>
         <w:t xml:space="preserve">降压/升降压变换器（含功率</w:t>
       </w:r>
       <w:r>
+        <w:rPr>
+          <w:rFonts w:eastAsia="黑体"/>
+        </w:rPr>
         <w:t xml:space="preserve"> MOSFET </w:t>
       </w:r>
       <w:r>
         <w:rPr>
-          <w:rFonts w:hint="eastAsia"/>
+          <w:rFonts w:hint="eastAsia" w:eastAsia="黑体"/>
         </w:rPr>
         <w:t xml:space="preserve">Q1、续流/同步整流管</w:t>
       </w:r>
       <w:r>
+        <w:rPr>
+          <w:rFonts w:eastAsia="黑体"/>
+        </w:rPr>
         <w:t xml:space="preserve"> </w:t>
       </w:r>
       <w:r>
         <w:rPr>
-          <w:rFonts w:hint="eastAsia"/>
+          <w:rFonts w:hint="eastAsia" w:eastAsia="黑体"/>
         </w:rPr>
         <w:t xml:space="preserve">Q2、电感</w:t>
       </w:r>
       <w:r>
+        <w:rPr>
+          <w:rFonts w:eastAsia="黑体"/>
+        </w:rPr>
         <w:t xml:space="preserve"> L1 </w:t>
       </w:r>
       <w:r>
         <w:rPr>
-          <w:rFonts w:hint="eastAsia"/>
+          <w:rFonts w:hint="eastAsia" w:eastAsia="黑体"/>
         </w:rPr>
         <w:t xml:space="preserve">与输入输出电容</w:t>
       </w:r>
       <w:r>
+        <w:rPr>
+          <w:rFonts w:eastAsia="黑体"/>
+        </w:rPr>
         <w:t xml:space="preserve"> </w:t>
       </w:r>
       <m:oMath>
@@ -114,6 +138,9 @@
         </m:sSub>
       </m:oMath>
       <w:r>
+        <w:rPr>
+          <w:rFonts w:eastAsia="黑体"/>
+        </w:rPr>
         <w:t xml:space="preserve">、</w:t>
       </w:r>
       <m:oMath>
@@ -138,11 +165,14 @@
       </m:oMath>
       <w:r>
         <w:rPr>
-          <w:rFonts w:hint="eastAsia"/>
+          <w:rFonts w:hint="eastAsia" w:eastAsia="黑体"/>
         </w:rPr>
         <w:t xml:space="preserve">）、电流采样电阻</w:t>
       </w:r>
       <w:r>
+        <w:rPr>
+          <w:rFonts w:eastAsia="黑体"/>
+        </w:rPr>
         <w:t xml:space="preserve"> </w:t>
       </w:r>
       <m:oMath>
@@ -173,124 +203,163 @@
       </m:oMath>
       <w:r>
         <w:rPr>
-          <w:rFonts w:hint="eastAsia"/>
+          <w:rFonts w:hint="eastAsia" w:eastAsia="黑体"/>
         </w:rPr>
         <w:t xml:space="preserve">（编号</w:t>
       </w:r>
       <w:r>
+        <w:rPr>
+          <w:rFonts w:eastAsia="黑体"/>
+        </w:rPr>
         <w:t xml:space="preserve"> </w:t>
       </w:r>
       <w:r>
         <w:rPr>
-          <w:rFonts w:hint="eastAsia"/>
+          <w:rFonts w:hint="eastAsia" w:eastAsia="黑体"/>
         </w:rPr>
         <w:t xml:space="preserve">Rs）以及</w:t>
       </w:r>
       <w:r>
+        <w:rPr>
+          <w:rFonts w:eastAsia="黑体"/>
+        </w:rPr>
         <w:t xml:space="preserve"> USB Type-C </w:t>
       </w:r>
       <w:r>
         <w:rPr>
-          <w:rFonts w:hint="eastAsia"/>
+          <w:rFonts w:hint="eastAsia" w:eastAsia="黑体"/>
         </w:rPr>
         <w:t xml:space="preserve">接口（编号</w:t>
       </w:r>
       <w:r>
+        <w:rPr>
+          <w:rFonts w:eastAsia="黑体"/>
+        </w:rPr>
         <w:t xml:space="preserve"> </w:t>
       </w:r>
       <w:r>
         <w:rPr>
-          <w:rFonts w:hint="eastAsia"/>
+          <w:rFonts w:hint="eastAsia" w:eastAsia="黑体"/>
         </w:rPr>
         <w:t xml:space="preserve">J1）组成。关键节点有：输入电源节点</w:t>
       </w:r>
       <w:r>
+        <w:rPr>
+          <w:rFonts w:eastAsia="黑体"/>
+        </w:rPr>
         <w:t xml:space="preserve"> VIN </w:t>
       </w:r>
       <w:r>
         <w:rPr>
-          <w:rFonts w:hint="eastAsia"/>
+          <w:rFonts w:hint="eastAsia" w:eastAsia="黑体"/>
         </w:rPr>
         <w:t xml:space="preserve">与地节点</w:t>
       </w:r>
       <w:r>
+        <w:rPr>
+          <w:rFonts w:eastAsia="黑体"/>
+        </w:rPr>
         <w:t xml:space="preserve"> </w:t>
       </w:r>
       <w:r>
         <w:rPr>
-          <w:rFonts w:hint="eastAsia"/>
+          <w:rFonts w:hint="eastAsia" w:eastAsia="黑体"/>
         </w:rPr>
         <w:t xml:space="preserve">GND、变换器开关节点</w:t>
       </w:r>
       <w:r>
+        <w:rPr>
+          <w:rFonts w:eastAsia="黑体"/>
+        </w:rPr>
         <w:t xml:space="preserve"> </w:t>
       </w:r>
       <w:r>
         <w:rPr>
-          <w:rFonts w:hint="eastAsia"/>
+          <w:rFonts w:hint="eastAsia" w:eastAsia="黑体"/>
         </w:rPr>
         <w:t xml:space="preserve">SW（电感与功率管连接点）、输出供电节点</w:t>
       </w:r>
       <w:r>
+        <w:rPr>
+          <w:rFonts w:eastAsia="黑体"/>
+        </w:rPr>
         <w:t xml:space="preserve"> </w:t>
       </w:r>
       <w:r>
         <w:rPr>
-          <w:rFonts w:hint="eastAsia"/>
+          <w:rFonts w:hint="eastAsia" w:eastAsia="黑体"/>
         </w:rPr>
         <w:t xml:space="preserve">VBUS（接</w:t>
       </w:r>
       <w:r>
+        <w:rPr>
+          <w:rFonts w:eastAsia="黑体"/>
+        </w:rPr>
         <w:t xml:space="preserve"> Type-C </w:t>
       </w:r>
       <w:r>
         <w:rPr>
-          <w:rFonts w:hint="eastAsia"/>
+          <w:rFonts w:hint="eastAsia" w:eastAsia="黑体"/>
         </w:rPr>
         <w:t xml:space="preserve">的</w:t>
       </w:r>
       <w:r>
+        <w:rPr>
+          <w:rFonts w:eastAsia="黑体"/>
+        </w:rPr>
         <w:t xml:space="preserve"> VBUS </w:t>
       </w:r>
       <w:r>
         <w:rPr>
-          <w:rFonts w:hint="eastAsia"/>
+          <w:rFonts w:hint="eastAsia" w:eastAsia="黑体"/>
         </w:rPr>
         <w:t xml:space="preserve">引脚）、协议通信节点</w:t>
       </w:r>
       <w:r>
+        <w:rPr>
+          <w:rFonts w:eastAsia="黑体"/>
+        </w:rPr>
         <w:t xml:space="preserve"> </w:t>
       </w:r>
       <w:r>
         <w:rPr>
-          <w:rFonts w:hint="eastAsia"/>
+          <w:rFonts w:hint="eastAsia" w:eastAsia="黑体"/>
         </w:rPr>
         <w:t xml:space="preserve">CC（Type-C</w:t>
       </w:r>
       <w:r>
+        <w:rPr>
+          <w:rFonts w:eastAsia="黑体"/>
+        </w:rPr>
         <w:t xml:space="preserve"> </w:t>
       </w:r>
       <w:r>
         <w:rPr>
-          <w:rFonts w:hint="eastAsia"/>
+          <w:rFonts w:hint="eastAsia" w:eastAsia="黑体"/>
         </w:rPr>
         <w:t xml:space="preserve">的</w:t>
       </w:r>
       <w:r>
+        <w:rPr>
+          <w:rFonts w:eastAsia="黑体"/>
+        </w:rPr>
         <w:t xml:space="preserve"> CC </w:t>
       </w:r>
       <w:r>
         <w:rPr>
-          <w:rFonts w:hint="eastAsia"/>
+          <w:rFonts w:hint="eastAsia" w:eastAsia="黑体"/>
         </w:rPr>
         <w:t xml:space="preserve">引脚）以及</w:t>
       </w:r>
       <w:r>
+        <w:rPr>
+          <w:rFonts w:eastAsia="黑体"/>
+        </w:rPr>
         <w:t xml:space="preserve"> D+/D- </w:t>
       </w:r>
       <w:r>
         <w:rPr>
-          <w:rFonts w:hint="eastAsia"/>
+          <w:rFonts w:hint="eastAsia" w:eastAsia="黑体"/>
         </w:rPr>
         <w:t xml:space="preserve">差分数据节点。</w:t>
       </w:r>
@@ -299,227 +368,302 @@
       <w:pPr/>
       <w:r>
         <w:rPr>
-          <w:rFonts w:hint="eastAsia"/>
+          <w:rFonts w:hint="eastAsia" w:eastAsia="黑体"/>
         </w:rPr>
         <w:t xml:space="preserve">各元件管脚连接：协议芯片</w:t>
       </w:r>
       <w:r>
+        <w:rPr>
+          <w:rFonts w:eastAsia="黑体"/>
+        </w:rPr>
         <w:t xml:space="preserve"> IC1 </w:t>
       </w:r>
       <w:r>
         <w:rPr>
-          <w:rFonts w:hint="eastAsia"/>
+          <w:rFonts w:hint="eastAsia" w:eastAsia="黑体"/>
         </w:rPr>
         <w:t xml:space="preserve">的</w:t>
       </w:r>
       <w:r>
+        <w:rPr>
+          <w:rFonts w:eastAsia="黑体"/>
+        </w:rPr>
         <w:t xml:space="preserve"> </w:t>
       </w:r>
       <w:r>
         <w:rPr>
-          <w:rFonts w:hint="eastAsia"/>
+          <w:rFonts w:hint="eastAsia" w:eastAsia="黑体"/>
         </w:rPr>
         <w:t xml:space="preserve">CC（或</w:t>
       </w:r>
       <w:r>
+        <w:rPr>
+          <w:rFonts w:eastAsia="黑体"/>
+        </w:rPr>
         <w:t xml:space="preserve"> </w:t>
       </w:r>
       <w:r>
         <w:rPr>
-          <w:rFonts w:hint="eastAsia"/>
+          <w:rFonts w:hint="eastAsia" w:eastAsia="黑体"/>
         </w:rPr>
         <w:t xml:space="preserve">D+/D-）引脚接</w:t>
       </w:r>
       <w:r>
+        <w:rPr>
+          <w:rFonts w:eastAsia="黑体"/>
+        </w:rPr>
         <w:t xml:space="preserve"> Type-C </w:t>
       </w:r>
       <w:r>
         <w:rPr>
-          <w:rFonts w:hint="eastAsia"/>
+          <w:rFonts w:hint="eastAsia" w:eastAsia="黑体"/>
         </w:rPr>
         <w:t xml:space="preserve">接口</w:t>
       </w:r>
       <w:r>
+        <w:rPr>
+          <w:rFonts w:eastAsia="黑体"/>
+        </w:rPr>
         <w:t xml:space="preserve"> J1 </w:t>
       </w:r>
       <w:r>
         <w:rPr>
-          <w:rFonts w:hint="eastAsia"/>
+          <w:rFonts w:hint="eastAsia" w:eastAsia="黑体"/>
         </w:rPr>
         <w:t xml:space="preserve">的对应引脚，其电源端接</w:t>
       </w:r>
       <w:r>
+        <w:rPr>
+          <w:rFonts w:eastAsia="黑体"/>
+        </w:rPr>
         <w:t xml:space="preserve"> </w:t>
       </w:r>
       <w:r>
         <w:rPr>
-          <w:rFonts w:hint="eastAsia"/>
+          <w:rFonts w:hint="eastAsia" w:eastAsia="黑体"/>
         </w:rPr>
         <w:t xml:space="preserve">VIN、地端接</w:t>
       </w:r>
       <w:r>
+        <w:rPr>
+          <w:rFonts w:eastAsia="黑体"/>
+        </w:rPr>
         <w:t xml:space="preserve"> </w:t>
       </w:r>
       <w:r>
         <w:rPr>
-          <w:rFonts w:hint="eastAsia"/>
+          <w:rFonts w:hint="eastAsia" w:eastAsia="黑体"/>
         </w:rPr>
         <w:t xml:space="preserve">GND；IC1</w:t>
       </w:r>
       <w:r>
+        <w:rPr>
+          <w:rFonts w:eastAsia="黑体"/>
+        </w:rPr>
         <w:t xml:space="preserve"> </w:t>
       </w:r>
       <w:r>
         <w:rPr>
-          <w:rFonts w:hint="eastAsia"/>
+          <w:rFonts w:hint="eastAsia" w:eastAsia="黑体"/>
         </w:rPr>
         <w:t xml:space="preserve">的输出控制端接</w:t>
       </w:r>
       <w:r>
+        <w:rPr>
+          <w:rFonts w:eastAsia="黑体"/>
+        </w:rPr>
         <w:t xml:space="preserve"> DC-DC </w:t>
       </w:r>
       <w:r>
         <w:rPr>
-          <w:rFonts w:hint="eastAsia"/>
+          <w:rFonts w:hint="eastAsia" w:eastAsia="黑体"/>
         </w:rPr>
         <w:t xml:space="preserve">变换器的反馈/使能/驱动端，用于调节输出电压。功率</w:t>
       </w:r>
       <w:r>
+        <w:rPr>
+          <w:rFonts w:eastAsia="黑体"/>
+        </w:rPr>
         <w:t xml:space="preserve"> MOSFET Q1 </w:t>
       </w:r>
       <w:r>
         <w:rPr>
-          <w:rFonts w:hint="eastAsia"/>
+          <w:rFonts w:hint="eastAsia" w:eastAsia="黑体"/>
         </w:rPr>
         <w:t xml:space="preserve">的漏极</w:t>
       </w:r>
       <w:r>
+        <w:rPr>
+          <w:rFonts w:eastAsia="黑体"/>
+        </w:rPr>
         <w:t xml:space="preserve"> D </w:t>
       </w:r>
       <w:r>
         <w:rPr>
-          <w:rFonts w:hint="eastAsia"/>
+          <w:rFonts w:hint="eastAsia" w:eastAsia="黑体"/>
         </w:rPr>
         <w:t xml:space="preserve">接输入节点</w:t>
       </w:r>
       <w:r>
+        <w:rPr>
+          <w:rFonts w:eastAsia="黑体"/>
+        </w:rPr>
         <w:t xml:space="preserve"> </w:t>
       </w:r>
       <w:r>
         <w:rPr>
-          <w:rFonts w:hint="eastAsia"/>
+          <w:rFonts w:hint="eastAsia" w:eastAsia="黑体"/>
         </w:rPr>
         <w:t xml:space="preserve">VIN、源极</w:t>
       </w:r>
       <w:r>
+        <w:rPr>
+          <w:rFonts w:eastAsia="黑体"/>
+        </w:rPr>
         <w:t xml:space="preserve"> S </w:t>
       </w:r>
       <w:r>
         <w:rPr>
-          <w:rFonts w:hint="eastAsia"/>
+          <w:rFonts w:hint="eastAsia" w:eastAsia="黑体"/>
         </w:rPr>
         <w:t xml:space="preserve">接开关节点</w:t>
       </w:r>
       <w:r>
+        <w:rPr>
+          <w:rFonts w:eastAsia="黑体"/>
+        </w:rPr>
         <w:t xml:space="preserve"> </w:t>
       </w:r>
       <w:r>
         <w:rPr>
-          <w:rFonts w:hint="eastAsia"/>
+          <w:rFonts w:hint="eastAsia" w:eastAsia="黑体"/>
         </w:rPr>
         <w:t xml:space="preserve">SW、栅极</w:t>
       </w:r>
       <w:r>
+        <w:rPr>
+          <w:rFonts w:eastAsia="黑体"/>
+        </w:rPr>
         <w:t xml:space="preserve"> G </w:t>
       </w:r>
       <w:r>
         <w:rPr>
-          <w:rFonts w:hint="eastAsia"/>
+          <w:rFonts w:hint="eastAsia" w:eastAsia="黑体"/>
         </w:rPr>
         <w:t xml:space="preserve">接变换器的驱动输出；续流管</w:t>
       </w:r>
       <w:r>
+        <w:rPr>
+          <w:rFonts w:eastAsia="黑体"/>
+        </w:rPr>
         <w:t xml:space="preserve"> Q2 </w:t>
       </w:r>
       <w:r>
         <w:rPr>
-          <w:rFonts w:hint="eastAsia"/>
+          <w:rFonts w:hint="eastAsia" w:eastAsia="黑体"/>
         </w:rPr>
         <w:t xml:space="preserve">的漏极</w:t>
       </w:r>
       <w:r>
+        <w:rPr>
+          <w:rFonts w:eastAsia="黑体"/>
+        </w:rPr>
         <w:t xml:space="preserve"> D </w:t>
       </w:r>
       <w:r>
         <w:rPr>
-          <w:rFonts w:hint="eastAsia"/>
+          <w:rFonts w:hint="eastAsia" w:eastAsia="黑体"/>
         </w:rPr>
         <w:t xml:space="preserve">接开关节点</w:t>
       </w:r>
       <w:r>
+        <w:rPr>
+          <w:rFonts w:eastAsia="黑体"/>
+        </w:rPr>
         <w:t xml:space="preserve"> </w:t>
       </w:r>
       <w:r>
         <w:rPr>
-          <w:rFonts w:hint="eastAsia"/>
+          <w:rFonts w:hint="eastAsia" w:eastAsia="黑体"/>
         </w:rPr>
         <w:t xml:space="preserve">SW、源极</w:t>
       </w:r>
       <w:r>
+        <w:rPr>
+          <w:rFonts w:eastAsia="黑体"/>
+        </w:rPr>
         <w:t xml:space="preserve"> S </w:t>
       </w:r>
       <w:r>
         <w:rPr>
-          <w:rFonts w:hint="eastAsia"/>
+          <w:rFonts w:hint="eastAsia" w:eastAsia="黑体"/>
         </w:rPr>
         <w:t xml:space="preserve">接</w:t>
       </w:r>
       <w:r>
+        <w:rPr>
+          <w:rFonts w:eastAsia="黑体"/>
+        </w:rPr>
         <w:t xml:space="preserve"> </w:t>
       </w:r>
       <w:r>
         <w:rPr>
-          <w:rFonts w:hint="eastAsia"/>
+          <w:rFonts w:hint="eastAsia" w:eastAsia="黑体"/>
         </w:rPr>
         <w:t xml:space="preserve">GND、栅极</w:t>
       </w:r>
       <w:r>
+        <w:rPr>
+          <w:rFonts w:eastAsia="黑体"/>
+        </w:rPr>
         <w:t xml:space="preserve"> G </w:t>
       </w:r>
       <w:r>
         <w:rPr>
-          <w:rFonts w:hint="eastAsia"/>
+          <w:rFonts w:hint="eastAsia" w:eastAsia="黑体"/>
         </w:rPr>
         <w:t xml:space="preserve">接同步驱动；电感</w:t>
       </w:r>
       <w:r>
+        <w:rPr>
+          <w:rFonts w:eastAsia="黑体"/>
+        </w:rPr>
         <w:t xml:space="preserve"> L1 </w:t>
       </w:r>
       <w:r>
         <w:rPr>
-          <w:rFonts w:hint="eastAsia"/>
+          <w:rFonts w:hint="eastAsia" w:eastAsia="黑体"/>
         </w:rPr>
         <w:t xml:space="preserve">一端接开关节点</w:t>
       </w:r>
       <w:r>
+        <w:rPr>
+          <w:rFonts w:eastAsia="黑体"/>
+        </w:rPr>
         <w:t xml:space="preserve"> </w:t>
       </w:r>
       <w:r>
         <w:rPr>
-          <w:rFonts w:hint="eastAsia"/>
+          <w:rFonts w:hint="eastAsia" w:eastAsia="黑体"/>
         </w:rPr>
         <w:t xml:space="preserve">SW、另一端接输出节点</w:t>
       </w:r>
       <w:r>
+        <w:rPr>
+          <w:rFonts w:eastAsia="黑体"/>
+        </w:rPr>
         <w:t xml:space="preserve"> </w:t>
       </w:r>
       <w:r>
         <w:rPr>
-          <w:rFonts w:hint="eastAsia"/>
+          <w:rFonts w:hint="eastAsia" w:eastAsia="黑体"/>
         </w:rPr>
         <w:t xml:space="preserve">VBUS。输出电容</w:t>
       </w:r>
       <w:r>
+        <w:rPr>
+          <w:rFonts w:eastAsia="黑体"/>
+        </w:rPr>
         <w:t xml:space="preserve"> </w:t>
       </w:r>
       <m:oMath>
@@ -543,33 +687,45 @@
         </m:sSub>
       </m:oMath>
       <w:r>
+        <w:rPr>
+          <w:rFonts w:eastAsia="黑体"/>
+        </w:rPr>
         <w:t xml:space="preserve"> </w:t>
       </w:r>
       <w:r>
         <w:rPr>
-          <w:rFonts w:hint="eastAsia"/>
+          <w:rFonts w:hint="eastAsia" w:eastAsia="黑体"/>
         </w:rPr>
         <w:t xml:space="preserve">一端接</w:t>
       </w:r>
       <w:r>
+        <w:rPr>
+          <w:rFonts w:eastAsia="黑体"/>
+        </w:rPr>
         <w:t xml:space="preserve"> </w:t>
       </w:r>
       <w:r>
         <w:rPr>
-          <w:rFonts w:hint="eastAsia"/>
+          <w:rFonts w:hint="eastAsia" w:eastAsia="黑体"/>
         </w:rPr>
         <w:t xml:space="preserve">VBUS、另一端接</w:t>
       </w:r>
       <w:r>
+        <w:rPr>
+          <w:rFonts w:eastAsia="黑体"/>
+        </w:rPr>
         <w:t xml:space="preserve"> </w:t>
       </w:r>
       <w:r>
         <w:rPr>
-          <w:rFonts w:hint="eastAsia"/>
+          <w:rFonts w:hint="eastAsia" w:eastAsia="黑体"/>
         </w:rPr>
         <w:t xml:space="preserve">GND，输入电容</w:t>
       </w:r>
       <w:r>
+        <w:rPr>
+          <w:rFonts w:eastAsia="黑体"/>
+        </w:rPr>
         <w:t xml:space="preserve"> </w:t>
       </w:r>
       <m:oMath>
@@ -590,56 +746,74 @@
         </m:sSub>
       </m:oMath>
       <w:r>
+        <w:rPr>
+          <w:rFonts w:eastAsia="黑体"/>
+        </w:rPr>
         <w:t xml:space="preserve"> </w:t>
       </w:r>
       <w:r>
         <w:rPr>
-          <w:rFonts w:hint="eastAsia"/>
+          <w:rFonts w:hint="eastAsia" w:eastAsia="黑体"/>
         </w:rPr>
         <w:t xml:space="preserve">一端接</w:t>
       </w:r>
       <w:r>
+        <w:rPr>
+          <w:rFonts w:eastAsia="黑体"/>
+        </w:rPr>
         <w:t xml:space="preserve"> </w:t>
       </w:r>
       <w:r>
         <w:rPr>
-          <w:rFonts w:hint="eastAsia"/>
+          <w:rFonts w:hint="eastAsia" w:eastAsia="黑体"/>
         </w:rPr>
         <w:t xml:space="preserve">VIN、另一端接</w:t>
       </w:r>
       <w:r>
+        <w:rPr>
+          <w:rFonts w:eastAsia="黑体"/>
+        </w:rPr>
         <w:t xml:space="preserve"> </w:t>
       </w:r>
       <w:r>
         <w:rPr>
-          <w:rFonts w:hint="eastAsia"/>
+          <w:rFonts w:hint="eastAsia" w:eastAsia="黑体"/>
         </w:rPr>
         <w:t xml:space="preserve">GND。采样电阻</w:t>
       </w:r>
       <w:r>
+        <w:rPr>
+          <w:rFonts w:eastAsia="黑体"/>
+        </w:rPr>
         <w:t xml:space="preserve"> Rs </w:t>
       </w:r>
       <w:r>
         <w:rPr>
-          <w:rFonts w:hint="eastAsia"/>
+          <w:rFonts w:hint="eastAsia" w:eastAsia="黑体"/>
         </w:rPr>
         <w:t xml:space="preserve">串联在输出回路中（一端接</w:t>
       </w:r>
       <w:r>
+        <w:rPr>
+          <w:rFonts w:eastAsia="黑体"/>
+        </w:rPr>
         <w:t xml:space="preserve"> VBUS </w:t>
       </w:r>
       <w:r>
         <w:rPr>
-          <w:rFonts w:hint="eastAsia"/>
+          <w:rFonts w:hint="eastAsia" w:eastAsia="黑体"/>
         </w:rPr>
         <w:t xml:space="preserve">或输出地回路、另一端接负载/接口），其两端跨接</w:t>
       </w:r>
       <w:r>
+        <w:rPr>
+          <w:rFonts w:eastAsia="黑体"/>
+        </w:rPr>
         <w:t xml:space="preserve"> IC1 </w:t>
       </w:r>
       <w:r>
         <w:rPr>
-          <w:rFonts w:hint="eastAsia"/>
+          <w:rFonts w:hint="eastAsia" w:eastAsia="黑体"/>
         </w:rPr>
         <w:t xml:space="preserve">的电流检测引脚，用于恒流限流与过流保护。</w:t>
       </w:r>
@@ -648,43 +822,55 @@
       <w:pPr/>
       <w:r>
         <w:rPr>
-          <w:rFonts w:hint="eastAsia"/>
+          <w:rFonts w:hint="eastAsia" w:eastAsia="黑体"/>
         </w:rPr>
         <w:t xml:space="preserve">组态上这是一个”USB</w:t>
       </w:r>
       <w:r>
+        <w:rPr>
+          <w:rFonts w:eastAsia="黑体"/>
+        </w:rPr>
         <w:t xml:space="preserve"> PD/QC </w:t>
       </w:r>
       <w:r>
         <w:rPr>
-          <w:rFonts w:hint="eastAsia"/>
+          <w:rFonts w:hint="eastAsia" w:eastAsia="黑体"/>
         </w:rPr>
         <w:t xml:space="preserve">协议芯片</w:t>
       </w:r>
       <w:r>
+        <w:rPr>
+          <w:rFonts w:eastAsia="黑体"/>
+        </w:rPr>
         <w:t xml:space="preserve"> + DC-DC </w:t>
       </w:r>
       <w:r>
         <w:rPr>
-          <w:rFonts w:hint="eastAsia"/>
+          <w:rFonts w:hint="eastAsia" w:eastAsia="黑体"/>
         </w:rPr>
         <w:t xml:space="preserve">变换器”的快充组态，协议芯片经</w:t>
       </w:r>
       <w:r>
+        <w:rPr>
+          <w:rFonts w:eastAsia="黑体"/>
+        </w:rPr>
         <w:t xml:space="preserve"> CC </w:t>
       </w:r>
       <w:r>
         <w:rPr>
-          <w:rFonts w:hint="eastAsia"/>
+          <w:rFonts w:hint="eastAsia" w:eastAsia="黑体"/>
         </w:rPr>
         <w:t xml:space="preserve">或</w:t>
       </w:r>
       <w:r>
+        <w:rPr>
+          <w:rFonts w:eastAsia="黑体"/>
+        </w:rPr>
         <w:t xml:space="preserve"> D+/D- </w:t>
       </w:r>
       <w:r>
         <w:rPr>
-          <w:rFonts w:hint="eastAsia"/>
+          <w:rFonts w:hint="eastAsia" w:eastAsia="黑体"/>
         </w:rPr>
         <w:t xml:space="preserve">与设备协商电压/电流档位，再控制变换器输出相应功率，用于手机、平板等设备的快速充电。</w:t>
       </w:r>
@@ -697,7 +883,7 @@
       </w:pPr>
       <w:r>
         <w:rPr>
-          <w:rFonts w:hint="eastAsia"/>
+          <w:rFonts w:hint="eastAsia" w:eastAsia="黑体"/>
         </w:rPr>
         <w:t xml:space="preserve">工作原理</w:t>
       </w:r>
@@ -708,52 +894,67 @@
       </w:pPr>
       <w:r>
         <w:rPr>
-          <w:rFonts w:hint="eastAsia"/>
+          <w:rFonts w:hint="eastAsia" w:eastAsia="黑体"/>
         </w:rPr>
         <w:t xml:space="preserve">协议芯片通过</w:t>
       </w:r>
       <w:r>
+        <w:rPr>
+          <w:rFonts w:eastAsia="黑体"/>
+        </w:rPr>
         <w:t xml:space="preserve"> USB </w:t>
       </w:r>
       <w:r>
         <w:rPr>
-          <w:rFonts w:hint="eastAsia"/>
+          <w:rFonts w:hint="eastAsia" w:eastAsia="黑体"/>
         </w:rPr>
         <w:t xml:space="preserve">数据线（CC</w:t>
       </w:r>
       <w:r>
+        <w:rPr>
+          <w:rFonts w:eastAsia="黑体"/>
+        </w:rPr>
         <w:t xml:space="preserve"> </w:t>
       </w:r>
       <w:r>
         <w:rPr>
-          <w:rFonts w:hint="eastAsia"/>
+          <w:rFonts w:hint="eastAsia" w:eastAsia="黑体"/>
         </w:rPr>
         <w:t xml:space="preserve">引脚或</w:t>
       </w:r>
       <w:r>
+        <w:rPr>
+          <w:rFonts w:eastAsia="黑体"/>
+        </w:rPr>
         <w:t xml:space="preserve"> </w:t>
       </w:r>
       <w:r>
         <w:rPr>
-          <w:rFonts w:hint="eastAsia"/>
+          <w:rFonts w:hint="eastAsia" w:eastAsia="黑体"/>
         </w:rPr>
         <w:t xml:space="preserve">D+/D-）与设备协商，确定输出电压（如</w:t>
       </w:r>
       <w:r>
+        <w:rPr>
+          <w:rFonts w:eastAsia="黑体"/>
+        </w:rPr>
         <w:t xml:space="preserve"> 5 V/9 V/12 V/20 </w:t>
       </w:r>
       <w:r>
         <w:rPr>
-          <w:rFonts w:hint="eastAsia"/>
+          <w:rFonts w:hint="eastAsia" w:eastAsia="黑体"/>
         </w:rPr>
         <w:t xml:space="preserve">V）与电流档位；随后控制</w:t>
       </w:r>
       <w:r>
+        <w:rPr>
+          <w:rFonts w:eastAsia="黑体"/>
+        </w:rPr>
         <w:t xml:space="preserve"> DC-DC </w:t>
       </w:r>
       <w:r>
         <w:rPr>
-          <w:rFonts w:hint="eastAsia"/>
+          <w:rFonts w:hint="eastAsia" w:eastAsia="黑体"/>
         </w:rPr>
         <w:t xml:space="preserve">变换器调节输出电压，同时通过采样电阻监测输出电流实现恒压（CV）/恒流（CC）充电或过流保护。</w:t>
       </w:r>
@@ -766,7 +967,7 @@
       </w:pPr>
       <w:r>
         <w:rPr>
-          <w:rFonts w:hint="eastAsia"/>
+          <w:rFonts w:hint="eastAsia" w:eastAsia="黑体"/>
         </w:rPr>
         <w:t xml:space="preserve">关键计算公式</w:t>
       </w:r>
@@ -779,11 +980,14 @@
         </w:numPr>
       </w:pPr>
       <w:r>
+        <w:rPr>
+          <w:rFonts w:eastAsia="黑体"/>
+        </w:rPr>
         <w:t xml:space="preserve">Buck </w:t>
       </w:r>
       <w:r>
         <w:rPr>
-          <w:rFonts w:hint="eastAsia"/>
+          <w:rFonts w:hint="eastAsia" w:eastAsia="黑体"/>
         </w:rPr>
         <w:t xml:space="preserve">占空比（连续模式）：</w:t>
       </w:r>
@@ -861,7 +1065,7 @@
       </w:pPr>
       <w:r>
         <w:rPr>
-          <w:rFonts w:hint="eastAsia"/>
+          <w:rFonts w:hint="eastAsia" w:eastAsia="黑体"/>
         </w:rPr>
         <w:t xml:space="preserve">输出功率：</w:t>
       </w:r>
@@ -948,7 +1152,7 @@
       </w:pPr>
       <w:r>
         <w:rPr>
-          <w:rFonts w:hint="eastAsia"/>
+          <w:rFonts w:hint="eastAsia" w:eastAsia="黑体"/>
         </w:rPr>
         <w:t xml:space="preserve">电流采样电压：</w:t>
       </w:r>
@@ -1053,7 +1257,7 @@
       </w:pPr>
       <w:r>
         <w:rPr>
-          <w:rFonts w:hint="eastAsia"/>
+          <w:rFonts w:hint="eastAsia" w:eastAsia="黑体"/>
         </w:rPr>
         <w:t xml:space="preserve">效率：</w:t>
       </w:r>
@@ -1228,7 +1432,7 @@
             </w:pPr>
             <w:r>
               <w:rPr>
-                <w:rFonts w:hint="eastAsia"/>
+                <w:rFonts w:hint="eastAsia" w:eastAsia="黑体"/>
               </w:rPr>
               <w:t xml:space="preserve">符号</w:t>
             </w:r>
@@ -1242,7 +1446,7 @@
             </w:pPr>
             <w:r>
               <w:rPr>
-                <w:rFonts w:hint="eastAsia"/>
+                <w:rFonts w:hint="eastAsia" w:eastAsia="黑体"/>
               </w:rPr>
               <w:t xml:space="preserve">含义</w:t>
             </w:r>
@@ -1256,7 +1460,7 @@
             </w:pPr>
             <w:r>
               <w:rPr>
-                <w:rFonts w:hint="eastAsia"/>
+                <w:rFonts w:hint="eastAsia" w:eastAsia="黑体"/>
               </w:rPr>
               <w:t xml:space="preserve">单位</w:t>
             </w:r>
@@ -1291,6 +1495,9 @@
               </m:sSub>
             </m:oMath>
             <w:r>
+              <w:rPr>
+                <w:rFonts w:eastAsia="黑体"/>
+              </w:rPr>
               <w:t xml:space="preserve">​</w:t>
             </w:r>
           </w:p>
@@ -1303,7 +1510,7 @@
             </w:pPr>
             <w:r>
               <w:rPr>
-                <w:rFonts w:hint="eastAsia"/>
+                <w:rFonts w:hint="eastAsia" w:eastAsia="黑体"/>
               </w:rPr>
               <w:t xml:space="preserve">输出（充电）电压</w:t>
             </w:r>
@@ -1316,6 +1523,9 @@
               <w:pStyle w:val="Compact"/>
             </w:pPr>
             <w:r>
+              <w:rPr>
+                <w:rFonts w:eastAsia="黑体"/>
+              </w:rPr>
               <w:t xml:space="preserve">V</w:t>
             </w:r>
           </w:p>
@@ -1346,6 +1556,9 @@
               </m:sSub>
             </m:oMath>
             <w:r>
+              <w:rPr>
+                <w:rFonts w:eastAsia="黑体"/>
+              </w:rPr>
               <w:t xml:space="preserve">​</w:t>
             </w:r>
           </w:p>
@@ -1358,7 +1571,7 @@
             </w:pPr>
             <w:r>
               <w:rPr>
-                <w:rFonts w:hint="eastAsia"/>
+                <w:rFonts w:hint="eastAsia" w:eastAsia="黑体"/>
               </w:rPr>
               <w:t xml:space="preserve">输入电压</w:t>
             </w:r>
@@ -1371,6 +1584,9 @@
               <w:pStyle w:val="Compact"/>
             </w:pPr>
             <w:r>
+              <w:rPr>
+                <w:rFonts w:eastAsia="黑体"/>
+              </w:rPr>
               <w:t xml:space="preserve">V</w:t>
             </w:r>
           </w:p>
@@ -1404,6 +1620,9 @@
               </m:sSub>
             </m:oMath>
             <w:r>
+              <w:rPr>
+                <w:rFonts w:eastAsia="黑体"/>
+              </w:rPr>
               <w:t xml:space="preserve">​</w:t>
             </w:r>
           </w:p>
@@ -1416,7 +1635,7 @@
             </w:pPr>
             <w:r>
               <w:rPr>
-                <w:rFonts w:hint="eastAsia"/>
+                <w:rFonts w:hint="eastAsia" w:eastAsia="黑体"/>
               </w:rPr>
               <w:t xml:space="preserve">输出（充电）电流</w:t>
             </w:r>
@@ -1429,6 +1648,9 @@
               <w:pStyle w:val="Compact"/>
             </w:pPr>
             <w:r>
+              <w:rPr>
+                <w:rFonts w:eastAsia="黑体"/>
+              </w:rPr>
               <w:t xml:space="preserve">A</w:t>
             </w:r>
           </w:p>
@@ -1447,6 +1669,9 @@
               </m:r>
             </m:oMath>
             <w:r>
+              <w:rPr>
+                <w:rFonts w:eastAsia="黑体"/>
+              </w:rPr>
               <w:t xml:space="preserve">​</w:t>
             </w:r>
           </w:p>
@@ -1459,7 +1684,7 @@
             </w:pPr>
             <w:r>
               <w:rPr>
-                <w:rFonts w:hint="eastAsia"/>
+                <w:rFonts w:hint="eastAsia" w:eastAsia="黑体"/>
               </w:rPr>
               <w:t xml:space="preserve">占空比</w:t>
             </w:r>
@@ -1472,6 +1697,9 @@
               <w:pStyle w:val="Compact"/>
             </w:pPr>
             <w:r>
+              <w:rPr>
+                <w:rFonts w:eastAsia="黑体"/>
+              </w:rPr>
               <w:t xml:space="preserve">—</w:t>
             </w:r>
           </w:p>
@@ -1511,6 +1739,9 @@
               </m:sSub>
             </m:oMath>
             <w:r>
+              <w:rPr>
+                <w:rFonts w:eastAsia="黑体"/>
+              </w:rPr>
               <w:t xml:space="preserve">​</w:t>
             </w:r>
           </w:p>
@@ -1523,7 +1754,7 @@
             </w:pPr>
             <w:r>
               <w:rPr>
-                <w:rFonts w:hint="eastAsia"/>
+                <w:rFonts w:hint="eastAsia" w:eastAsia="黑体"/>
               </w:rPr>
               <w:t xml:space="preserve">采样电阻</w:t>
             </w:r>
@@ -1536,6 +1767,9 @@
               <w:pStyle w:val="Compact"/>
             </w:pPr>
             <w:r>
+              <w:rPr>
+                <w:rFonts w:eastAsia="黑体"/>
+              </w:rPr>
               <w:t xml:space="preserve">Ω</w:t>
             </w:r>
           </w:p>
@@ -1554,6 +1788,9 @@
               </m:r>
             </m:oMath>
             <w:r>
+              <w:rPr>
+                <w:rFonts w:eastAsia="黑体"/>
+              </w:rPr>
               <w:t xml:space="preserve">​</w:t>
             </w:r>
           </w:p>
@@ -1566,7 +1803,7 @@
             </w:pPr>
             <w:r>
               <w:rPr>
-                <w:rFonts w:hint="eastAsia"/>
+                <w:rFonts w:hint="eastAsia" w:eastAsia="黑体"/>
               </w:rPr>
               <w:t xml:space="preserve">效率</w:t>
             </w:r>
@@ -1579,6 +1816,9 @@
               <w:pStyle w:val="Compact"/>
             </w:pPr>
             <w:r>
+              <w:rPr>
+                <w:rFonts w:eastAsia="黑体"/>
+              </w:rPr>
               <w:t xml:space="preserve">—</w:t>
             </w:r>
           </w:p>
@@ -1593,7 +1833,7 @@
       </w:pPr>
       <w:r>
         <w:rPr>
-          <w:rFonts w:hint="eastAsia"/>
+          <w:rFonts w:hint="eastAsia" w:eastAsia="黑体"/>
         </w:rPr>
         <w:t xml:space="preserve">元件调整影响</w:t>
       </w:r>
@@ -1608,21 +1848,27 @@
       </w:pPr>
       <w:r>
         <w:rPr>
-          <w:rFonts w:hint="eastAsia"/>
+          <w:rFonts w:hint="eastAsia" w:eastAsia="黑体"/>
           <w:b/>
           <w:bCs/>
         </w:rPr>
         <w:t xml:space="preserve">输出电压档位提高</w:t>
       </w:r>
       <w:r>
+        <w:rPr>
+          <w:rFonts w:eastAsia="黑体"/>
+        </w:rPr>
         <w:t xml:space="preserve"> </w:t>
       </w:r>
       <w:r>
+        <w:rPr>
+          <w:rFonts w:eastAsia="黑体"/>
+        </w:rPr>
         <w:t xml:space="preserve">→ </w:t>
       </w:r>
       <w:r>
         <w:rPr>
-          <w:rFonts w:hint="eastAsia"/>
+          <w:rFonts w:hint="eastAsia" w:eastAsia="黑体"/>
         </w:rPr>
         <w:t xml:space="preserve">充电功率增大（</w:t>
       </w:r>
@@ -1645,7 +1891,7 @@
       </m:oMath>
       <w:r>
         <w:rPr>
-          <w:rFonts w:hint="eastAsia"/>
+          <w:rFonts w:hint="eastAsia" w:eastAsia="黑体"/>
         </w:rPr>
         <w:t xml:space="preserve">），但线损与发热上升。</w:t>
       </w:r>
@@ -1686,6 +1932,7 @@
       </m:oMath>
       <w:r>
         <w:rPr>
+          <w:rFonts w:eastAsia="黑体"/>
           <w:b/>
           <w:bCs/>
         </w:rPr>
@@ -1693,21 +1940,27 @@
       </w:r>
       <w:r>
         <w:rPr>
-          <w:rFonts w:hint="eastAsia"/>
+          <w:rFonts w:hint="eastAsia" w:eastAsia="黑体"/>
           <w:b/>
           <w:bCs/>
         </w:rPr>
         <w:t xml:space="preserve">增大</w:t>
       </w:r>
       <w:r>
+        <w:rPr>
+          <w:rFonts w:eastAsia="黑体"/>
+        </w:rPr>
         <w:t xml:space="preserve"> </w:t>
       </w:r>
       <w:r>
+        <w:rPr>
+          <w:rFonts w:eastAsia="黑体"/>
+        </w:rPr>
         <w:t xml:space="preserve">→ </w:t>
       </w:r>
       <w:r>
         <w:rPr>
-          <w:rFonts w:hint="eastAsia"/>
+          <w:rFonts w:hint="eastAsia" w:eastAsia="黑体"/>
         </w:rPr>
         <w:t xml:space="preserve">电流检测分辨率提高，但损耗增大、影响效率。</w:t>
       </w:r>
@@ -1742,6 +1995,7 @@
       </m:oMath>
       <w:r>
         <w:rPr>
+          <w:rFonts w:eastAsia="黑体"/>
           <w:b/>
           <w:bCs/>
         </w:rPr>
@@ -1749,21 +2003,27 @@
       </w:r>
       <w:r>
         <w:rPr>
-          <w:rFonts w:hint="eastAsia"/>
+          <w:rFonts w:hint="eastAsia" w:eastAsia="黑体"/>
           <w:b/>
           <w:bCs/>
         </w:rPr>
         <w:t xml:space="preserve">上限提高</w:t>
       </w:r>
       <w:r>
+        <w:rPr>
+          <w:rFonts w:eastAsia="黑体"/>
+        </w:rPr>
         <w:t xml:space="preserve"> </w:t>
       </w:r>
       <w:r>
+        <w:rPr>
+          <w:rFonts w:eastAsia="黑体"/>
+        </w:rPr>
         <w:t xml:space="preserve">→ </w:t>
       </w:r>
       <w:r>
         <w:rPr>
-          <w:rFonts w:hint="eastAsia"/>
+          <w:rFonts w:hint="eastAsia" w:eastAsia="黑体"/>
         </w:rPr>
         <w:t xml:space="preserve">充电更快，但需匹配线缆与设备承受能力。</w:t>
       </w:r>
@@ -1778,7 +2038,7 @@
       </w:pPr>
       <w:r>
         <w:rPr>
-          <w:rFonts w:hint="eastAsia"/>
+          <w:rFonts w:hint="eastAsia" w:eastAsia="黑体"/>
           <w:b/>
           <w:bCs/>
         </w:rPr>
@@ -1786,6 +2046,7 @@
       </w:r>
       <w:r>
         <w:rPr>
+          <w:rFonts w:eastAsia="黑体"/>
           <w:b/>
           <w:bCs/>
         </w:rPr>
@@ -1793,21 +2054,27 @@
       </w:r>
       <w:r>
         <w:rPr>
-          <w:rFonts w:hint="eastAsia"/>
+          <w:rFonts w:hint="eastAsia" w:eastAsia="黑体"/>
           <w:b/>
           <w:bCs/>
         </w:rPr>
         <w:t xml:space="preserve">增大</w:t>
       </w:r>
       <w:r>
+        <w:rPr>
+          <w:rFonts w:eastAsia="黑体"/>
+        </w:rPr>
         <w:t xml:space="preserve"> </w:t>
       </w:r>
       <w:r>
+        <w:rPr>
+          <w:rFonts w:eastAsia="黑体"/>
+        </w:rPr>
         <w:t xml:space="preserve">→ </w:t>
       </w:r>
       <w:r>
         <w:rPr>
-          <w:rFonts w:hint="eastAsia"/>
+          <w:rFonts w:hint="eastAsia" w:eastAsia="黑体"/>
         </w:rPr>
         <w:t xml:space="preserve">输出电压升高，需保证变换器不进入饱和。</w:t>
       </w:r>
@@ -1820,7 +2087,7 @@
       </w:pPr>
       <w:r>
         <w:rPr>
-          <w:rFonts w:hint="eastAsia"/>
+          <w:rFonts w:hint="eastAsia" w:eastAsia="黑体"/>
         </w:rPr>
         <w:t xml:space="preserve">典型参数示例</w:t>
       </w:r>
@@ -1835,11 +2102,14 @@
       </w:pPr>
       <w:r>
         <w:rPr>
-          <w:rFonts w:hint="eastAsia"/>
+          <w:rFonts w:hint="eastAsia" w:eastAsia="黑体"/>
         </w:rPr>
         <w:t xml:space="preserve">取</w:t>
       </w:r>
       <w:r>
+        <w:rPr>
+          <w:rFonts w:eastAsia="黑体"/>
+        </w:rPr>
         <w:t xml:space="preserve"> </w:t>
       </w:r>
       <m:oMath>
@@ -1879,6 +2149,9 @@
         </m:r>
       </m:oMath>
       <w:r>
+        <w:rPr>
+          <w:rFonts w:eastAsia="黑体"/>
+        </w:rPr>
         <w:t xml:space="preserve">、</w:t>
       </w:r>
       <m:oMath>
@@ -1922,7 +2195,7 @@
       </m:oMath>
       <w:r>
         <w:rPr>
-          <w:rFonts w:hint="eastAsia"/>
+          <w:rFonts w:hint="eastAsia" w:eastAsia="黑体"/>
         </w:rPr>
         <w:t xml:space="preserve">：</w:t>
       </w:r>
@@ -1959,6 +2232,9 @@
         </m:r>
       </m:oMath>
       <w:r>
+        <w:rPr>
+          <w:rFonts w:eastAsia="黑体"/>
+        </w:rPr>
         <w:t xml:space="preserve">。</w:t>
       </w:r>
     </w:p>
@@ -1971,15 +2247,21 @@
         </w:numPr>
       </w:pPr>
       <w:r>
+        <w:rPr>
+          <w:rFonts w:eastAsia="黑体"/>
+        </w:rPr>
         <w:t xml:space="preserve">QC3.0 </w:t>
       </w:r>
       <w:r>
         <w:rPr>
-          <w:rFonts w:hint="eastAsia"/>
+          <w:rFonts w:hint="eastAsia" w:eastAsia="黑体"/>
         </w:rPr>
         <w:t xml:space="preserve">输出</w:t>
       </w:r>
       <w:r>
+        <w:rPr>
+          <w:rFonts w:eastAsia="黑体"/>
+        </w:rPr>
         <w:t xml:space="preserve"> </w:t>
       </w:r>
       <m:oMath>
@@ -2022,6 +2304,9 @@
         </m:r>
       </m:oMath>
       <w:r>
+        <w:rPr>
+          <w:rFonts w:eastAsia="黑体"/>
+        </w:rPr>
         <w:t xml:space="preserve">、</w:t>
       </w:r>
       <m:oMath>
@@ -2065,7 +2350,7 @@
       </m:oMath>
       <w:r>
         <w:rPr>
-          <w:rFonts w:hint="eastAsia"/>
+          <w:rFonts w:hint="eastAsia" w:eastAsia="黑体"/>
         </w:rPr>
         <w:t xml:space="preserve">：</w:t>
       </w:r>
@@ -2104,11 +2389,14 @@
       </m:oMath>
       <w:r>
         <w:rPr>
-          <w:rFonts w:hint="eastAsia"/>
+          <w:rFonts w:hint="eastAsia" w:eastAsia="黑体"/>
         </w:rPr>
         <w:t xml:space="preserve">；若效率</w:t>
       </w:r>
       <w:r>
+        <w:rPr>
+          <w:rFonts w:eastAsia="黑体"/>
+        </w:rPr>
         <w:t xml:space="preserve"> </w:t>
       </w:r>
       <m:oMath>
@@ -2133,11 +2421,14 @@
       </m:oMath>
       <w:r>
         <w:rPr>
-          <w:rFonts w:hint="eastAsia"/>
+          <w:rFonts w:hint="eastAsia" w:eastAsia="黑体"/>
         </w:rPr>
         <w:t xml:space="preserve">，输入功率</w:t>
       </w:r>
       <w:r>
+        <w:rPr>
+          <w:rFonts w:eastAsia="黑体"/>
+        </w:rPr>
         <w:t xml:space="preserve"> </w:t>
       </w:r>
       <m:oMath>
@@ -2177,6 +2468,9 @@
         </m:r>
       </m:oMath>
       <w:r>
+        <w:rPr>
+          <w:rFonts w:eastAsia="黑体"/>
+        </w:rPr>
         <w:t xml:space="preserve">。</w:t>
       </w:r>
     </w:p>
@@ -2188,7 +2482,7 @@
       </w:pPr>
       <w:r>
         <w:rPr>
-          <w:rFonts w:hint="eastAsia"/>
+          <w:rFonts w:hint="eastAsia" w:eastAsia="黑体"/>
         </w:rPr>
         <w:t xml:space="preserve">常见器件型号</w:t>
       </w:r>
@@ -2203,7 +2497,7 @@
       </w:pPr>
       <w:r>
         <w:rPr>
-          <w:rFonts w:hint="eastAsia"/>
+          <w:rFonts w:hint="eastAsia" w:eastAsia="黑体"/>
         </w:rPr>
         <w:t xml:space="preserve">协议/控制芯片：IP5318、IP2712（英集芯）、SC8802、TPS65987D（TI）。</w:t>
       </w:r>
@@ -2218,7 +2512,7 @@
       </w:pPr>
       <w:r>
         <w:rPr>
-          <w:rFonts w:hint="eastAsia"/>
+          <w:rFonts w:hint="eastAsia" w:eastAsia="黑体"/>
         </w:rPr>
         <w:t xml:space="preserve">DC-DC：MP2315、TPS54331、RT7296。</w:t>
       </w:r>
@@ -2232,29 +2526,38 @@
         </w:numPr>
       </w:pPr>
       <w:r>
+        <w:rPr>
+          <w:rFonts w:eastAsia="黑体"/>
+        </w:rPr>
         <w:t xml:space="preserve">USB </w:t>
       </w:r>
       <w:r>
         <w:rPr>
-          <w:rFonts w:hint="eastAsia"/>
+          <w:rFonts w:hint="eastAsia" w:eastAsia="黑体"/>
         </w:rPr>
         <w:t xml:space="preserve">接口：USB</w:t>
       </w:r>
       <w:r>
+        <w:rPr>
+          <w:rFonts w:eastAsia="黑体"/>
+        </w:rPr>
         <w:t xml:space="preserve"> Type-C </w:t>
       </w:r>
       <w:r>
         <w:rPr>
-          <w:rFonts w:hint="eastAsia"/>
+          <w:rFonts w:hint="eastAsia" w:eastAsia="黑体"/>
         </w:rPr>
         <w:t xml:space="preserve">母座（带</w:t>
       </w:r>
       <w:r>
+        <w:rPr>
+          <w:rFonts w:eastAsia="黑体"/>
+        </w:rPr>
         <w:t xml:space="preserve"> CC </w:t>
       </w:r>
       <w:r>
         <w:rPr>
-          <w:rFonts w:hint="eastAsia"/>
+          <w:rFonts w:hint="eastAsia" w:eastAsia="黑体"/>
         </w:rPr>
         <w:t xml:space="preserve">识别）。</w:t>
       </w:r>
@@ -2269,7 +2572,7 @@
       </w:pPr>
       <w:r>
         <w:rPr>
-          <w:rFonts w:hint="eastAsia"/>
+          <w:rFonts w:hint="eastAsia" w:eastAsia="黑体"/>
         </w:rPr>
         <w:t xml:space="preserve">采样电阻：低阻值高精度金属采样电阻（毫欧级）。</w:t>
       </w:r>
@@ -2282,7 +2585,7 @@
       </w:pPr>
       <w:r>
         <w:rPr>
-          <w:rFonts w:hint="eastAsia"/>
+          <w:rFonts w:hint="eastAsia" w:eastAsia="黑体"/>
         </w:rPr>
         <w:t xml:space="preserve">注意事项</w:t>
       </w:r>
@@ -2297,16 +2600,19 @@
       </w:pPr>
       <w:r>
         <w:rPr>
-          <w:rFonts w:hint="eastAsia"/>
+          <w:rFonts w:hint="eastAsia" w:eastAsia="黑体"/>
         </w:rPr>
         <w:t xml:space="preserve">需正确识别</w:t>
       </w:r>
       <w:r>
+        <w:rPr>
+          <w:rFonts w:eastAsia="黑体"/>
+        </w:rPr>
         <w:t xml:space="preserve"> CC </w:t>
       </w:r>
       <w:r>
         <w:rPr>
-          <w:rFonts w:hint="eastAsia"/>
+          <w:rFonts w:hint="eastAsia" w:eastAsia="黑体"/>
         </w:rPr>
         <w:t xml:space="preserve">引脚/协议，否则无法进入快充模式。</w:t>
       </w:r>
@@ -2321,7 +2627,7 @@
       </w:pPr>
       <w:r>
         <w:rPr>
-          <w:rFonts w:hint="eastAsia"/>
+          <w:rFonts w:hint="eastAsia" w:eastAsia="黑体"/>
         </w:rPr>
         <w:t xml:space="preserve">线缆压降会随电流增大而升高，需线损补偿（线补）。</w:t>
       </w:r>
@@ -2336,7 +2642,7 @@
       </w:pPr>
       <w:r>
         <w:rPr>
-          <w:rFonts w:hint="eastAsia"/>
+          <w:rFonts w:hint="eastAsia" w:eastAsia="黑体"/>
         </w:rPr>
         <w:t xml:space="preserve">输出电流采样与热管理需匹配，防止过流过热。</w:t>
       </w:r>
@@ -2351,16 +2657,19 @@
       </w:pPr>
       <w:r>
         <w:rPr>
-          <w:rFonts w:hint="eastAsia"/>
+          <w:rFonts w:hint="eastAsia" w:eastAsia="黑体"/>
         </w:rPr>
         <w:t xml:space="preserve">遵守</w:t>
       </w:r>
       <w:r>
+        <w:rPr>
+          <w:rFonts w:eastAsia="黑体"/>
+        </w:rPr>
         <w:t xml:space="preserve"> USB PD/QC </w:t>
       </w:r>
       <w:r>
         <w:rPr>
-          <w:rFonts w:hint="eastAsia"/>
+          <w:rFonts w:hint="eastAsia" w:eastAsia="黑体"/>
         </w:rPr>
         <w:t xml:space="preserve">协议时序与电压档位，避免损坏设备。</w:t>
       </w:r>
@@ -2373,7 +2682,7 @@
       </w:pPr>
       <w:r>
         <w:rPr>
-          <w:rFonts w:hint="eastAsia"/>
+          <w:rFonts w:hint="eastAsia" w:eastAsia="黑体"/>
         </w:rPr>
         <w:t xml:space="preserve">参考资料</w:t>
       </w:r>
@@ -2387,6 +2696,9 @@
         </w:numPr>
       </w:pPr>
       <w:r>
+        <w:rPr>
+          <w:rFonts w:eastAsia="黑体"/>
+        </w:rPr>
         <w:t xml:space="preserve">Wikipedia: USB Power Delivery / Quick Charge。</w:t>
       </w:r>
     </w:p>
@@ -2399,20 +2711,26 @@
         </w:numPr>
       </w:pPr>
       <w:r>
+        <w:rPr>
+          <w:rFonts w:eastAsia="黑体"/>
+        </w:rPr>
         <w:t xml:space="preserve">TI TPS65987D </w:t>
       </w:r>
       <w:r>
         <w:rPr>
-          <w:rFonts w:hint="eastAsia"/>
+          <w:rFonts w:hint="eastAsia" w:eastAsia="黑体"/>
         </w:rPr>
         <w:t xml:space="preserve">数据手册（Texas</w:t>
       </w:r>
       <w:r>
+        <w:rPr>
+          <w:rFonts w:eastAsia="黑体"/>
+        </w:rPr>
         <w:t xml:space="preserve"> </w:t>
       </w:r>
       <w:r>
         <w:rPr>
-          <w:rFonts w:hint="eastAsia"/>
+          <w:rFonts w:hint="eastAsia" w:eastAsia="黑体"/>
         </w:rPr>
         <w:t xml:space="preserve">Instruments）。</w:t>
       </w:r>
@@ -2426,11 +2744,14 @@
         </w:numPr>
       </w:pPr>
       <w:r>
+        <w:rPr>
+          <w:rFonts w:eastAsia="黑体"/>
+        </w:rPr>
         <w:t xml:space="preserve">USB Power Delivery </w:t>
       </w:r>
       <w:r>
         <w:rPr>
-          <w:rFonts w:hint="eastAsia"/>
+          <w:rFonts w:hint="eastAsia" w:eastAsia="黑体"/>
         </w:rPr>
         <w:t xml:space="preserve">规范（USB-IF）。</w:t>
       </w:r>
@@ -2444,11 +2765,11 @@
       </w:pPr>
       <w:r>
         <w:rPr>
-          <w:rFonts w:ascii="Times New Roman" w:hAnsi="Times New Roman"/>
+          <w:rFonts w:ascii="Times New Roman" w:hAnsi="Times New Roman" w:eastAsia="黑体"/>
           <w:color w:val="555555"/>
           <w:sz w:val="21"/>
         </w:rPr>
-        <w:t>材料收集者：杜文杰</w:t>
+        <w:t>材料收集者：杜文杰，WX手机：19519196569，QQ:3478827729</w:t>
       </w:r>
     </w:p>
     <w:sectPr>
@@ -2468,7 +2789,7 @@
 </file>
 
 <file path=word/footer1.xml><?xml version="1.0" encoding="utf-8"?>
-<w:ftr xmlns:m="http://schemas.openxmlformats.org/officeDocument/2006/math" xmlns:mc="http://schemas.openxmlformats.org/markup-compatibility/2006" xmlns:mo="http://schemas.microsoft.com/office/mac/office/2008/main" xmlns:mv="urn:schemas-microsoft-com:mac:vml" xmlns:o="urn:schemas-microsoft-com:office:office" xmlns:r="http://schemas.openxmlformats.org/officeDocument/2006/relationships" xmlns:v="urn:schemas-microsoft-com:vml" xmlns:w10="urn:schemas-microsoft-com:office:word" xmlns:w14="http://schemas.microsoft.com/office/word/2010/wordml" xmlns:w="http://schemas.openxmlformats.org/wordprocessingml/2006/main" xmlns:wne="http://schemas.microsoft.com/office/word/2006/wordml" xmlns:wp14="http://schemas.microsoft.com/office/word/2010/wordprocessingDrawing" xmlns:wp="http://schemas.openxmlformats.org/drawingml/2006/wordprocessingDrawing" xmlns:wpc="http://schemas.microsoft.com/office/word/2010/wordprocessingCanvas" xmlns:wpg="http://schemas.microsoft.com/office/word/2010/wordprocessingGroup" xmlns:wpi="http://schemas.microsoft.com/office/word/2010/wordprocessingInk" xmlns:wps="http://schemas.microsoft.com/office/word/2010/wordprocessingShape" mc:Ignorable="w14 wp14">
+<w:ftr xmlns:mc="http://schemas.openxmlformats.org/markup-compatibility/2006" xmlns:w="http://schemas.openxmlformats.org/wordprocessingml/2006/main" xmlns:m="http://schemas.openxmlformats.org/officeDocument/2006/math" xmlns:mo="http://schemas.microsoft.com/office/mac/office/2008/main" xmlns:mv="urn:schemas-microsoft-com:mac:vml" xmlns:o="urn:schemas-microsoft-com:office:office" xmlns:r="http://schemas.openxmlformats.org/officeDocument/2006/relationships" xmlns:v="urn:schemas-microsoft-com:vml" xmlns:w10="urn:schemas-microsoft-com:office:word" xmlns:w14="http://schemas.microsoft.com/office/word/2010/wordml" xmlns:wne="http://schemas.microsoft.com/office/word/2006/wordml" xmlns:wp14="http://schemas.microsoft.com/office/word/2010/wordprocessingDrawing" xmlns:wp="http://schemas.openxmlformats.org/drawingml/2006/wordprocessingDrawing" xmlns:wpc="http://schemas.microsoft.com/office/word/2010/wordprocessingCanvas" xmlns:wpg="http://schemas.microsoft.com/office/word/2010/wordprocessingGroup" xmlns:wpi="http://schemas.microsoft.com/office/word/2010/wordprocessingInk" xmlns:wps="http://schemas.microsoft.com/office/word/2010/wordprocessingShape" mc:Ignorable="w14 wp14">
   <w:p>
     <w:pPr>
       <w:pStyle w:val="Footer"/>
@@ -2476,12 +2797,14 @@
     </w:pPr>
     <w:r>
       <w:rPr>
+        <w:rFonts w:eastAsia="黑体"/>
         <w:sz w:val="18"/>
       </w:rPr>
       <w:t xml:space="preserve">第 </w:t>
     </w:r>
     <w:r>
       <w:rPr>
+        <w:rFonts w:eastAsia="黑体"/>
         <w:sz w:val="18"/>
       </w:rPr>
       <w:fldChar w:fldCharType="begin"/>
@@ -2490,6 +2813,7 @@
     </w:r>
     <w:r>
       <w:rPr>
+        <w:rFonts w:eastAsia="黑体"/>
         <w:sz w:val="18"/>
       </w:rPr>
       <w:t xml:space="preserve"> 页</w:t>
@@ -2503,6 +2827,9 @@
   <w:footnote w:type="continuationSeparator" w:id="0">
     <w:p>
       <w:r>
+        <w:rPr>
+          <w:rFonts w:eastAsia="黑体"/>
+        </w:rPr>
         <w:continuationSeparator/>
       </w:r>
     </w:p>
@@ -2510,6 +2837,9 @@
   <w:footnote w:type="separator" w:id="-1">
     <w:p>
       <w:r>
+        <w:rPr>
+          <w:rFonts w:eastAsia="黑体"/>
+        </w:rPr>
         <w:separator/>
       </w:r>
     </w:p>
@@ -2518,7 +2848,7 @@
 </file>
 
 <file path=word/header1.xml><?xml version="1.0" encoding="utf-8"?>
-<w:hdr xmlns:m="http://schemas.openxmlformats.org/officeDocument/2006/math" xmlns:mc="http://schemas.openxmlformats.org/markup-compatibility/2006" xmlns:mo="http://schemas.microsoft.com/office/mac/office/2008/main" xmlns:mv="urn:schemas-microsoft-com:mac:vml" xmlns:o="urn:schemas-microsoft-com:office:office" xmlns:r="http://schemas.openxmlformats.org/officeDocument/2006/relationships" xmlns:v="urn:schemas-microsoft-com:vml" xmlns:w10="urn:schemas-microsoft-com:office:word" xmlns:w14="http://schemas.microsoft.com/office/word/2010/wordml" xmlns:w="http://schemas.openxmlformats.org/wordprocessingml/2006/main" xmlns:wne="http://schemas.microsoft.com/office/word/2006/wordml" xmlns:wp14="http://schemas.microsoft.com/office/word/2010/wordprocessingDrawing" xmlns:wp="http://schemas.openxmlformats.org/drawingml/2006/wordprocessingDrawing" xmlns:wpc="http://schemas.microsoft.com/office/word/2010/wordprocessingCanvas" xmlns:wpg="http://schemas.microsoft.com/office/word/2010/wordprocessingGroup" xmlns:wpi="http://schemas.microsoft.com/office/word/2010/wordprocessingInk" xmlns:wps="http://schemas.microsoft.com/office/word/2010/wordprocessingShape" mc:Ignorable="w14 wp14">
+<w:hdr xmlns:mc="http://schemas.openxmlformats.org/markup-compatibility/2006" xmlns:w="http://schemas.openxmlformats.org/wordprocessingml/2006/main" xmlns:m="http://schemas.openxmlformats.org/officeDocument/2006/math" xmlns:mo="http://schemas.microsoft.com/office/mac/office/2008/main" xmlns:mv="urn:schemas-microsoft-com:mac:vml" xmlns:o="urn:schemas-microsoft-com:office:office" xmlns:r="http://schemas.openxmlformats.org/officeDocument/2006/relationships" xmlns:v="urn:schemas-microsoft-com:vml" xmlns:w10="urn:schemas-microsoft-com:office:word" xmlns:w14="http://schemas.microsoft.com/office/word/2010/wordml" xmlns:wne="http://schemas.microsoft.com/office/word/2006/wordml" xmlns:wp14="http://schemas.microsoft.com/office/word/2010/wordprocessingDrawing" xmlns:wp="http://schemas.openxmlformats.org/drawingml/2006/wordprocessingDrawing" xmlns:wpc="http://schemas.microsoft.com/office/word/2010/wordprocessingCanvas" xmlns:wpg="http://schemas.microsoft.com/office/word/2010/wordprocessingGroup" xmlns:wpi="http://schemas.microsoft.com/office/word/2010/wordprocessingInk" xmlns:wps="http://schemas.microsoft.com/office/word/2010/wordprocessingShape" mc:Ignorable="w14 wp14">
   <w:p>
     <w:pPr>
       <w:pStyle w:val="Header"/>
@@ -2526,7 +2856,7 @@
     </w:pPr>
     <w:r>
       <w:rPr>
-        <w:rFonts w:ascii="Times New Roman" w:hAnsi="Times New Roman"/>
+        <w:rFonts w:ascii="Times New Roman" w:hAnsi="Times New Roman" w:eastAsia="黑体"/>
         <w:sz w:val="18"/>
         <w:rFonts w:eastAsia="黑体"/>
         <w:rFonts w:eastAsia="黑体"/>
@@ -2538,7 +2868,7 @@
 </file>
 
 <file path=word/numbering.xml><?xml version="1.0" encoding="utf-8"?>
-<w:numbering xmlns:m="http://schemas.openxmlformats.org/officeDocument/2006/math" xmlns:mc="http://schemas.openxmlformats.org/markup-compatibility/2006" xmlns:mo="http://schemas.microsoft.com/office/mac/office/2008/main" xmlns:mv="urn:schemas-microsoft-com:mac:vml" xmlns:o="urn:schemas-microsoft-com:office:office" xmlns:r="http://schemas.openxmlformats.org/officeDocument/2006/relationships" xmlns:v="urn:schemas-microsoft-com:vml" xmlns:w="http://schemas.openxmlformats.org/wordprocessingml/2006/main" xmlns:w10="urn:schemas-microsoft-com:office:word" xmlns:w14="http://schemas.microsoft.com/office/word/2010/wordml" xmlns:wne="http://schemas.microsoft.com/office/word/2006/wordml" xmlns:wp="http://schemas.openxmlformats.org/drawingml/2006/wordprocessingDrawing" xmlns:wp14="http://schemas.microsoft.com/office/word/2010/wordprocessingDrawing" xmlns:wpc="http://schemas.microsoft.com/office/word/2010/wordprocessingCanvas" xmlns:wpg="http://schemas.microsoft.com/office/word/2010/wordprocessingGroup" xmlns:wpi="http://schemas.microsoft.com/office/word/2010/wordprocessingInk" xmlns:wps="http://schemas.microsoft.com/office/word/2010/wordprocessingShape" mc:Ignorable="w14 wp14">
+<w:numbering xmlns:mc="http://schemas.openxmlformats.org/markup-compatibility/2006" xmlns:w="http://schemas.openxmlformats.org/wordprocessingml/2006/main" xmlns:m="http://schemas.openxmlformats.org/officeDocument/2006/math" xmlns:mo="http://schemas.microsoft.com/office/mac/office/2008/main" xmlns:mv="urn:schemas-microsoft-com:mac:vml" xmlns:o="urn:schemas-microsoft-com:office:office" xmlns:r="http://schemas.openxmlformats.org/officeDocument/2006/relationships" xmlns:v="urn:schemas-microsoft-com:vml" xmlns:w10="urn:schemas-microsoft-com:office:word" xmlns:w14="http://schemas.microsoft.com/office/word/2010/wordml" xmlns:wne="http://schemas.microsoft.com/office/word/2006/wordml" xmlns:wp="http://schemas.openxmlformats.org/drawingml/2006/wordprocessingDrawing" xmlns:wp14="http://schemas.microsoft.com/office/word/2010/wordprocessingDrawing" xmlns:wpc="http://schemas.microsoft.com/office/word/2010/wordprocessingCanvas" xmlns:wpg="http://schemas.microsoft.com/office/word/2010/wordprocessingGroup" xmlns:wpi="http://schemas.microsoft.com/office/word/2010/wordprocessingInk" xmlns:wps="http://schemas.microsoft.com/office/word/2010/wordprocessingShape" mc:Ignorable="w14 wp14">
   <w:abstractNum w:abstractNumId="0">
     <w:nsid w:val="FFFFFF7C"/>
     <w:multiLevelType w:val="singleLevel"/>
@@ -2625,7 +2955,7 @@
         <w:ind w:hanging="360" w:left="1440"/>
       </w:pPr>
       <w:rPr>
-        <w:rFonts w:ascii="Symbol" w:hAnsi="Symbol" w:hint="default"/>
+        <w:rFonts w:ascii="Symbol" w:hAnsi="Symbol" w:hint="default" w:eastAsia="黑体"/>
       </w:rPr>
     </w:lvl>
   </w:abstractNum>
@@ -2646,7 +2976,7 @@
         <w:ind w:hanging="360" w:left="1080"/>
       </w:pPr>
       <w:rPr>
-        <w:rFonts w:ascii="Symbol" w:hAnsi="Symbol" w:hint="default"/>
+        <w:rFonts w:ascii="Symbol" w:hAnsi="Symbol" w:hint="default" w:eastAsia="黑体"/>
       </w:rPr>
     </w:lvl>
   </w:abstractNum>
@@ -2667,7 +2997,7 @@
         <w:ind w:hanging="360" w:left="720"/>
       </w:pPr>
       <w:rPr>
-        <w:rFonts w:ascii="Symbol" w:hAnsi="Symbol" w:hint="default"/>
+        <w:rFonts w:ascii="Symbol" w:hAnsi="Symbol" w:hint="default" w:eastAsia="黑体"/>
       </w:rPr>
     </w:lvl>
   </w:abstractNum>
@@ -2706,7 +3036,7 @@
         <w:ind w:hanging="360" w:left="360"/>
       </w:pPr>
       <w:rPr>
-        <w:rFonts w:ascii="Symbol" w:hAnsi="Symbol" w:hint="default"/>
+        <w:rFonts w:ascii="Symbol" w:hAnsi="Symbol" w:hint="default" w:eastAsia="黑体"/>
       </w:rPr>
     </w:lvl>
   </w:abstractNum>
@@ -2797,7 +3127,7 @@
         <w:ind w:left="720" w:hanging="360"/>
       </w:pPr>
       <w:rPr>
-        <w:rFonts w:ascii="Symbol" w:hAnsi="Symbol" w:cs="Symbol" w:hint="default"/>
+        <w:rFonts w:ascii="Symbol" w:hAnsi="Symbol" w:cs="Symbol" w:hint="default" w:eastAsia="黑体"/>
       </w:rPr>
     </w:lvl>
     <w:lvl w:ilvl="1">
@@ -2808,7 +3138,7 @@
         <w:ind w:left="1440" w:hanging="360"/>
       </w:pPr>
       <w:rPr>
-        <w:rFonts w:ascii="Courier New" w:hAnsi="Courier New" w:cs="Courier New" w:hint="default"/>
+        <w:rFonts w:ascii="Courier New" w:hAnsi="Courier New" w:cs="Courier New" w:hint="default" w:eastAsia="黑体"/>
       </w:rPr>
     </w:lvl>
     <w:lvl w:ilvl="2">
@@ -2819,7 +3149,7 @@
         <w:ind w:left="2160" w:hanging="360"/>
       </w:pPr>
       <w:rPr>
-        <w:rFonts w:ascii="Wingdings" w:hAnsi="Wingdings" w:cs="Wingdings" w:hint="default"/>
+        <w:rFonts w:ascii="Wingdings" w:hAnsi="Wingdings" w:cs="Wingdings" w:hint="default" w:eastAsia="黑体"/>
       </w:rPr>
     </w:lvl>
     <w:lvl w:ilvl="3">
@@ -2830,7 +3160,7 @@
         <w:ind w:left="2880" w:hanging="360"/>
       </w:pPr>
       <w:rPr>
-        <w:rFonts w:ascii="Symbol" w:hAnsi="Symbol" w:cs="Symbol" w:hint="default"/>
+        <w:rFonts w:ascii="Symbol" w:hAnsi="Symbol" w:cs="Symbol" w:hint="default" w:eastAsia="黑体"/>
       </w:rPr>
     </w:lvl>
     <w:lvl w:ilvl="4">
@@ -2841,7 +3171,7 @@
         <w:ind w:left="3600" w:hanging="360"/>
       </w:pPr>
       <w:rPr>
-        <w:rFonts w:ascii="Courier New" w:hAnsi="Courier New" w:cs="Courier New" w:hint="default"/>
+        <w:rFonts w:ascii="Courier New" w:hAnsi="Courier New" w:cs="Courier New" w:hint="default" w:eastAsia="黑体"/>
       </w:rPr>
     </w:lvl>
     <w:lvl w:ilvl="5">
@@ -2852,7 +3182,7 @@
         <w:ind w:left="4320" w:hanging="360"/>
       </w:pPr>
       <w:rPr>
-        <w:rFonts w:ascii="Wingdings" w:hAnsi="Wingdings" w:cs="Wingdings" w:hint="default"/>
+        <w:rFonts w:ascii="Wingdings" w:hAnsi="Wingdings" w:cs="Wingdings" w:hint="default" w:eastAsia="黑体"/>
       </w:rPr>
     </w:lvl>
     <w:lvl w:ilvl="6">
@@ -2863,7 +3193,7 @@
         <w:ind w:left="5040" w:hanging="360"/>
       </w:pPr>
       <w:rPr>
-        <w:rFonts w:ascii="Symbol" w:hAnsi="Symbol" w:cs="Symbol" w:hint="default"/>
+        <w:rFonts w:ascii="Symbol" w:hAnsi="Symbol" w:cs="Symbol" w:hint="default" w:eastAsia="黑体"/>
       </w:rPr>
     </w:lvl>
     <w:lvl w:ilvl="7">
@@ -2874,7 +3204,7 @@
         <w:ind w:left="5760" w:hanging="360"/>
       </w:pPr>
       <w:rPr>
-        <w:rFonts w:ascii="Courier New" w:hAnsi="Courier New" w:cs="Courier New" w:hint="default"/>
+        <w:rFonts w:ascii="Courier New" w:hAnsi="Courier New" w:cs="Courier New" w:hint="default" w:eastAsia="黑体"/>
       </w:rPr>
     </w:lvl>
     <w:lvl w:ilvl="8">
@@ -2885,7 +3215,7 @@
         <w:ind w:left="6480" w:hanging="360"/>
       </w:pPr>
       <w:rPr>
-        <w:rFonts w:ascii="Wingdings" w:hAnsi="Wingdings" w:cs="Wingdings" w:hint="default"/>
+        <w:rFonts w:ascii="Wingdings" w:hAnsi="Wingdings" w:cs="Wingdings" w:hint="default" w:eastAsia="黑体"/>
       </w:rPr>
     </w:lvl>
   </w:abstractNum>
@@ -2941,11 +3271,11 @@
 </file>
 
 <file path=word/styles.xml><?xml version="1.0" encoding="utf-8"?>
-<w:styles xmlns:mc="http://schemas.openxmlformats.org/markup-compatibility/2006" xmlns:r="http://schemas.openxmlformats.org/officeDocument/2006/relationships" xmlns:w="http://schemas.openxmlformats.org/wordprocessingml/2006/main" xmlns:w14="http://schemas.microsoft.com/office/word/2010/wordml" mc:Ignorable="w14">
+<w:styles xmlns:mc="http://schemas.openxmlformats.org/markup-compatibility/2006" xmlns:w="http://schemas.openxmlformats.org/wordprocessingml/2006/main" xmlns:r="http://schemas.openxmlformats.org/officeDocument/2006/relationships" xmlns:w14="http://schemas.microsoft.com/office/word/2010/wordml" mc:Ignorable="w14">
   <w:docDefaults>
     <w:rPrDefault>
       <w:rPr>
-        <w:rFonts w:asciiTheme="minorHAnsi" w:cstheme="minorBidi" w:eastAsiaTheme="minorEastAsia" w:hAnsiTheme="minorHAnsi"/>
+        <w:rFonts w:asciiTheme="minorHAnsi" w:cstheme="minorBidi" w:hAnsiTheme="minorHAnsi" w:eastAsia="黑体"/>
         <w:sz w:val="22"/>
         <w:szCs w:val="22"/>
         <w:lang w:bidi="ar-SA" w:eastAsia="en-US" w:val="en-US"/>
@@ -3167,7 +3497,7 @@
       <w:outlineLvl w:val="0"/>
     </w:pPr>
     <w:rPr>
-      <w:rFonts w:ascii="Times New Roman" w:asciiTheme="majorHAnsi" w:cstheme="majorBidi" w:eastAsia="黑体" w:eastAsiaTheme="majorEastAsia" w:hAnsi="Times New Roman" w:hAnsiTheme="majorHAnsi"/>
+      <w:rFonts w:ascii="Times New Roman" w:asciiTheme="majorHAnsi" w:cstheme="majorBidi" w:eastAsia="黑体" w:hAnsi="Times New Roman" w:hAnsiTheme="majorHAnsi"/>
       <w:b/>
       <w:bCs/>
       <w:color w:val="1F3864"/>
@@ -3191,7 +3521,7 @@
       <w:outlineLvl w:val="1"/>
     </w:pPr>
     <w:rPr>
-      <w:rFonts w:ascii="Times New Roman" w:asciiTheme="majorHAnsi" w:cstheme="majorBidi" w:eastAsia="黑体" w:eastAsiaTheme="majorEastAsia" w:hAnsi="Times New Roman" w:hAnsiTheme="majorHAnsi"/>
+      <w:rFonts w:ascii="Times New Roman" w:asciiTheme="majorHAnsi" w:cstheme="majorBidi" w:eastAsia="黑体" w:hAnsi="Times New Roman" w:hAnsiTheme="majorHAnsi"/>
       <w:b/>
       <w:bCs/>
       <w:color w:val="2E4E7E"/>
@@ -3215,7 +3545,7 @@
       <w:outlineLvl w:val="2"/>
     </w:pPr>
     <w:rPr>
-      <w:rFonts w:ascii="Times New Roman" w:asciiTheme="majorHAnsi" w:cstheme="majorBidi" w:eastAsia="黑体" w:eastAsiaTheme="majorEastAsia" w:hAnsi="Times New Roman" w:hAnsiTheme="majorHAnsi"/>
+      <w:rFonts w:ascii="Times New Roman" w:asciiTheme="majorHAnsi" w:cstheme="majorBidi" w:eastAsia="黑体" w:hAnsi="Times New Roman" w:hAnsiTheme="majorHAnsi"/>
       <w:b/>
       <w:bCs/>
       <w:color w:val="2E4E7E"/>
@@ -3239,7 +3569,7 @@
       <w:outlineLvl w:val="3"/>
     </w:pPr>
     <w:rPr>
-      <w:rFonts w:ascii="Times New Roman" w:asciiTheme="majorHAnsi" w:cstheme="majorBidi" w:eastAsia="黑体" w:eastAsiaTheme="majorEastAsia" w:hAnsi="Times New Roman" w:hAnsiTheme="majorHAnsi"/>
+      <w:rFonts w:ascii="Times New Roman" w:asciiTheme="majorHAnsi" w:cstheme="majorBidi" w:eastAsia="黑体" w:hAnsi="Times New Roman" w:hAnsiTheme="majorHAnsi"/>
       <w:b/>
       <w:bCs/>
       <w:i/>
@@ -3265,7 +3595,7 @@
       <w:outlineLvl w:val="4"/>
     </w:pPr>
     <w:rPr>
-      <w:rFonts w:ascii="Times New Roman" w:asciiTheme="majorHAnsi" w:cstheme="majorBidi" w:eastAsia="黑体" w:eastAsiaTheme="majorEastAsia" w:hAnsi="Times New Roman" w:hAnsiTheme="majorHAnsi"/>
+      <w:rFonts w:ascii="Times New Roman" w:asciiTheme="majorHAnsi" w:cstheme="majorBidi" w:eastAsia="黑体" w:hAnsi="Times New Roman" w:hAnsiTheme="majorHAnsi"/>
       <w:b/>
       <w:color w:val="333333"/>
       <w:sz w:val="22"/>
@@ -3288,7 +3618,7 @@
       <w:outlineLvl w:val="5"/>
     </w:pPr>
     <w:rPr>
-      <w:rFonts w:asciiTheme="majorHAnsi" w:cstheme="majorBidi" w:eastAsiaTheme="majorEastAsia" w:hAnsiTheme="majorHAnsi"/>
+      <w:rFonts w:asciiTheme="majorHAnsi" w:cstheme="majorBidi" w:hAnsiTheme="majorHAnsi" w:eastAsia="黑体"/>
       <w:i/>
       <w:iCs/>
       <w:color w:themeColor="accent1" w:themeShade="7F" w:val="243F60"/>
@@ -3311,7 +3641,7 @@
       <w:outlineLvl w:val="6"/>
     </w:pPr>
     <w:rPr>
-      <w:rFonts w:asciiTheme="majorHAnsi" w:cstheme="majorBidi" w:eastAsiaTheme="majorEastAsia" w:hAnsiTheme="majorHAnsi"/>
+      <w:rFonts w:asciiTheme="majorHAnsi" w:cstheme="majorBidi" w:hAnsiTheme="majorHAnsi" w:eastAsia="黑体"/>
       <w:i/>
       <w:iCs/>
       <w:color w:themeColor="text1" w:themeTint="BF" w:val="404040"/>
@@ -3334,7 +3664,7 @@
       <w:outlineLvl w:val="7"/>
     </w:pPr>
     <w:rPr>
-      <w:rFonts w:asciiTheme="majorHAnsi" w:cstheme="majorBidi" w:eastAsiaTheme="majorEastAsia" w:hAnsiTheme="majorHAnsi"/>
+      <w:rFonts w:asciiTheme="majorHAnsi" w:cstheme="majorBidi" w:hAnsiTheme="majorHAnsi" w:eastAsia="黑体"/>
       <w:color w:themeColor="accent1" w:val="4F81BD"/>
       <w:sz w:val="20"/>
       <w:szCs w:val="20"/>
@@ -3357,7 +3687,7 @@
       <w:outlineLvl w:val="8"/>
     </w:pPr>
     <w:rPr>
-      <w:rFonts w:asciiTheme="majorHAnsi" w:cstheme="majorBidi" w:eastAsiaTheme="majorEastAsia" w:hAnsiTheme="majorHAnsi"/>
+      <w:rFonts w:asciiTheme="majorHAnsi" w:cstheme="majorBidi" w:hAnsiTheme="majorHAnsi" w:eastAsia="黑体"/>
       <w:i/>
       <w:iCs/>
       <w:color w:themeColor="text1" w:themeTint="BF" w:val="404040"/>
@@ -3408,7 +3738,7 @@
     <w:uiPriority w:val="9"/>
     <w:rsid w:val="00FC693F"/>
     <w:rPr>
-      <w:rFonts w:asciiTheme="majorHAnsi" w:cstheme="majorBidi" w:eastAsiaTheme="majorEastAsia" w:hAnsiTheme="majorHAnsi"/>
+      <w:rFonts w:asciiTheme="majorHAnsi" w:cstheme="majorBidi" w:hAnsiTheme="majorHAnsi" w:eastAsia="黑体"/>
       <w:b/>
       <w:bCs/>
       <w:color w:themeColor="accent1" w:themeShade="BF" w:val="365F91"/>
@@ -3423,7 +3753,7 @@
     <w:uiPriority w:val="9"/>
     <w:rsid w:val="00FC693F"/>
     <w:rPr>
-      <w:rFonts w:asciiTheme="majorHAnsi" w:cstheme="majorBidi" w:eastAsiaTheme="majorEastAsia" w:hAnsiTheme="majorHAnsi"/>
+      <w:rFonts w:asciiTheme="majorHAnsi" w:cstheme="majorBidi" w:hAnsiTheme="majorHAnsi" w:eastAsia="黑体"/>
       <w:b/>
       <w:bCs/>
       <w:color w:themeColor="accent1" w:val="4F81BD"/>
@@ -3438,7 +3768,7 @@
     <w:uiPriority w:val="9"/>
     <w:rsid w:val="00FC693F"/>
     <w:rPr>
-      <w:rFonts w:asciiTheme="majorHAnsi" w:cstheme="majorBidi" w:eastAsiaTheme="majorEastAsia" w:hAnsiTheme="majorHAnsi"/>
+      <w:rFonts w:asciiTheme="majorHAnsi" w:cstheme="majorBidi" w:hAnsiTheme="majorHAnsi" w:eastAsia="黑体"/>
       <w:b/>
       <w:bCs/>
       <w:color w:themeColor="accent1" w:val="4F81BD"/>
@@ -3461,7 +3791,7 @@
       <w:contextualSpacing/>
     </w:pPr>
     <w:rPr>
-      <w:rFonts w:ascii="Times New Roman" w:asciiTheme="majorHAnsi" w:cstheme="majorBidi" w:eastAsia="黑体" w:eastAsiaTheme="majorEastAsia" w:hAnsi="Times New Roman" w:hAnsiTheme="majorHAnsi"/>
+      <w:rFonts w:ascii="Times New Roman" w:asciiTheme="majorHAnsi" w:cstheme="majorBidi" w:eastAsia="黑体" w:hAnsi="Times New Roman" w:hAnsiTheme="majorHAnsi"/>
       <w:b/>
       <w:color w:val="1F3864"/>
       <w:spacing w:val="5"/>
@@ -3477,7 +3807,7 @@
     <w:uiPriority w:val="10"/>
     <w:rsid w:val="00FC693F"/>
     <w:rPr>
-      <w:rFonts w:asciiTheme="majorHAnsi" w:cstheme="majorBidi" w:eastAsiaTheme="majorEastAsia" w:hAnsiTheme="majorHAnsi"/>
+      <w:rFonts w:asciiTheme="majorHAnsi" w:cstheme="majorBidi" w:hAnsiTheme="majorHAnsi" w:eastAsia="黑体"/>
       <w:color w:themeColor="text2" w:themeShade="BF" w:val="17365D"/>
       <w:spacing w:val="5"/>
       <w:kern w:val="28"/>
@@ -3499,7 +3829,7 @@
       </w:numPr>
     </w:pPr>
     <w:rPr>
-      <w:rFonts w:asciiTheme="majorHAnsi" w:cstheme="majorBidi" w:eastAsiaTheme="majorEastAsia" w:hAnsiTheme="majorHAnsi"/>
+      <w:rFonts w:asciiTheme="majorHAnsi" w:cstheme="majorBidi" w:hAnsiTheme="majorHAnsi" w:eastAsia="黑体"/>
       <w:i/>
       <w:iCs/>
       <w:color w:themeColor="accent1" w:val="4F81BD"/>
@@ -3515,7 +3845,7 @@
     <w:uiPriority w:val="11"/>
     <w:rsid w:val="00FC693F"/>
     <w:rPr>
-      <w:rFonts w:asciiTheme="majorHAnsi" w:cstheme="majorBidi" w:eastAsiaTheme="majorEastAsia" w:hAnsiTheme="majorHAnsi"/>
+      <w:rFonts w:asciiTheme="majorHAnsi" w:cstheme="majorBidi" w:hAnsiTheme="majorHAnsi" w:eastAsia="黑体"/>
       <w:i/>
       <w:iCs/>
       <w:color w:themeColor="accent1" w:val="4F81BD"/>
@@ -3582,6 +3912,7 @@
       <w:spacing w:after="120"/>
     </w:pPr>
     <w:rPr>
+      <w:rFonts w:eastAsia="黑体"/>
       <w:sz w:val="16"/>
       <w:szCs w:val="16"/>
     </w:rPr>
@@ -3593,6 +3924,7 @@
     <w:uiPriority w:val="99"/>
     <w:rsid w:val="00AA1D8D"/>
     <w:rPr>
+      <w:rFonts w:eastAsia="黑体"/>
       <w:sz w:val="16"/>
       <w:szCs w:val="16"/>
     </w:rPr>
@@ -3762,7 +4094,7 @@
       </w:tabs>
     </w:pPr>
     <w:rPr>
-      <w:rFonts w:ascii="Courier" w:hAnsi="Courier"/>
+      <w:rFonts w:ascii="Courier" w:hAnsi="Courier" w:eastAsia="黑体"/>
       <w:sz w:val="20"/>
       <w:szCs w:val="20"/>
     </w:rPr>
@@ -3774,7 +4106,7 @@
     <w:uiPriority w:val="99"/>
     <w:rsid w:val="0029639D"/>
     <w:rPr>
-      <w:rFonts w:ascii="Courier" w:hAnsi="Courier"/>
+      <w:rFonts w:ascii="Courier" w:hAnsi="Courier" w:eastAsia="黑体"/>
       <w:sz w:val="20"/>
       <w:szCs w:val="20"/>
     </w:rPr>
@@ -3810,6 +4142,7 @@
     <w:uiPriority w:val="29"/>
     <w:rsid w:val="00FC693F"/>
     <w:rPr>
+      <w:rFonts w:eastAsia="黑体"/>
       <w:i/>
       <w:iCs/>
       <w:color w:themeColor="text1" w:val="000000"/>
@@ -3823,7 +4156,7 @@
     <w:semiHidden/>
     <w:rsid w:val="00FC693F"/>
     <w:rPr>
-      <w:rFonts w:asciiTheme="majorHAnsi" w:cstheme="majorBidi" w:eastAsiaTheme="majorEastAsia" w:hAnsiTheme="majorHAnsi"/>
+      <w:rFonts w:asciiTheme="majorHAnsi" w:cstheme="majorBidi" w:hAnsiTheme="majorHAnsi" w:eastAsia="黑体"/>
       <w:b/>
       <w:bCs/>
       <w:i/>
@@ -3839,7 +4172,7 @@
     <w:semiHidden/>
     <w:rsid w:val="00FC693F"/>
     <w:rPr>
-      <w:rFonts w:asciiTheme="majorHAnsi" w:cstheme="majorBidi" w:eastAsiaTheme="majorEastAsia" w:hAnsiTheme="majorHAnsi"/>
+      <w:rFonts w:asciiTheme="majorHAnsi" w:cstheme="majorBidi" w:hAnsiTheme="majorHAnsi" w:eastAsia="黑体"/>
       <w:color w:themeColor="accent1" w:themeShade="7F" w:val="243F60"/>
     </w:rPr>
   </w:style>
@@ -3851,7 +4184,7 @@
     <w:semiHidden/>
     <w:rsid w:val="00FC693F"/>
     <w:rPr>
-      <w:rFonts w:asciiTheme="majorHAnsi" w:cstheme="majorBidi" w:eastAsiaTheme="majorEastAsia" w:hAnsiTheme="majorHAnsi"/>
+      <w:rFonts w:asciiTheme="majorHAnsi" w:cstheme="majorBidi" w:hAnsiTheme="majorHAnsi" w:eastAsia="黑体"/>
       <w:i/>
       <w:iCs/>
       <w:color w:themeColor="accent1" w:themeShade="7F" w:val="243F60"/>
@@ -3865,7 +4198,7 @@
     <w:semiHidden/>
     <w:rsid w:val="00FC693F"/>
     <w:rPr>
-      <w:rFonts w:asciiTheme="majorHAnsi" w:cstheme="majorBidi" w:eastAsiaTheme="majorEastAsia" w:hAnsiTheme="majorHAnsi"/>
+      <w:rFonts w:asciiTheme="majorHAnsi" w:cstheme="majorBidi" w:hAnsiTheme="majorHAnsi" w:eastAsia="黑体"/>
       <w:i/>
       <w:iCs/>
       <w:color w:themeColor="text1" w:themeTint="BF" w:val="404040"/>
@@ -3879,7 +4212,7 @@
     <w:semiHidden/>
     <w:rsid w:val="00FC693F"/>
     <w:rPr>
-      <w:rFonts w:asciiTheme="majorHAnsi" w:cstheme="majorBidi" w:eastAsiaTheme="majorEastAsia" w:hAnsiTheme="majorHAnsi"/>
+      <w:rFonts w:asciiTheme="majorHAnsi" w:cstheme="majorBidi" w:hAnsiTheme="majorHAnsi" w:eastAsia="黑体"/>
       <w:color w:themeColor="accent1" w:val="4F81BD"/>
       <w:sz w:val="20"/>
       <w:szCs w:val="20"/>
@@ -3893,7 +4226,7 @@
     <w:semiHidden/>
     <w:rsid w:val="00FC693F"/>
     <w:rPr>
-      <w:rFonts w:asciiTheme="majorHAnsi" w:cstheme="majorBidi" w:eastAsiaTheme="majorEastAsia" w:hAnsiTheme="majorHAnsi"/>
+      <w:rFonts w:asciiTheme="majorHAnsi" w:cstheme="majorBidi" w:hAnsiTheme="majorHAnsi" w:eastAsia="黑体"/>
       <w:i/>
       <w:iCs/>
       <w:color w:themeColor="text1" w:themeTint="BF" w:val="404040"/>
@@ -3914,6 +4247,7 @@
       <w:spacing w:line="240" w:lineRule="auto"/>
     </w:pPr>
     <w:rPr>
+      <w:rFonts w:eastAsia="黑体"/>
       <w:b/>
       <w:bCs/>
       <w:color w:themeColor="accent1" w:val="4F81BD"/>
@@ -3928,6 +4262,7 @@
     <w:qFormat/>
     <w:rsid w:val="00FC693F"/>
     <w:rPr>
+      <w:rFonts w:eastAsia="黑体"/>
       <w:b/>
       <w:bCs/>
     </w:rPr>
@@ -3939,6 +4274,7 @@
     <w:qFormat/>
     <w:rsid w:val="00FC693F"/>
     <w:rPr>
+      <w:rFonts w:eastAsia="黑体"/>
       <w:i/>
       <w:iCs/>
     </w:rPr>
@@ -3959,6 +4295,7 @@
       <w:ind w:left="936" w:right="936"/>
     </w:pPr>
     <w:rPr>
+      <w:rFonts w:eastAsia="黑体"/>
       <w:b/>
       <w:bCs/>
       <w:i/>
@@ -3973,6 +4310,7 @@
     <w:uiPriority w:val="30"/>
     <w:rsid w:val="00FC693F"/>
     <w:rPr>
+      <w:rFonts w:eastAsia="黑体"/>
       <w:b/>
       <w:bCs/>
       <w:i/>
@@ -3987,6 +4325,7 @@
     <w:qFormat/>
     <w:rsid w:val="00FC693F"/>
     <w:rPr>
+      <w:rFonts w:eastAsia="黑体"/>
       <w:i/>
       <w:iCs/>
       <w:color w:themeColor="text1" w:themeTint="7F" w:val="808080"/>
@@ -3999,6 +4338,7 @@
     <w:qFormat/>
     <w:rsid w:val="00FC693F"/>
     <w:rPr>
+      <w:rFonts w:eastAsia="黑体"/>
       <w:b/>
       <w:bCs/>
       <w:i/>
@@ -4013,6 +4353,7 @@
     <w:qFormat/>
     <w:rsid w:val="00FC693F"/>
     <w:rPr>
+      <w:rFonts w:eastAsia="黑体"/>
       <w:smallCaps/>
       <w:color w:themeColor="accent2" w:val="C0504D"/>
       <w:u w:val="single"/>
@@ -4025,6 +4366,7 @@
     <w:qFormat/>
     <w:rsid w:val="00FC693F"/>
     <w:rPr>
+      <w:rFonts w:eastAsia="黑体"/>
       <w:b/>
       <w:bCs/>
       <w:smallCaps/>
@@ -4040,6 +4382,7 @@
     <w:qFormat/>
     <w:rsid w:val="00FC693F"/>
     <w:rPr>
+      <w:rFonts w:eastAsia="黑体"/>
       <w:b/>
       <w:bCs/>
       <w:smallCaps/>
@@ -4094,6 +4437,7 @@
       <w:spacing w:after="0" w:line="240" w:lineRule="auto"/>
     </w:pPr>
     <w:rPr>
+      <w:rFonts w:eastAsia="黑体"/>
       <w:color w:themeColor="text1" w:themeShade="BF" w:val="000000"/>
     </w:rPr>
     <w:tblPr>
@@ -4116,6 +4460,7 @@
         <w:spacing w:after="0" w:before="0" w:line="240" w:lineRule="auto"/>
       </w:pPr>
       <w:rPr>
+        <w:rFonts w:eastAsia="黑体"/>
         <w:b/>
         <w:bCs/>
       </w:rPr>
@@ -4136,6 +4481,7 @@
         <w:spacing w:after="0" w:before="0" w:line="240" w:lineRule="auto"/>
       </w:pPr>
       <w:rPr>
+        <w:rFonts w:eastAsia="黑体"/>
         <w:b/>
         <w:bCs/>
       </w:rPr>
@@ -4153,12 +4499,14 @@
     </w:tblStylePr>
     <w:tblStylePr w:type="firstCol">
       <w:rPr>
+        <w:rFonts w:eastAsia="黑体"/>
         <w:b/>
         <w:bCs/>
       </w:rPr>
     </w:tblStylePr>
     <w:tblStylePr w:type="lastCol">
       <w:rPr>
+        <w:rFonts w:eastAsia="黑体"/>
         <w:b/>
         <w:bCs/>
       </w:rPr>
@@ -4197,6 +4545,7 @@
       <w:spacing w:after="0" w:line="240" w:lineRule="auto"/>
     </w:pPr>
     <w:rPr>
+      <w:rFonts w:eastAsia="黑体"/>
       <w:color w:themeColor="accent1" w:themeShade="BF" w:val="365F91"/>
     </w:rPr>
     <w:tblPr>
@@ -4219,6 +4568,7 @@
         <w:spacing w:after="0" w:before="0" w:line="240" w:lineRule="auto"/>
       </w:pPr>
       <w:rPr>
+        <w:rFonts w:eastAsia="黑体"/>
         <w:b/>
         <w:bCs/>
       </w:rPr>
@@ -4239,6 +4589,7 @@
         <w:spacing w:after="0" w:before="0" w:line="240" w:lineRule="auto"/>
       </w:pPr>
       <w:rPr>
+        <w:rFonts w:eastAsia="黑体"/>
         <w:b/>
         <w:bCs/>
       </w:rPr>
@@ -4256,12 +4607,14 @@
     </w:tblStylePr>
     <w:tblStylePr w:type="firstCol">
       <w:rPr>
+        <w:rFonts w:eastAsia="黑体"/>
         <w:b/>
         <w:bCs/>
       </w:rPr>
     </w:tblStylePr>
     <w:tblStylePr w:type="lastCol">
       <w:rPr>
+        <w:rFonts w:eastAsia="黑体"/>
         <w:b/>
         <w:bCs/>
       </w:rPr>
@@ -4300,6 +4653,7 @@
       <w:spacing w:after="0" w:line="240" w:lineRule="auto"/>
     </w:pPr>
     <w:rPr>
+      <w:rFonts w:eastAsia="黑体"/>
       <w:color w:themeColor="accent2" w:themeShade="BF" w:val="943634"/>
     </w:rPr>
     <w:tblPr>
@@ -4322,6 +4676,7 @@
         <w:spacing w:after="0" w:before="0" w:line="240" w:lineRule="auto"/>
       </w:pPr>
       <w:rPr>
+        <w:rFonts w:eastAsia="黑体"/>
         <w:b/>
         <w:bCs/>
       </w:rPr>
@@ -4342,6 +4697,7 @@
         <w:spacing w:after="0" w:before="0" w:line="240" w:lineRule="auto"/>
       </w:pPr>
       <w:rPr>
+        <w:rFonts w:eastAsia="黑体"/>
         <w:b/>
         <w:bCs/>
       </w:rPr>
@@ -4359,12 +4715,14 @@
     </w:tblStylePr>
     <w:tblStylePr w:type="firstCol">
       <w:rPr>
+        <w:rFonts w:eastAsia="黑体"/>
         <w:b/>
         <w:bCs/>
       </w:rPr>
     </w:tblStylePr>
     <w:tblStylePr w:type="lastCol">
       <w:rPr>
+        <w:rFonts w:eastAsia="黑体"/>
         <w:b/>
         <w:bCs/>
       </w:rPr>
@@ -4403,6 +4761,7 @@
       <w:spacing w:after="0" w:line="240" w:lineRule="auto"/>
     </w:pPr>
     <w:rPr>
+      <w:rFonts w:eastAsia="黑体"/>
       <w:color w:themeColor="accent3" w:themeShade="BF" w:val="76923C"/>
     </w:rPr>
     <w:tblPr>
@@ -4425,6 +4784,7 @@
         <w:spacing w:after="0" w:before="0" w:line="240" w:lineRule="auto"/>
       </w:pPr>
       <w:rPr>
+        <w:rFonts w:eastAsia="黑体"/>
         <w:b/>
         <w:bCs/>
       </w:rPr>
@@ -4445,6 +4805,7 @@
         <w:spacing w:after="0" w:before="0" w:line="240" w:lineRule="auto"/>
       </w:pPr>
       <w:rPr>
+        <w:rFonts w:eastAsia="黑体"/>
         <w:b/>
         <w:bCs/>
       </w:rPr>
@@ -4462,12 +4823,14 @@
     </w:tblStylePr>
     <w:tblStylePr w:type="firstCol">
       <w:rPr>
+        <w:rFonts w:eastAsia="黑体"/>
         <w:b/>
         <w:bCs/>
       </w:rPr>
     </w:tblStylePr>
     <w:tblStylePr w:type="lastCol">
       <w:rPr>
+        <w:rFonts w:eastAsia="黑体"/>
         <w:b/>
         <w:bCs/>
       </w:rPr>
@@ -4506,6 +4869,7 @@
       <w:spacing w:after="0" w:line="240" w:lineRule="auto"/>
     </w:pPr>
     <w:rPr>
+      <w:rFonts w:eastAsia="黑体"/>
       <w:color w:themeColor="accent4" w:themeShade="BF" w:val="5F497A"/>
     </w:rPr>
     <w:tblPr>
@@ -4528,6 +4892,7 @@
         <w:spacing w:after="0" w:before="0" w:line="240" w:lineRule="auto"/>
       </w:pPr>
       <w:rPr>
+        <w:rFonts w:eastAsia="黑体"/>
         <w:b/>
         <w:bCs/>
       </w:rPr>
@@ -4548,6 +4913,7 @@
         <w:spacing w:after="0" w:before="0" w:line="240" w:lineRule="auto"/>
       </w:pPr>
       <w:rPr>
+        <w:rFonts w:eastAsia="黑体"/>
         <w:b/>
         <w:bCs/>
       </w:rPr>
@@ -4565,12 +4931,14 @@
     </w:tblStylePr>
     <w:tblStylePr w:type="firstCol">
       <w:rPr>
+        <w:rFonts w:eastAsia="黑体"/>
         <w:b/>
         <w:bCs/>
       </w:rPr>
     </w:tblStylePr>
     <w:tblStylePr w:type="lastCol">
       <w:rPr>
+        <w:rFonts w:eastAsia="黑体"/>
         <w:b/>
         <w:bCs/>
       </w:rPr>
@@ -4609,6 +4977,7 @@
       <w:spacing w:after="0" w:line="240" w:lineRule="auto"/>
     </w:pPr>
     <w:rPr>
+      <w:rFonts w:eastAsia="黑体"/>
       <w:color w:themeColor="accent5" w:themeShade="BF" w:val="31849B"/>
     </w:rPr>
     <w:tblPr>
@@ -4631,6 +5000,7 @@
         <w:spacing w:after="0" w:before="0" w:line="240" w:lineRule="auto"/>
       </w:pPr>
       <w:rPr>
+        <w:rFonts w:eastAsia="黑体"/>
         <w:b/>
         <w:bCs/>
       </w:rPr>
@@ -4651,6 +5021,7 @@
         <w:spacing w:after="0" w:before="0" w:line="240" w:lineRule="auto"/>
       </w:pPr>
       <w:rPr>
+        <w:rFonts w:eastAsia="黑体"/>
         <w:b/>
         <w:bCs/>
       </w:rPr>
@@ -4668,12 +5039,14 @@
     </w:tblStylePr>
     <w:tblStylePr w:type="firstCol">
       <w:rPr>
+        <w:rFonts w:eastAsia="黑体"/>
         <w:b/>
         <w:bCs/>
       </w:rPr>
     </w:tblStylePr>
     <w:tblStylePr w:type="lastCol">
       <w:rPr>
+        <w:rFonts w:eastAsia="黑体"/>
         <w:b/>
         <w:bCs/>
       </w:rPr>
@@ -4712,6 +5085,7 @@
       <w:spacing w:after="0" w:line="240" w:lineRule="auto"/>
     </w:pPr>
     <w:rPr>
+      <w:rFonts w:eastAsia="黑体"/>
       <w:color w:themeColor="accent6" w:themeShade="BF" w:val="E36C0A"/>
     </w:rPr>
     <w:tblPr>
@@ -4734,6 +5108,7 @@
         <w:spacing w:after="0" w:before="0" w:line="240" w:lineRule="auto"/>
       </w:pPr>
       <w:rPr>
+        <w:rFonts w:eastAsia="黑体"/>
         <w:b/>
         <w:bCs/>
       </w:rPr>
@@ -4754,6 +5129,7 @@
         <w:spacing w:after="0" w:before="0" w:line="240" w:lineRule="auto"/>
       </w:pPr>
       <w:rPr>
+        <w:rFonts w:eastAsia="黑体"/>
         <w:b/>
         <w:bCs/>
       </w:rPr>
@@ -4771,12 +5147,14 @@
     </w:tblStylePr>
     <w:tblStylePr w:type="firstCol">
       <w:rPr>
+        <w:rFonts w:eastAsia="黑体"/>
         <w:b/>
         <w:bCs/>
       </w:rPr>
     </w:tblStylePr>
     <w:tblStylePr w:type="lastCol">
       <w:rPr>
+        <w:rFonts w:eastAsia="黑体"/>
         <w:b/>
         <w:bCs/>
       </w:rPr>
@@ -4836,6 +5214,7 @@
         <w:spacing w:after="0" w:before="0" w:line="240" w:lineRule="auto"/>
       </w:pPr>
       <w:rPr>
+        <w:rFonts w:eastAsia="黑体"/>
         <w:b/>
         <w:bCs/>
         <w:color w:themeColor="background1" w:val="FFFFFF"/>
@@ -4850,6 +5229,7 @@
         <w:spacing w:after="0" w:before="0" w:line="240" w:lineRule="auto"/>
       </w:pPr>
       <w:rPr>
+        <w:rFonts w:eastAsia="黑体"/>
         <w:b/>
         <w:bCs/>
       </w:rPr>
@@ -4865,12 +5245,14 @@
     </w:tblStylePr>
     <w:tblStylePr w:type="firstCol">
       <w:rPr>
+        <w:rFonts w:eastAsia="黑体"/>
         <w:b/>
         <w:bCs/>
       </w:rPr>
     </w:tblStylePr>
     <w:tblStylePr w:type="lastCol">
       <w:rPr>
+        <w:rFonts w:eastAsia="黑体"/>
         <w:b/>
         <w:bCs/>
       </w:rPr>
@@ -4928,6 +5310,7 @@
         <w:spacing w:after="0" w:before="0" w:line="240" w:lineRule="auto"/>
       </w:pPr>
       <w:rPr>
+        <w:rFonts w:eastAsia="黑体"/>
         <w:b/>
         <w:bCs/>
         <w:color w:themeColor="background1" w:val="FFFFFF"/>
@@ -4942,6 +5325,7 @@
         <w:spacing w:after="0" w:before="0" w:line="240" w:lineRule="auto"/>
       </w:pPr>
       <w:rPr>
+        <w:rFonts w:eastAsia="黑体"/>
         <w:b/>
         <w:bCs/>
       </w:rPr>
@@ -4957,12 +5341,14 @@
     </w:tblStylePr>
     <w:tblStylePr w:type="firstCol">
       <w:rPr>
+        <w:rFonts w:eastAsia="黑体"/>
         <w:b/>
         <w:bCs/>
       </w:rPr>
     </w:tblStylePr>
     <w:tblStylePr w:type="lastCol">
       <w:rPr>
+        <w:rFonts w:eastAsia="黑体"/>
         <w:b/>
         <w:bCs/>
       </w:rPr>
@@ -5020,6 +5406,7 @@
         <w:spacing w:after="0" w:before="0" w:line="240" w:lineRule="auto"/>
       </w:pPr>
       <w:rPr>
+        <w:rFonts w:eastAsia="黑体"/>
         <w:b/>
         <w:bCs/>
         <w:color w:themeColor="background1" w:val="FFFFFF"/>
@@ -5034,6 +5421,7 @@
         <w:spacing w:after="0" w:before="0" w:line="240" w:lineRule="auto"/>
       </w:pPr>
       <w:rPr>
+        <w:rFonts w:eastAsia="黑体"/>
         <w:b/>
         <w:bCs/>
       </w:rPr>
@@ -5049,12 +5437,14 @@
     </w:tblStylePr>
     <w:tblStylePr w:type="firstCol">
       <w:rPr>
+        <w:rFonts w:eastAsia="黑体"/>
         <w:b/>
         <w:bCs/>
       </w:rPr>
     </w:tblStylePr>
     <w:tblStylePr w:type="lastCol">
       <w:rPr>
+        <w:rFonts w:eastAsia="黑体"/>
         <w:b/>
         <w:bCs/>
       </w:rPr>
@@ -5112,6 +5502,7 @@
         <w:spacing w:after="0" w:before="0" w:line="240" w:lineRule="auto"/>
       </w:pPr>
       <w:rPr>
+        <w:rFonts w:eastAsia="黑体"/>
         <w:b/>
         <w:bCs/>
         <w:color w:themeColor="background1" w:val="FFFFFF"/>
@@ -5126,6 +5517,7 @@
         <w:spacing w:after="0" w:before="0" w:line="240" w:lineRule="auto"/>
       </w:pPr>
       <w:rPr>
+        <w:rFonts w:eastAsia="黑体"/>
         <w:b/>
         <w:bCs/>
       </w:rPr>
@@ -5141,12 +5533,14 @@
     </w:tblStylePr>
     <w:tblStylePr w:type="firstCol">
       <w:rPr>
+        <w:rFonts w:eastAsia="黑体"/>
         <w:b/>
         <w:bCs/>
       </w:rPr>
     </w:tblStylePr>
     <w:tblStylePr w:type="lastCol">
       <w:rPr>
+        <w:rFonts w:eastAsia="黑体"/>
         <w:b/>
         <w:bCs/>
       </w:rPr>
@@ -5204,6 +5598,7 @@
         <w:spacing w:after="0" w:before="0" w:line="240" w:lineRule="auto"/>
       </w:pPr>
       <w:rPr>
+        <w:rFonts w:eastAsia="黑体"/>
         <w:b/>
         <w:bCs/>
         <w:color w:themeColor="background1" w:val="FFFFFF"/>
@@ -5218,6 +5613,7 @@
         <w:spacing w:after="0" w:before="0" w:line="240" w:lineRule="auto"/>
       </w:pPr>
       <w:rPr>
+        <w:rFonts w:eastAsia="黑体"/>
         <w:b/>
         <w:bCs/>
       </w:rPr>
@@ -5233,12 +5629,14 @@
     </w:tblStylePr>
     <w:tblStylePr w:type="firstCol">
       <w:rPr>
+        <w:rFonts w:eastAsia="黑体"/>
         <w:b/>
         <w:bCs/>
       </w:rPr>
     </w:tblStylePr>
     <w:tblStylePr w:type="lastCol">
       <w:rPr>
+        <w:rFonts w:eastAsia="黑体"/>
         <w:b/>
         <w:bCs/>
       </w:rPr>
@@ -5296,6 +5694,7 @@
         <w:spacing w:after="0" w:before="0" w:line="240" w:lineRule="auto"/>
       </w:pPr>
       <w:rPr>
+        <w:rFonts w:eastAsia="黑体"/>
         <w:b/>
         <w:bCs/>
         <w:color w:themeColor="background1" w:val="FFFFFF"/>
@@ -5310,6 +5709,7 @@
         <w:spacing w:after="0" w:before="0" w:line="240" w:lineRule="auto"/>
       </w:pPr>
       <w:rPr>
+        <w:rFonts w:eastAsia="黑体"/>
         <w:b/>
         <w:bCs/>
       </w:rPr>
@@ -5325,12 +5725,14 @@
     </w:tblStylePr>
     <w:tblStylePr w:type="firstCol">
       <w:rPr>
+        <w:rFonts w:eastAsia="黑体"/>
         <w:b/>
         <w:bCs/>
       </w:rPr>
     </w:tblStylePr>
     <w:tblStylePr w:type="lastCol">
       <w:rPr>
+        <w:rFonts w:eastAsia="黑体"/>
         <w:b/>
         <w:bCs/>
       </w:rPr>
@@ -5388,6 +5790,7 @@
         <w:spacing w:after="0" w:before="0" w:line="240" w:lineRule="auto"/>
       </w:pPr>
       <w:rPr>
+        <w:rFonts w:eastAsia="黑体"/>
         <w:b/>
         <w:bCs/>
         <w:color w:themeColor="background1" w:val="FFFFFF"/>
@@ -5402,6 +5805,7 @@
         <w:spacing w:after="0" w:before="0" w:line="240" w:lineRule="auto"/>
       </w:pPr>
       <w:rPr>
+        <w:rFonts w:eastAsia="黑体"/>
         <w:b/>
         <w:bCs/>
       </w:rPr>
@@ -5417,12 +5821,14 @@
     </w:tblStylePr>
     <w:tblStylePr w:type="firstCol">
       <w:rPr>
+        <w:rFonts w:eastAsia="黑体"/>
         <w:b/>
         <w:bCs/>
       </w:rPr>
     </w:tblStylePr>
     <w:tblStylePr w:type="lastCol">
       <w:rPr>
+        <w:rFonts w:eastAsia="黑体"/>
         <w:b/>
         <w:bCs/>
       </w:rPr>
@@ -5482,7 +5888,7 @@
         <w:spacing w:after="0" w:before="0" w:line="240" w:lineRule="auto"/>
       </w:pPr>
       <w:rPr>
-        <w:rFonts w:asciiTheme="majorHAnsi" w:cstheme="majorBidi" w:eastAsiaTheme="majorEastAsia" w:hAnsiTheme="majorHAnsi"/>
+        <w:rFonts w:asciiTheme="majorHAnsi" w:cstheme="majorBidi" w:hAnsiTheme="majorHAnsi" w:eastAsia="黑体"/>
         <w:b/>
         <w:bCs/>
       </w:rPr>
@@ -5503,7 +5909,7 @@
         <w:spacing w:after="0" w:before="0" w:line="240" w:lineRule="auto"/>
       </w:pPr>
       <w:rPr>
-        <w:rFonts w:asciiTheme="majorHAnsi" w:cstheme="majorBidi" w:eastAsiaTheme="majorEastAsia" w:hAnsiTheme="majorHAnsi"/>
+        <w:rFonts w:asciiTheme="majorHAnsi" w:cstheme="majorBidi" w:hAnsiTheme="majorHAnsi" w:eastAsia="黑体"/>
         <w:b/>
         <w:bCs/>
       </w:rPr>
@@ -5521,14 +5927,14 @@
     </w:tblStylePr>
     <w:tblStylePr w:type="firstCol">
       <w:rPr>
-        <w:rFonts w:asciiTheme="majorHAnsi" w:cstheme="majorBidi" w:eastAsiaTheme="majorEastAsia" w:hAnsiTheme="majorHAnsi"/>
+        <w:rFonts w:asciiTheme="majorHAnsi" w:cstheme="majorBidi" w:hAnsiTheme="majorHAnsi" w:eastAsia="黑体"/>
         <w:b/>
         <w:bCs/>
       </w:rPr>
     </w:tblStylePr>
     <w:tblStylePr w:type="lastCol">
       <w:rPr>
-        <w:rFonts w:asciiTheme="majorHAnsi" w:cstheme="majorBidi" w:eastAsiaTheme="majorEastAsia" w:hAnsiTheme="majorHAnsi"/>
+        <w:rFonts w:asciiTheme="majorHAnsi" w:cstheme="majorBidi" w:hAnsiTheme="majorHAnsi" w:eastAsia="黑体"/>
         <w:b/>
         <w:bCs/>
       </w:rPr>
@@ -5612,7 +6018,7 @@
         <w:spacing w:after="0" w:before="0" w:line="240" w:lineRule="auto"/>
       </w:pPr>
       <w:rPr>
-        <w:rFonts w:asciiTheme="majorHAnsi" w:cstheme="majorBidi" w:eastAsiaTheme="majorEastAsia" w:hAnsiTheme="majorHAnsi"/>
+        <w:rFonts w:asciiTheme="majorHAnsi" w:cstheme="majorBidi" w:hAnsiTheme="majorHAnsi" w:eastAsia="黑体"/>
         <w:b/>
         <w:bCs/>
       </w:rPr>
@@ -5633,7 +6039,7 @@
         <w:spacing w:after="0" w:before="0" w:line="240" w:lineRule="auto"/>
       </w:pPr>
       <w:rPr>
-        <w:rFonts w:asciiTheme="majorHAnsi" w:cstheme="majorBidi" w:eastAsiaTheme="majorEastAsia" w:hAnsiTheme="majorHAnsi"/>
+        <w:rFonts w:asciiTheme="majorHAnsi" w:cstheme="majorBidi" w:hAnsiTheme="majorHAnsi" w:eastAsia="黑体"/>
         <w:b/>
         <w:bCs/>
       </w:rPr>
@@ -5651,14 +6057,14 @@
     </w:tblStylePr>
     <w:tblStylePr w:type="firstCol">
       <w:rPr>
-        <w:rFonts w:asciiTheme="majorHAnsi" w:cstheme="majorBidi" w:eastAsiaTheme="majorEastAsia" w:hAnsiTheme="majorHAnsi"/>
+        <w:rFonts w:asciiTheme="majorHAnsi" w:cstheme="majorBidi" w:hAnsiTheme="majorHAnsi" w:eastAsia="黑体"/>
         <w:b/>
         <w:bCs/>
       </w:rPr>
     </w:tblStylePr>
     <w:tblStylePr w:type="lastCol">
       <w:rPr>
-        <w:rFonts w:asciiTheme="majorHAnsi" w:cstheme="majorBidi" w:eastAsiaTheme="majorEastAsia" w:hAnsiTheme="majorHAnsi"/>
+        <w:rFonts w:asciiTheme="majorHAnsi" w:cstheme="majorBidi" w:hAnsiTheme="majorHAnsi" w:eastAsia="黑体"/>
         <w:b/>
         <w:bCs/>
       </w:rPr>
@@ -5742,7 +6148,7 @@
         <w:spacing w:after="0" w:before="0" w:line="240" w:lineRule="auto"/>
       </w:pPr>
       <w:rPr>
-        <w:rFonts w:asciiTheme="majorHAnsi" w:cstheme="majorBidi" w:eastAsiaTheme="majorEastAsia" w:hAnsiTheme="majorHAnsi"/>
+        <w:rFonts w:asciiTheme="majorHAnsi" w:cstheme="majorBidi" w:hAnsiTheme="majorHAnsi" w:eastAsia="黑体"/>
         <w:b/>
         <w:bCs/>
       </w:rPr>
@@ -5763,7 +6169,7 @@
         <w:spacing w:after="0" w:before="0" w:line="240" w:lineRule="auto"/>
       </w:pPr>
       <w:rPr>
-        <w:rFonts w:asciiTheme="majorHAnsi" w:cstheme="majorBidi" w:eastAsiaTheme="majorEastAsia" w:hAnsiTheme="majorHAnsi"/>
+        <w:rFonts w:asciiTheme="majorHAnsi" w:cstheme="majorBidi" w:hAnsiTheme="majorHAnsi" w:eastAsia="黑体"/>
         <w:b/>
         <w:bCs/>
       </w:rPr>
@@ -5781,14 +6187,14 @@
     </w:tblStylePr>
     <w:tblStylePr w:type="firstCol">
       <w:rPr>
-        <w:rFonts w:asciiTheme="majorHAnsi" w:cstheme="majorBidi" w:eastAsiaTheme="majorEastAsia" w:hAnsiTheme="majorHAnsi"/>
+        <w:rFonts w:asciiTheme="majorHAnsi" w:cstheme="majorBidi" w:hAnsiTheme="majorHAnsi" w:eastAsia="黑体"/>
         <w:b/>
         <w:bCs/>
       </w:rPr>
     </w:tblStylePr>
     <w:tblStylePr w:type="lastCol">
       <w:rPr>
-        <w:rFonts w:asciiTheme="majorHAnsi" w:cstheme="majorBidi" w:eastAsiaTheme="majorEastAsia" w:hAnsiTheme="majorHAnsi"/>
+        <w:rFonts w:asciiTheme="majorHAnsi" w:cstheme="majorBidi" w:hAnsiTheme="majorHAnsi" w:eastAsia="黑体"/>
         <w:b/>
         <w:bCs/>
       </w:rPr>
@@ -5872,7 +6278,7 @@
         <w:spacing w:after="0" w:before="0" w:line="240" w:lineRule="auto"/>
       </w:pPr>
       <w:rPr>
-        <w:rFonts w:asciiTheme="majorHAnsi" w:cstheme="majorBidi" w:eastAsiaTheme="majorEastAsia" w:hAnsiTheme="majorHAnsi"/>
+        <w:rFonts w:asciiTheme="majorHAnsi" w:cstheme="majorBidi" w:hAnsiTheme="majorHAnsi" w:eastAsia="黑体"/>
         <w:b/>
         <w:bCs/>
       </w:rPr>
@@ -5893,7 +6299,7 @@
         <w:spacing w:after="0" w:before="0" w:line="240" w:lineRule="auto"/>
       </w:pPr>
       <w:rPr>
-        <w:rFonts w:asciiTheme="majorHAnsi" w:cstheme="majorBidi" w:eastAsiaTheme="majorEastAsia" w:hAnsiTheme="majorHAnsi"/>
+        <w:rFonts w:asciiTheme="majorHAnsi" w:cstheme="majorBidi" w:hAnsiTheme="majorHAnsi" w:eastAsia="黑体"/>
         <w:b/>
         <w:bCs/>
       </w:rPr>
@@ -5911,14 +6317,14 @@
     </w:tblStylePr>
     <w:tblStylePr w:type="firstCol">
       <w:rPr>
-        <w:rFonts w:asciiTheme="majorHAnsi" w:cstheme="majorBidi" w:eastAsiaTheme="majorEastAsia" w:hAnsiTheme="majorHAnsi"/>
+        <w:rFonts w:asciiTheme="majorHAnsi" w:cstheme="majorBidi" w:hAnsiTheme="majorHAnsi" w:eastAsia="黑体"/>
         <w:b/>
         <w:bCs/>
       </w:rPr>
     </w:tblStylePr>
     <w:tblStylePr w:type="lastCol">
       <w:rPr>
-        <w:rFonts w:asciiTheme="majorHAnsi" w:cstheme="majorBidi" w:eastAsiaTheme="majorEastAsia" w:hAnsiTheme="majorHAnsi"/>
+        <w:rFonts w:asciiTheme="majorHAnsi" w:cstheme="majorBidi" w:hAnsiTheme="majorHAnsi" w:eastAsia="黑体"/>
         <w:b/>
         <w:bCs/>
       </w:rPr>
@@ -6002,7 +6408,7 @@
         <w:spacing w:after="0" w:before="0" w:line="240" w:lineRule="auto"/>
       </w:pPr>
       <w:rPr>
-        <w:rFonts w:asciiTheme="majorHAnsi" w:cstheme="majorBidi" w:eastAsiaTheme="majorEastAsia" w:hAnsiTheme="majorHAnsi"/>
+        <w:rFonts w:asciiTheme="majorHAnsi" w:cstheme="majorBidi" w:hAnsiTheme="majorHAnsi" w:eastAsia="黑体"/>
         <w:b/>
         <w:bCs/>
       </w:rPr>
@@ -6023,7 +6429,7 @@
         <w:spacing w:after="0" w:before="0" w:line="240" w:lineRule="auto"/>
       </w:pPr>
       <w:rPr>
-        <w:rFonts w:asciiTheme="majorHAnsi" w:cstheme="majorBidi" w:eastAsiaTheme="majorEastAsia" w:hAnsiTheme="majorHAnsi"/>
+        <w:rFonts w:asciiTheme="majorHAnsi" w:cstheme="majorBidi" w:hAnsiTheme="majorHAnsi" w:eastAsia="黑体"/>
         <w:b/>
         <w:bCs/>
       </w:rPr>
@@ -6041,14 +6447,14 @@
     </w:tblStylePr>
     <w:tblStylePr w:type="firstCol">
       <w:rPr>
-        <w:rFonts w:asciiTheme="majorHAnsi" w:cstheme="majorBidi" w:eastAsiaTheme="majorEastAsia" w:hAnsiTheme="majorHAnsi"/>
+        <w:rFonts w:asciiTheme="majorHAnsi" w:cstheme="majorBidi" w:hAnsiTheme="majorHAnsi" w:eastAsia="黑体"/>
         <w:b/>
         <w:bCs/>
       </w:rPr>
     </w:tblStylePr>
     <w:tblStylePr w:type="lastCol">
       <w:rPr>
-        <w:rFonts w:asciiTheme="majorHAnsi" w:cstheme="majorBidi" w:eastAsiaTheme="majorEastAsia" w:hAnsiTheme="majorHAnsi"/>
+        <w:rFonts w:asciiTheme="majorHAnsi" w:cstheme="majorBidi" w:hAnsiTheme="majorHAnsi" w:eastAsia="黑体"/>
         <w:b/>
         <w:bCs/>
       </w:rPr>
@@ -6132,7 +6538,7 @@
         <w:spacing w:after="0" w:before="0" w:line="240" w:lineRule="auto"/>
       </w:pPr>
       <w:rPr>
-        <w:rFonts w:asciiTheme="majorHAnsi" w:cstheme="majorBidi" w:eastAsiaTheme="majorEastAsia" w:hAnsiTheme="majorHAnsi"/>
+        <w:rFonts w:asciiTheme="majorHAnsi" w:cstheme="majorBidi" w:hAnsiTheme="majorHAnsi" w:eastAsia="黑体"/>
         <w:b/>
         <w:bCs/>
       </w:rPr>
@@ -6153,7 +6559,7 @@
         <w:spacing w:after="0" w:before="0" w:line="240" w:lineRule="auto"/>
       </w:pPr>
       <w:rPr>
-        <w:rFonts w:asciiTheme="majorHAnsi" w:cstheme="majorBidi" w:eastAsiaTheme="majorEastAsia" w:hAnsiTheme="majorHAnsi"/>
+        <w:rFonts w:asciiTheme="majorHAnsi" w:cstheme="majorBidi" w:hAnsiTheme="majorHAnsi" w:eastAsia="黑体"/>
         <w:b/>
         <w:bCs/>
       </w:rPr>
@@ -6171,14 +6577,14 @@
     </w:tblStylePr>
     <w:tblStylePr w:type="firstCol">
       <w:rPr>
-        <w:rFonts w:asciiTheme="majorHAnsi" w:cstheme="majorBidi" w:eastAsiaTheme="majorEastAsia" w:hAnsiTheme="majorHAnsi"/>
+        <w:rFonts w:asciiTheme="majorHAnsi" w:cstheme="majorBidi" w:hAnsiTheme="majorHAnsi" w:eastAsia="黑体"/>
         <w:b/>
         <w:bCs/>
       </w:rPr>
     </w:tblStylePr>
     <w:tblStylePr w:type="lastCol">
       <w:rPr>
-        <w:rFonts w:asciiTheme="majorHAnsi" w:cstheme="majorBidi" w:eastAsiaTheme="majorEastAsia" w:hAnsiTheme="majorHAnsi"/>
+        <w:rFonts w:asciiTheme="majorHAnsi" w:cstheme="majorBidi" w:hAnsiTheme="majorHAnsi" w:eastAsia="黑体"/>
         <w:b/>
         <w:bCs/>
       </w:rPr>
@@ -6262,7 +6668,7 @@
         <w:spacing w:after="0" w:before="0" w:line="240" w:lineRule="auto"/>
       </w:pPr>
       <w:rPr>
-        <w:rFonts w:asciiTheme="majorHAnsi" w:cstheme="majorBidi" w:eastAsiaTheme="majorEastAsia" w:hAnsiTheme="majorHAnsi"/>
+        <w:rFonts w:asciiTheme="majorHAnsi" w:cstheme="majorBidi" w:hAnsiTheme="majorHAnsi" w:eastAsia="黑体"/>
         <w:b/>
         <w:bCs/>
       </w:rPr>
@@ -6283,7 +6689,7 @@
         <w:spacing w:after="0" w:before="0" w:line="240" w:lineRule="auto"/>
       </w:pPr>
       <w:rPr>
-        <w:rFonts w:asciiTheme="majorHAnsi" w:cstheme="majorBidi" w:eastAsiaTheme="majorEastAsia" w:hAnsiTheme="majorHAnsi"/>
+        <w:rFonts w:asciiTheme="majorHAnsi" w:cstheme="majorBidi" w:hAnsiTheme="majorHAnsi" w:eastAsia="黑体"/>
         <w:b/>
         <w:bCs/>
       </w:rPr>
@@ -6301,14 +6707,14 @@
     </w:tblStylePr>
     <w:tblStylePr w:type="firstCol">
       <w:rPr>
-        <w:rFonts w:asciiTheme="majorHAnsi" w:cstheme="majorBidi" w:eastAsiaTheme="majorEastAsia" w:hAnsiTheme="majorHAnsi"/>
+        <w:rFonts w:asciiTheme="majorHAnsi" w:cstheme="majorBidi" w:hAnsiTheme="majorHAnsi" w:eastAsia="黑体"/>
         <w:b/>
         <w:bCs/>
       </w:rPr>
     </w:tblStylePr>
     <w:tblStylePr w:type="lastCol">
       <w:rPr>
-        <w:rFonts w:asciiTheme="majorHAnsi" w:cstheme="majorBidi" w:eastAsiaTheme="majorEastAsia" w:hAnsiTheme="majorHAnsi"/>
+        <w:rFonts w:asciiTheme="majorHAnsi" w:cstheme="majorBidi" w:hAnsiTheme="majorHAnsi" w:eastAsia="黑体"/>
         <w:b/>
         <w:bCs/>
       </w:rPr>
@@ -6391,6 +6797,7 @@
         <w:spacing w:after="0" w:before="0" w:line="240" w:lineRule="auto"/>
       </w:pPr>
       <w:rPr>
+        <w:rFonts w:eastAsia="黑体"/>
         <w:b/>
         <w:bCs/>
         <w:color w:themeColor="background1" w:val="FFFFFF"/>
@@ -6413,6 +6820,7 @@
         <w:spacing w:after="0" w:before="0" w:line="240" w:lineRule="auto"/>
       </w:pPr>
       <w:rPr>
+        <w:rFonts w:eastAsia="黑体"/>
         <w:b/>
         <w:bCs/>
       </w:rPr>
@@ -6430,12 +6838,14 @@
     </w:tblStylePr>
     <w:tblStylePr w:type="firstCol">
       <w:rPr>
+        <w:rFonts w:eastAsia="黑体"/>
         <w:b/>
         <w:bCs/>
       </w:rPr>
     </w:tblStylePr>
     <w:tblStylePr w:type="lastCol">
       <w:rPr>
+        <w:rFonts w:eastAsia="黑体"/>
         <w:b/>
         <w:bCs/>
       </w:rPr>
@@ -6497,6 +6907,7 @@
         <w:spacing w:after="0" w:before="0" w:line="240" w:lineRule="auto"/>
       </w:pPr>
       <w:rPr>
+        <w:rFonts w:eastAsia="黑体"/>
         <w:b/>
         <w:bCs/>
         <w:color w:themeColor="background1" w:val="FFFFFF"/>
@@ -6519,6 +6930,7 @@
         <w:spacing w:after="0" w:before="0" w:line="240" w:lineRule="auto"/>
       </w:pPr>
       <w:rPr>
+        <w:rFonts w:eastAsia="黑体"/>
         <w:b/>
         <w:bCs/>
       </w:rPr>
@@ -6536,12 +6948,14 @@
     </w:tblStylePr>
     <w:tblStylePr w:type="firstCol">
       <w:rPr>
+        <w:rFonts w:eastAsia="黑体"/>
         <w:b/>
         <w:bCs/>
       </w:rPr>
     </w:tblStylePr>
     <w:tblStylePr w:type="lastCol">
       <w:rPr>
+        <w:rFonts w:eastAsia="黑体"/>
         <w:b/>
         <w:bCs/>
       </w:rPr>
@@ -6603,6 +7017,7 @@
         <w:spacing w:after="0" w:before="0" w:line="240" w:lineRule="auto"/>
       </w:pPr>
       <w:rPr>
+        <w:rFonts w:eastAsia="黑体"/>
         <w:b/>
         <w:bCs/>
         <w:color w:themeColor="background1" w:val="FFFFFF"/>
@@ -6625,6 +7040,7 @@
         <w:spacing w:after="0" w:before="0" w:line="240" w:lineRule="auto"/>
       </w:pPr>
       <w:rPr>
+        <w:rFonts w:eastAsia="黑体"/>
         <w:b/>
         <w:bCs/>
       </w:rPr>
@@ -6642,12 +7058,14 @@
     </w:tblStylePr>
     <w:tblStylePr w:type="firstCol">
       <w:rPr>
+        <w:rFonts w:eastAsia="黑体"/>
         <w:b/>
         <w:bCs/>
       </w:rPr>
     </w:tblStylePr>
     <w:tblStylePr w:type="lastCol">
       <w:rPr>
+        <w:rFonts w:eastAsia="黑体"/>
         <w:b/>
         <w:bCs/>
       </w:rPr>
@@ -6709,6 +7127,7 @@
         <w:spacing w:after="0" w:before="0" w:line="240" w:lineRule="auto"/>
       </w:pPr>
       <w:rPr>
+        <w:rFonts w:eastAsia="黑体"/>
         <w:b/>
         <w:bCs/>
         <w:color w:themeColor="background1" w:val="FFFFFF"/>
@@ -6731,6 +7150,7 @@
         <w:spacing w:after="0" w:before="0" w:line="240" w:lineRule="auto"/>
       </w:pPr>
       <w:rPr>
+        <w:rFonts w:eastAsia="黑体"/>
         <w:b/>
         <w:bCs/>
       </w:rPr>
@@ -6748,12 +7168,14 @@
     </w:tblStylePr>
     <w:tblStylePr w:type="firstCol">
       <w:rPr>
+        <w:rFonts w:eastAsia="黑体"/>
         <w:b/>
         <w:bCs/>
       </w:rPr>
     </w:tblStylePr>
     <w:tblStylePr w:type="lastCol">
       <w:rPr>
+        <w:rFonts w:eastAsia="黑体"/>
         <w:b/>
         <w:bCs/>
       </w:rPr>
@@ -6815,6 +7237,7 @@
         <w:spacing w:after="0" w:before="0" w:line="240" w:lineRule="auto"/>
       </w:pPr>
       <w:rPr>
+        <w:rFonts w:eastAsia="黑体"/>
         <w:b/>
         <w:bCs/>
         <w:color w:themeColor="background1" w:val="FFFFFF"/>
@@ -6837,6 +7260,7 @@
         <w:spacing w:after="0" w:before="0" w:line="240" w:lineRule="auto"/>
       </w:pPr>
       <w:rPr>
+        <w:rFonts w:eastAsia="黑体"/>
         <w:b/>
         <w:bCs/>
       </w:rPr>
@@ -6854,12 +7278,14 @@
     </w:tblStylePr>
     <w:tblStylePr w:type="firstCol">
       <w:rPr>
+        <w:rFonts w:eastAsia="黑体"/>
         <w:b/>
         <w:bCs/>
       </w:rPr>
     </w:tblStylePr>
     <w:tblStylePr w:type="lastCol">
       <w:rPr>
+        <w:rFonts w:eastAsia="黑体"/>
         <w:b/>
         <w:bCs/>
       </w:rPr>
@@ -6921,6 +7347,7 @@
         <w:spacing w:after="0" w:before="0" w:line="240" w:lineRule="auto"/>
       </w:pPr>
       <w:rPr>
+        <w:rFonts w:eastAsia="黑体"/>
         <w:b/>
         <w:bCs/>
         <w:color w:themeColor="background1" w:val="FFFFFF"/>
@@ -6943,6 +7370,7 @@
         <w:spacing w:after="0" w:before="0" w:line="240" w:lineRule="auto"/>
       </w:pPr>
       <w:rPr>
+        <w:rFonts w:eastAsia="黑体"/>
         <w:b/>
         <w:bCs/>
       </w:rPr>
@@ -6960,12 +7388,14 @@
     </w:tblStylePr>
     <w:tblStylePr w:type="firstCol">
       <w:rPr>
+        <w:rFonts w:eastAsia="黑体"/>
         <w:b/>
         <w:bCs/>
       </w:rPr>
     </w:tblStylePr>
     <w:tblStylePr w:type="lastCol">
       <w:rPr>
+        <w:rFonts w:eastAsia="黑体"/>
         <w:b/>
         <w:bCs/>
       </w:rPr>
@@ -7027,6 +7457,7 @@
         <w:spacing w:after="0" w:before="0" w:line="240" w:lineRule="auto"/>
       </w:pPr>
       <w:rPr>
+        <w:rFonts w:eastAsia="黑体"/>
         <w:b/>
         <w:bCs/>
         <w:color w:themeColor="background1" w:val="FFFFFF"/>
@@ -7049,6 +7480,7 @@
         <w:spacing w:after="0" w:before="0" w:line="240" w:lineRule="auto"/>
       </w:pPr>
       <w:rPr>
+        <w:rFonts w:eastAsia="黑体"/>
         <w:b/>
         <w:bCs/>
       </w:rPr>
@@ -7066,12 +7498,14 @@
     </w:tblStylePr>
     <w:tblStylePr w:type="firstCol">
       <w:rPr>
+        <w:rFonts w:eastAsia="黑体"/>
         <w:b/>
         <w:bCs/>
       </w:rPr>
     </w:tblStylePr>
     <w:tblStylePr w:type="lastCol">
       <w:rPr>
+        <w:rFonts w:eastAsia="黑体"/>
         <w:b/>
         <w:bCs/>
       </w:rPr>
@@ -7130,6 +7564,7 @@
         <w:spacing w:after="0" w:before="0" w:line="240" w:lineRule="auto"/>
       </w:pPr>
       <w:rPr>
+        <w:rFonts w:eastAsia="黑体"/>
         <w:b/>
         <w:bCs/>
         <w:color w:themeColor="background1" w:val="FFFFFF"/>
@@ -7152,6 +7587,7 @@
         <w:spacing w:after="0" w:before="0" w:line="240" w:lineRule="auto"/>
       </w:pPr>
       <w:rPr>
+        <w:rFonts w:eastAsia="黑体"/>
         <w:color w:val="auto"/>
       </w:rPr>
       <w:tblPr/>
@@ -7169,6 +7605,7 @@
     </w:tblStylePr>
     <w:tblStylePr w:type="firstCol">
       <w:rPr>
+        <w:rFonts w:eastAsia="黑体"/>
         <w:b/>
         <w:bCs/>
         <w:color w:themeColor="background1" w:val="FFFFFF"/>
@@ -7188,6 +7625,7 @@
     </w:tblStylePr>
     <w:tblStylePr w:type="lastCol">
       <w:rPr>
+        <w:rFonts w:eastAsia="黑体"/>
         <w:b/>
         <w:bCs/>
         <w:color w:themeColor="background1" w:val="FFFFFF"/>
@@ -7236,6 +7674,7 @@
     </w:tblStylePr>
     <w:tblStylePr w:type="nwCell">
       <w:rPr>
+        <w:rFonts w:eastAsia="黑体"/>
         <w:color w:themeColor="background1" w:val="FFFFFF"/>
       </w:rPr>
       <w:tblPr/>
@@ -7279,6 +7718,7 @@
         <w:spacing w:after="0" w:before="0" w:line="240" w:lineRule="auto"/>
       </w:pPr>
       <w:rPr>
+        <w:rFonts w:eastAsia="黑体"/>
         <w:b/>
         <w:bCs/>
         <w:color w:themeColor="background1" w:val="FFFFFF"/>
@@ -7301,6 +7741,7 @@
         <w:spacing w:after="0" w:before="0" w:line="240" w:lineRule="auto"/>
       </w:pPr>
       <w:rPr>
+        <w:rFonts w:eastAsia="黑体"/>
         <w:color w:val="auto"/>
       </w:rPr>
       <w:tblPr/>
@@ -7318,6 +7759,7 @@
     </w:tblStylePr>
     <w:tblStylePr w:type="firstCol">
       <w:rPr>
+        <w:rFonts w:eastAsia="黑体"/>
         <w:b/>
         <w:bCs/>
         <w:color w:themeColor="background1" w:val="FFFFFF"/>
@@ -7337,6 +7779,7 @@
     </w:tblStylePr>
     <w:tblStylePr w:type="lastCol">
       <w:rPr>
+        <w:rFonts w:eastAsia="黑体"/>
         <w:b/>
         <w:bCs/>
         <w:color w:themeColor="background1" w:val="FFFFFF"/>
@@ -7385,6 +7828,7 @@
     </w:tblStylePr>
     <w:tblStylePr w:type="nwCell">
       <w:rPr>
+        <w:rFonts w:eastAsia="黑体"/>
         <w:color w:themeColor="background1" w:val="FFFFFF"/>
       </w:rPr>
       <w:tblPr/>
@@ -7428,6 +7872,7 @@
         <w:spacing w:after="0" w:before="0" w:line="240" w:lineRule="auto"/>
       </w:pPr>
       <w:rPr>
+        <w:rFonts w:eastAsia="黑体"/>
         <w:b/>
         <w:bCs/>
         <w:color w:themeColor="background1" w:val="FFFFFF"/>
@@ -7450,6 +7895,7 @@
         <w:spacing w:after="0" w:before="0" w:line="240" w:lineRule="auto"/>
       </w:pPr>
       <w:rPr>
+        <w:rFonts w:eastAsia="黑体"/>
         <w:color w:val="auto"/>
       </w:rPr>
       <w:tblPr/>
@@ -7467,6 +7913,7 @@
     </w:tblStylePr>
     <w:tblStylePr w:type="firstCol">
       <w:rPr>
+        <w:rFonts w:eastAsia="黑体"/>
         <w:b/>
         <w:bCs/>
         <w:color w:themeColor="background1" w:val="FFFFFF"/>
@@ -7486,6 +7933,7 @@
     </w:tblStylePr>
     <w:tblStylePr w:type="lastCol">
       <w:rPr>
+        <w:rFonts w:eastAsia="黑体"/>
         <w:b/>
         <w:bCs/>
         <w:color w:themeColor="background1" w:val="FFFFFF"/>
@@ -7534,6 +7982,7 @@
     </w:tblStylePr>
     <w:tblStylePr w:type="nwCell">
       <w:rPr>
+        <w:rFonts w:eastAsia="黑体"/>
         <w:color w:themeColor="background1" w:val="FFFFFF"/>
       </w:rPr>
       <w:tblPr/>
@@ -7577,6 +8026,7 @@
         <w:spacing w:after="0" w:before="0" w:line="240" w:lineRule="auto"/>
       </w:pPr>
       <w:rPr>
+        <w:rFonts w:eastAsia="黑体"/>
         <w:b/>
         <w:bCs/>
         <w:color w:themeColor="background1" w:val="FFFFFF"/>
@@ -7599,6 +8049,7 @@
         <w:spacing w:after="0" w:before="0" w:line="240" w:lineRule="auto"/>
       </w:pPr>
       <w:rPr>
+        <w:rFonts w:eastAsia="黑体"/>
         <w:color w:val="auto"/>
       </w:rPr>
       <w:tblPr/>
@@ -7616,6 +8067,7 @@
     </w:tblStylePr>
     <w:tblStylePr w:type="firstCol">
       <w:rPr>
+        <w:rFonts w:eastAsia="黑体"/>
         <w:b/>
         <w:bCs/>
         <w:color w:themeColor="background1" w:val="FFFFFF"/>
@@ -7635,6 +8087,7 @@
     </w:tblStylePr>
     <w:tblStylePr w:type="lastCol">
       <w:rPr>
+        <w:rFonts w:eastAsia="黑体"/>
         <w:b/>
         <w:bCs/>
         <w:color w:themeColor="background1" w:val="FFFFFF"/>
@@ -7683,6 +8136,7 @@
     </w:tblStylePr>
     <w:tblStylePr w:type="nwCell">
       <w:rPr>
+        <w:rFonts w:eastAsia="黑体"/>
         <w:color w:themeColor="background1" w:val="FFFFFF"/>
       </w:rPr>
       <w:tblPr/>
@@ -7726,6 +8180,7 @@
         <w:spacing w:after="0" w:before="0" w:line="240" w:lineRule="auto"/>
       </w:pPr>
       <w:rPr>
+        <w:rFonts w:eastAsia="黑体"/>
         <w:b/>
         <w:bCs/>
         <w:color w:themeColor="background1" w:val="FFFFFF"/>
@@ -7748,6 +8203,7 @@
         <w:spacing w:after="0" w:before="0" w:line="240" w:lineRule="auto"/>
       </w:pPr>
       <w:rPr>
+        <w:rFonts w:eastAsia="黑体"/>
         <w:color w:val="auto"/>
       </w:rPr>
       <w:tblPr/>
@@ -7765,6 +8221,7 @@
     </w:tblStylePr>
     <w:tblStylePr w:type="firstCol">
       <w:rPr>
+        <w:rFonts w:eastAsia="黑体"/>
         <w:b/>
         <w:bCs/>
         <w:color w:themeColor="background1" w:val="FFFFFF"/>
@@ -7784,6 +8241,7 @@
     </w:tblStylePr>
     <w:tblStylePr w:type="lastCol">
       <w:rPr>
+        <w:rFonts w:eastAsia="黑体"/>
         <w:b/>
         <w:bCs/>
         <w:color w:themeColor="background1" w:val="FFFFFF"/>
@@ -7832,6 +8290,7 @@
     </w:tblStylePr>
     <w:tblStylePr w:type="nwCell">
       <w:rPr>
+        <w:rFonts w:eastAsia="黑体"/>
         <w:color w:themeColor="background1" w:val="FFFFFF"/>
       </w:rPr>
       <w:tblPr/>
@@ -7875,6 +8334,7 @@
         <w:spacing w:after="0" w:before="0" w:line="240" w:lineRule="auto"/>
       </w:pPr>
       <w:rPr>
+        <w:rFonts w:eastAsia="黑体"/>
         <w:b/>
         <w:bCs/>
         <w:color w:themeColor="background1" w:val="FFFFFF"/>
@@ -7897,6 +8357,7 @@
         <w:spacing w:after="0" w:before="0" w:line="240" w:lineRule="auto"/>
       </w:pPr>
       <w:rPr>
+        <w:rFonts w:eastAsia="黑体"/>
         <w:color w:val="auto"/>
       </w:rPr>
       <w:tblPr/>
@@ -7914,6 +8375,7 @@
     </w:tblStylePr>
     <w:tblStylePr w:type="firstCol">
       <w:rPr>
+        <w:rFonts w:eastAsia="黑体"/>
         <w:b/>
         <w:bCs/>
         <w:color w:themeColor="background1" w:val="FFFFFF"/>
@@ -7933,6 +8395,7 @@
     </w:tblStylePr>
     <w:tblStylePr w:type="lastCol">
       <w:rPr>
+        <w:rFonts w:eastAsia="黑体"/>
         <w:b/>
         <w:bCs/>
         <w:color w:themeColor="background1" w:val="FFFFFF"/>
@@ -7981,6 +8444,7 @@
     </w:tblStylePr>
     <w:tblStylePr w:type="nwCell">
       <w:rPr>
+        <w:rFonts w:eastAsia="黑体"/>
         <w:color w:themeColor="background1" w:val="FFFFFF"/>
       </w:rPr>
       <w:tblPr/>
@@ -8024,6 +8488,7 @@
         <w:spacing w:after="0" w:before="0" w:line="240" w:lineRule="auto"/>
       </w:pPr>
       <w:rPr>
+        <w:rFonts w:eastAsia="黑体"/>
         <w:b/>
         <w:bCs/>
         <w:color w:themeColor="background1" w:val="FFFFFF"/>
@@ -8046,6 +8511,7 @@
         <w:spacing w:after="0" w:before="0" w:line="240" w:lineRule="auto"/>
       </w:pPr>
       <w:rPr>
+        <w:rFonts w:eastAsia="黑体"/>
         <w:color w:val="auto"/>
       </w:rPr>
       <w:tblPr/>
@@ -8063,6 +8529,7 @@
     </w:tblStylePr>
     <w:tblStylePr w:type="firstCol">
       <w:rPr>
+        <w:rFonts w:eastAsia="黑体"/>
         <w:b/>
         <w:bCs/>
         <w:color w:themeColor="background1" w:val="FFFFFF"/>
@@ -8082,6 +8549,7 @@
     </w:tblStylePr>
     <w:tblStylePr w:type="lastCol">
       <w:rPr>
+        <w:rFonts w:eastAsia="黑体"/>
         <w:b/>
         <w:bCs/>
         <w:color w:themeColor="background1" w:val="FFFFFF"/>
@@ -8130,6 +8598,7 @@
     </w:tblStylePr>
     <w:tblStylePr w:type="nwCell">
       <w:rPr>
+        <w:rFonts w:eastAsia="黑体"/>
         <w:color w:themeColor="background1" w:val="FFFFFF"/>
       </w:rPr>
       <w:tblPr/>
@@ -8154,6 +8623,7 @@
       <w:spacing w:after="0" w:line="240" w:lineRule="auto"/>
     </w:pPr>
     <w:rPr>
+      <w:rFonts w:eastAsia="黑体"/>
       <w:color w:themeColor="text1" w:val="000000"/>
     </w:rPr>
     <w:tblPr>
@@ -8173,7 +8643,7 @@
     </w:tblPr>
     <w:tblStylePr w:type="firstRow">
       <w:rPr>
-        <w:rFonts w:asciiTheme="majorHAnsi" w:cstheme="majorBidi" w:eastAsiaTheme="majorEastAsia" w:hAnsiTheme="majorHAnsi"/>
+        <w:rFonts w:asciiTheme="majorHAnsi" w:cstheme="majorBidi" w:hAnsiTheme="majorHAnsi" w:eastAsia="黑体"/>
       </w:rPr>
       <w:tblPr/>
       <w:tcPr>
@@ -8185,6 +8655,7 @@
     </w:tblStylePr>
     <w:tblStylePr w:type="lastRow">
       <w:rPr>
+        <w:rFonts w:eastAsia="黑体"/>
         <w:b/>
         <w:bCs/>
         <w:color w:themeColor="text2" w:val="1F497D"/>
@@ -8199,12 +8670,14 @@
     </w:tblStylePr>
     <w:tblStylePr w:type="firstCol">
       <w:rPr>
+        <w:rFonts w:eastAsia="黑体"/>
         <w:b/>
         <w:bCs/>
       </w:rPr>
     </w:tblStylePr>
     <w:tblStylePr w:type="lastCol">
       <w:rPr>
+        <w:rFonts w:eastAsia="黑体"/>
         <w:b/>
         <w:bCs/>
       </w:rPr>
@@ -8238,6 +8711,7 @@
       <w:spacing w:after="0" w:line="240" w:lineRule="auto"/>
     </w:pPr>
     <w:rPr>
+      <w:rFonts w:eastAsia="黑体"/>
       <w:color w:themeColor="text1" w:val="000000"/>
     </w:rPr>
     <w:tblPr>
@@ -8257,7 +8731,7 @@
     </w:tblPr>
     <w:tblStylePr w:type="firstRow">
       <w:rPr>
-        <w:rFonts w:asciiTheme="majorHAnsi" w:cstheme="majorBidi" w:eastAsiaTheme="majorEastAsia" w:hAnsiTheme="majorHAnsi"/>
+        <w:rFonts w:asciiTheme="majorHAnsi" w:cstheme="majorBidi" w:hAnsiTheme="majorHAnsi" w:eastAsia="黑体"/>
       </w:rPr>
       <w:tblPr/>
       <w:tcPr>
@@ -8269,6 +8743,7 @@
     </w:tblStylePr>
     <w:tblStylePr w:type="lastRow">
       <w:rPr>
+        <w:rFonts w:eastAsia="黑体"/>
         <w:b/>
         <w:bCs/>
         <w:color w:themeColor="text2" w:val="1F497D"/>
@@ -8283,12 +8758,14 @@
     </w:tblStylePr>
     <w:tblStylePr w:type="firstCol">
       <w:rPr>
+        <w:rFonts w:eastAsia="黑体"/>
         <w:b/>
         <w:bCs/>
       </w:rPr>
     </w:tblStylePr>
     <w:tblStylePr w:type="lastCol">
       <w:rPr>
+        <w:rFonts w:eastAsia="黑体"/>
         <w:b/>
         <w:bCs/>
       </w:rPr>
@@ -8322,6 +8799,7 @@
       <w:spacing w:after="0" w:line="240" w:lineRule="auto"/>
     </w:pPr>
     <w:rPr>
+      <w:rFonts w:eastAsia="黑体"/>
       <w:color w:themeColor="text1" w:val="000000"/>
     </w:rPr>
     <w:tblPr>
@@ -8341,7 +8819,7 @@
     </w:tblPr>
     <w:tblStylePr w:type="firstRow">
       <w:rPr>
-        <w:rFonts w:asciiTheme="majorHAnsi" w:cstheme="majorBidi" w:eastAsiaTheme="majorEastAsia" w:hAnsiTheme="majorHAnsi"/>
+        <w:rFonts w:asciiTheme="majorHAnsi" w:cstheme="majorBidi" w:hAnsiTheme="majorHAnsi" w:eastAsia="黑体"/>
       </w:rPr>
       <w:tblPr/>
       <w:tcPr>
@@ -8353,6 +8831,7 @@
     </w:tblStylePr>
     <w:tblStylePr w:type="lastRow">
       <w:rPr>
+        <w:rFonts w:eastAsia="黑体"/>
         <w:b/>
         <w:bCs/>
         <w:color w:themeColor="text2" w:val="1F497D"/>
@@ -8367,12 +8846,14 @@
     </w:tblStylePr>
     <w:tblStylePr w:type="firstCol">
       <w:rPr>
+        <w:rFonts w:eastAsia="黑体"/>
         <w:b/>
         <w:bCs/>
       </w:rPr>
     </w:tblStylePr>
     <w:tblStylePr w:type="lastCol">
       <w:rPr>
+        <w:rFonts w:eastAsia="黑体"/>
         <w:b/>
         <w:bCs/>
       </w:rPr>
@@ -8406,6 +8887,7 @@
       <w:spacing w:after="0" w:line="240" w:lineRule="auto"/>
     </w:pPr>
     <w:rPr>
+      <w:rFonts w:eastAsia="黑体"/>
       <w:color w:themeColor="text1" w:val="000000"/>
     </w:rPr>
     <w:tblPr>
@@ -8425,7 +8907,7 @@
     </w:tblPr>
     <w:tblStylePr w:type="firstRow">
       <w:rPr>
-        <w:rFonts w:asciiTheme="majorHAnsi" w:cstheme="majorBidi" w:eastAsiaTheme="majorEastAsia" w:hAnsiTheme="majorHAnsi"/>
+        <w:rFonts w:asciiTheme="majorHAnsi" w:cstheme="majorBidi" w:hAnsiTheme="majorHAnsi" w:eastAsia="黑体"/>
       </w:rPr>
       <w:tblPr/>
       <w:tcPr>
@@ -8437,6 +8919,7 @@
     </w:tblStylePr>
     <w:tblStylePr w:type="lastRow">
       <w:rPr>
+        <w:rFonts w:eastAsia="黑体"/>
         <w:b/>
         <w:bCs/>
         <w:color w:themeColor="text2" w:val="1F497D"/>
@@ -8451,12 +8934,14 @@
     </w:tblStylePr>
     <w:tblStylePr w:type="firstCol">
       <w:rPr>
+        <w:rFonts w:eastAsia="黑体"/>
         <w:b/>
         <w:bCs/>
       </w:rPr>
     </w:tblStylePr>
     <w:tblStylePr w:type="lastCol">
       <w:rPr>
+        <w:rFonts w:eastAsia="黑体"/>
         <w:b/>
         <w:bCs/>
       </w:rPr>
@@ -8490,6 +8975,7 @@
       <w:spacing w:after="0" w:line="240" w:lineRule="auto"/>
     </w:pPr>
     <w:rPr>
+      <w:rFonts w:eastAsia="黑体"/>
       <w:color w:themeColor="text1" w:val="000000"/>
     </w:rPr>
     <w:tblPr>
@@ -8509,7 +8995,7 @@
     </w:tblPr>
     <w:tblStylePr w:type="firstRow">
       <w:rPr>
-        <w:rFonts w:asciiTheme="majorHAnsi" w:cstheme="majorBidi" w:eastAsiaTheme="majorEastAsia" w:hAnsiTheme="majorHAnsi"/>
+        <w:rFonts w:asciiTheme="majorHAnsi" w:cstheme="majorBidi" w:hAnsiTheme="majorHAnsi" w:eastAsia="黑体"/>
       </w:rPr>
       <w:tblPr/>
       <w:tcPr>
@@ -8521,6 +9007,7 @@
     </w:tblStylePr>
     <w:tblStylePr w:type="lastRow">
       <w:rPr>
+        <w:rFonts w:eastAsia="黑体"/>
         <w:b/>
         <w:bCs/>
         <w:color w:themeColor="text2" w:val="1F497D"/>
@@ -8535,12 +9022,14 @@
     </w:tblStylePr>
     <w:tblStylePr w:type="firstCol">
       <w:rPr>
+        <w:rFonts w:eastAsia="黑体"/>
         <w:b/>
         <w:bCs/>
       </w:rPr>
     </w:tblStylePr>
     <w:tblStylePr w:type="lastCol">
       <w:rPr>
+        <w:rFonts w:eastAsia="黑体"/>
         <w:b/>
         <w:bCs/>
       </w:rPr>
@@ -8574,6 +9063,7 @@
       <w:spacing w:after="0" w:line="240" w:lineRule="auto"/>
     </w:pPr>
     <w:rPr>
+      <w:rFonts w:eastAsia="黑体"/>
       <w:color w:themeColor="text1" w:val="000000"/>
     </w:rPr>
     <w:tblPr>
@@ -8593,7 +9083,7 @@
     </w:tblPr>
     <w:tblStylePr w:type="firstRow">
       <w:rPr>
-        <w:rFonts w:asciiTheme="majorHAnsi" w:cstheme="majorBidi" w:eastAsiaTheme="majorEastAsia" w:hAnsiTheme="majorHAnsi"/>
+        <w:rFonts w:asciiTheme="majorHAnsi" w:cstheme="majorBidi" w:hAnsiTheme="majorHAnsi" w:eastAsia="黑体"/>
       </w:rPr>
       <w:tblPr/>
       <w:tcPr>
@@ -8605,6 +9095,7 @@
     </w:tblStylePr>
     <w:tblStylePr w:type="lastRow">
       <w:rPr>
+        <w:rFonts w:eastAsia="黑体"/>
         <w:b/>
         <w:bCs/>
         <w:color w:themeColor="text2" w:val="1F497D"/>
@@ -8619,12 +9110,14 @@
     </w:tblStylePr>
     <w:tblStylePr w:type="firstCol">
       <w:rPr>
+        <w:rFonts w:eastAsia="黑体"/>
         <w:b/>
         <w:bCs/>
       </w:rPr>
     </w:tblStylePr>
     <w:tblStylePr w:type="lastCol">
       <w:rPr>
+        <w:rFonts w:eastAsia="黑体"/>
         <w:b/>
         <w:bCs/>
       </w:rPr>
@@ -8658,6 +9151,7 @@
       <w:spacing w:after="0" w:line="240" w:lineRule="auto"/>
     </w:pPr>
     <w:rPr>
+      <w:rFonts w:eastAsia="黑体"/>
       <w:color w:themeColor="text1" w:val="000000"/>
     </w:rPr>
     <w:tblPr>
@@ -8677,7 +9171,7 @@
     </w:tblPr>
     <w:tblStylePr w:type="firstRow">
       <w:rPr>
-        <w:rFonts w:asciiTheme="majorHAnsi" w:cstheme="majorBidi" w:eastAsiaTheme="majorEastAsia" w:hAnsiTheme="majorHAnsi"/>
+        <w:rFonts w:asciiTheme="majorHAnsi" w:cstheme="majorBidi" w:hAnsiTheme="majorHAnsi" w:eastAsia="黑体"/>
       </w:rPr>
       <w:tblPr/>
       <w:tcPr>
@@ -8689,6 +9183,7 @@
     </w:tblStylePr>
     <w:tblStylePr w:type="lastRow">
       <w:rPr>
+        <w:rFonts w:eastAsia="黑体"/>
         <w:b/>
         <w:bCs/>
         <w:color w:themeColor="text2" w:val="1F497D"/>
@@ -8703,12 +9198,14 @@
     </w:tblStylePr>
     <w:tblStylePr w:type="firstCol">
       <w:rPr>
+        <w:rFonts w:eastAsia="黑体"/>
         <w:b/>
         <w:bCs/>
       </w:rPr>
     </w:tblStylePr>
     <w:tblStylePr w:type="lastCol">
       <w:rPr>
+        <w:rFonts w:eastAsia="黑体"/>
         <w:b/>
         <w:bCs/>
       </w:rPr>
@@ -8742,7 +9239,7 @@
       <w:spacing w:after="0" w:line="240" w:lineRule="auto"/>
     </w:pPr>
     <w:rPr>
-      <w:rFonts w:asciiTheme="majorHAnsi" w:cstheme="majorBidi" w:eastAsiaTheme="majorEastAsia" w:hAnsiTheme="majorHAnsi"/>
+      <w:rFonts w:asciiTheme="majorHAnsi" w:cstheme="majorBidi" w:hAnsiTheme="majorHAnsi" w:eastAsia="黑体"/>
       <w:color w:themeColor="text1" w:val="000000"/>
     </w:rPr>
     <w:tblPr>
@@ -8764,6 +9261,7 @@
     </w:tblPr>
     <w:tblStylePr w:type="firstRow">
       <w:rPr>
+        <w:rFonts w:eastAsia="黑体"/>
         <w:sz w:val="24"/>
         <w:szCs w:val="24"/>
       </w:rPr>
@@ -8870,7 +9368,7 @@
       <w:spacing w:after="0" w:line="240" w:lineRule="auto"/>
     </w:pPr>
     <w:rPr>
-      <w:rFonts w:asciiTheme="majorHAnsi" w:cstheme="majorBidi" w:eastAsiaTheme="majorEastAsia" w:hAnsiTheme="majorHAnsi"/>
+      <w:rFonts w:asciiTheme="majorHAnsi" w:cstheme="majorBidi" w:hAnsiTheme="majorHAnsi" w:eastAsia="黑体"/>
       <w:color w:themeColor="text1" w:val="000000"/>
     </w:rPr>
     <w:tblPr>
@@ -8892,6 +9390,7 @@
     </w:tblPr>
     <w:tblStylePr w:type="firstRow">
       <w:rPr>
+        <w:rFonts w:eastAsia="黑体"/>
         <w:sz w:val="24"/>
         <w:szCs w:val="24"/>
       </w:rPr>
@@ -8998,7 +9497,7 @@
       <w:spacing w:after="0" w:line="240" w:lineRule="auto"/>
     </w:pPr>
     <w:rPr>
-      <w:rFonts w:asciiTheme="majorHAnsi" w:cstheme="majorBidi" w:eastAsiaTheme="majorEastAsia" w:hAnsiTheme="majorHAnsi"/>
+      <w:rFonts w:asciiTheme="majorHAnsi" w:cstheme="majorBidi" w:hAnsiTheme="majorHAnsi" w:eastAsia="黑体"/>
       <w:color w:themeColor="text1" w:val="000000"/>
     </w:rPr>
     <w:tblPr>
@@ -9020,6 +9519,7 @@
     </w:tblPr>
     <w:tblStylePr w:type="firstRow">
       <w:rPr>
+        <w:rFonts w:eastAsia="黑体"/>
         <w:sz w:val="24"/>
         <w:szCs w:val="24"/>
       </w:rPr>
@@ -9126,7 +9626,7 @@
       <w:spacing w:after="0" w:line="240" w:lineRule="auto"/>
     </w:pPr>
     <w:rPr>
-      <w:rFonts w:asciiTheme="majorHAnsi" w:cstheme="majorBidi" w:eastAsiaTheme="majorEastAsia" w:hAnsiTheme="majorHAnsi"/>
+      <w:rFonts w:asciiTheme="majorHAnsi" w:cstheme="majorBidi" w:hAnsiTheme="majorHAnsi" w:eastAsia="黑体"/>
       <w:color w:themeColor="text1" w:val="000000"/>
     </w:rPr>
     <w:tblPr>
@@ -9148,6 +9648,7 @@
     </w:tblPr>
     <w:tblStylePr w:type="firstRow">
       <w:rPr>
+        <w:rFonts w:eastAsia="黑体"/>
         <w:sz w:val="24"/>
         <w:szCs w:val="24"/>
       </w:rPr>
@@ -9254,7 +9755,7 @@
       <w:spacing w:after="0" w:line="240" w:lineRule="auto"/>
     </w:pPr>
     <w:rPr>
-      <w:rFonts w:asciiTheme="majorHAnsi" w:cstheme="majorBidi" w:eastAsiaTheme="majorEastAsia" w:hAnsiTheme="majorHAnsi"/>
+      <w:rFonts w:asciiTheme="majorHAnsi" w:cstheme="majorBidi" w:hAnsiTheme="majorHAnsi" w:eastAsia="黑体"/>
       <w:color w:themeColor="text1" w:val="000000"/>
     </w:rPr>
     <w:tblPr>
@@ -9276,6 +9777,7 @@
     </w:tblPr>
     <w:tblStylePr w:type="firstRow">
       <w:rPr>
+        <w:rFonts w:eastAsia="黑体"/>
         <w:sz w:val="24"/>
         <w:szCs w:val="24"/>
       </w:rPr>
@@ -9382,7 +9884,7 @@
       <w:spacing w:after="0" w:line="240" w:lineRule="auto"/>
     </w:pPr>
     <w:rPr>
-      <w:rFonts w:asciiTheme="majorHAnsi" w:cstheme="majorBidi" w:eastAsiaTheme="majorEastAsia" w:hAnsiTheme="majorHAnsi"/>
+      <w:rFonts w:asciiTheme="majorHAnsi" w:cstheme="majorBidi" w:hAnsiTheme="majorHAnsi" w:eastAsia="黑体"/>
       <w:color w:themeColor="text1" w:val="000000"/>
     </w:rPr>
     <w:tblPr>
@@ -9404,6 +9906,7 @@
     </w:tblPr>
     <w:tblStylePr w:type="firstRow">
       <w:rPr>
+        <w:rFonts w:eastAsia="黑体"/>
         <w:sz w:val="24"/>
         <w:szCs w:val="24"/>
       </w:rPr>
@@ -9510,7 +10013,7 @@
       <w:spacing w:after="0" w:line="240" w:lineRule="auto"/>
     </w:pPr>
     <w:rPr>
-      <w:rFonts w:asciiTheme="majorHAnsi" w:cstheme="majorBidi" w:eastAsiaTheme="majorEastAsia" w:hAnsiTheme="majorHAnsi"/>
+      <w:rFonts w:asciiTheme="majorHAnsi" w:cstheme="majorBidi" w:hAnsiTheme="majorHAnsi" w:eastAsia="黑体"/>
       <w:color w:themeColor="text1" w:val="000000"/>
     </w:rPr>
     <w:tblPr>
@@ -9532,6 +10035,7 @@
     </w:tblPr>
     <w:tblStylePr w:type="firstRow">
       <w:rPr>
+        <w:rFonts w:eastAsia="黑体"/>
         <w:sz w:val="24"/>
         <w:szCs w:val="24"/>
       </w:rPr>
@@ -9661,12 +10165,14 @@
     </w:tcPr>
     <w:tblStylePr w:type="firstRow">
       <w:rPr>
+        <w:rFonts w:eastAsia="黑体"/>
         <w:b/>
         <w:bCs/>
       </w:rPr>
     </w:tblStylePr>
     <w:tblStylePr w:type="lastRow">
       <w:rPr>
+        <w:rFonts w:eastAsia="黑体"/>
         <w:b/>
         <w:bCs/>
       </w:rPr>
@@ -9679,12 +10185,14 @@
     </w:tblStylePr>
     <w:tblStylePr w:type="firstCol">
       <w:rPr>
+        <w:rFonts w:eastAsia="黑体"/>
         <w:b/>
         <w:bCs/>
       </w:rPr>
     </w:tblStylePr>
     <w:tblStylePr w:type="lastCol">
       <w:rPr>
+        <w:rFonts w:eastAsia="黑体"/>
         <w:b/>
         <w:bCs/>
       </w:rPr>
@@ -9734,12 +10242,14 @@
     </w:tcPr>
     <w:tblStylePr w:type="firstRow">
       <w:rPr>
+        <w:rFonts w:eastAsia="黑体"/>
         <w:b/>
         <w:bCs/>
       </w:rPr>
     </w:tblStylePr>
     <w:tblStylePr w:type="lastRow">
       <w:rPr>
+        <w:rFonts w:eastAsia="黑体"/>
         <w:b/>
         <w:bCs/>
       </w:rPr>
@@ -9752,12 +10262,14 @@
     </w:tblStylePr>
     <w:tblStylePr w:type="firstCol">
       <w:rPr>
+        <w:rFonts w:eastAsia="黑体"/>
         <w:b/>
         <w:bCs/>
       </w:rPr>
     </w:tblStylePr>
     <w:tblStylePr w:type="lastCol">
       <w:rPr>
+        <w:rFonts w:eastAsia="黑体"/>
         <w:b/>
         <w:bCs/>
       </w:rPr>
@@ -9807,12 +10319,14 @@
     </w:tcPr>
     <w:tblStylePr w:type="firstRow">
       <w:rPr>
+        <w:rFonts w:eastAsia="黑体"/>
         <w:b/>
         <w:bCs/>
       </w:rPr>
     </w:tblStylePr>
     <w:tblStylePr w:type="lastRow">
       <w:rPr>
+        <w:rFonts w:eastAsia="黑体"/>
         <w:b/>
         <w:bCs/>
       </w:rPr>
@@ -9825,12 +10339,14 @@
     </w:tblStylePr>
     <w:tblStylePr w:type="firstCol">
       <w:rPr>
+        <w:rFonts w:eastAsia="黑体"/>
         <w:b/>
         <w:bCs/>
       </w:rPr>
     </w:tblStylePr>
     <w:tblStylePr w:type="lastCol">
       <w:rPr>
+        <w:rFonts w:eastAsia="黑体"/>
         <w:b/>
         <w:bCs/>
       </w:rPr>
@@ -9880,12 +10396,14 @@
     </w:tcPr>
     <w:tblStylePr w:type="firstRow">
       <w:rPr>
+        <w:rFonts w:eastAsia="黑体"/>
         <w:b/>
         <w:bCs/>
       </w:rPr>
     </w:tblStylePr>
     <w:tblStylePr w:type="lastRow">
       <w:rPr>
+        <w:rFonts w:eastAsia="黑体"/>
         <w:b/>
         <w:bCs/>
       </w:rPr>
@@ -9898,12 +10416,14 @@
     </w:tblStylePr>
     <w:tblStylePr w:type="firstCol">
       <w:rPr>
+        <w:rFonts w:eastAsia="黑体"/>
         <w:b/>
         <w:bCs/>
       </w:rPr>
     </w:tblStylePr>
     <w:tblStylePr w:type="lastCol">
       <w:rPr>
+        <w:rFonts w:eastAsia="黑体"/>
         <w:b/>
         <w:bCs/>
       </w:rPr>
@@ -9953,12 +10473,14 @@
     </w:tcPr>
     <w:tblStylePr w:type="firstRow">
       <w:rPr>
+        <w:rFonts w:eastAsia="黑体"/>
         <w:b/>
         <w:bCs/>
       </w:rPr>
     </w:tblStylePr>
     <w:tblStylePr w:type="lastRow">
       <w:rPr>
+        <w:rFonts w:eastAsia="黑体"/>
         <w:b/>
         <w:bCs/>
       </w:rPr>
@@ -9971,12 +10493,14 @@
     </w:tblStylePr>
     <w:tblStylePr w:type="firstCol">
       <w:rPr>
+        <w:rFonts w:eastAsia="黑体"/>
         <w:b/>
         <w:bCs/>
       </w:rPr>
     </w:tblStylePr>
     <w:tblStylePr w:type="lastCol">
       <w:rPr>
+        <w:rFonts w:eastAsia="黑体"/>
         <w:b/>
         <w:bCs/>
       </w:rPr>
@@ -10026,12 +10550,14 @@
     </w:tcPr>
     <w:tblStylePr w:type="firstRow">
       <w:rPr>
+        <w:rFonts w:eastAsia="黑体"/>
         <w:b/>
         <w:bCs/>
       </w:rPr>
     </w:tblStylePr>
     <w:tblStylePr w:type="lastRow">
       <w:rPr>
+        <w:rFonts w:eastAsia="黑体"/>
         <w:b/>
         <w:bCs/>
       </w:rPr>
@@ -10044,12 +10570,14 @@
     </w:tblStylePr>
     <w:tblStylePr w:type="firstCol">
       <w:rPr>
+        <w:rFonts w:eastAsia="黑体"/>
         <w:b/>
         <w:bCs/>
       </w:rPr>
     </w:tblStylePr>
     <w:tblStylePr w:type="lastCol">
       <w:rPr>
+        <w:rFonts w:eastAsia="黑体"/>
         <w:b/>
         <w:bCs/>
       </w:rPr>
@@ -10099,12 +10627,14 @@
     </w:tcPr>
     <w:tblStylePr w:type="firstRow">
       <w:rPr>
+        <w:rFonts w:eastAsia="黑体"/>
         <w:b/>
         <w:bCs/>
       </w:rPr>
     </w:tblStylePr>
     <w:tblStylePr w:type="lastRow">
       <w:rPr>
+        <w:rFonts w:eastAsia="黑体"/>
         <w:b/>
         <w:bCs/>
       </w:rPr>
@@ -10117,12 +10647,14 @@
     </w:tblStylePr>
     <w:tblStylePr w:type="firstCol">
       <w:rPr>
+        <w:rFonts w:eastAsia="黑体"/>
         <w:b/>
         <w:bCs/>
       </w:rPr>
     </w:tblStylePr>
     <w:tblStylePr w:type="lastCol">
       <w:rPr>
+        <w:rFonts w:eastAsia="黑体"/>
         <w:b/>
         <w:bCs/>
       </w:rPr>
@@ -10149,7 +10681,7 @@
       <w:spacing w:after="0" w:line="240" w:lineRule="auto"/>
     </w:pPr>
     <w:rPr>
-      <w:rFonts w:asciiTheme="majorHAnsi" w:cstheme="majorBidi" w:eastAsiaTheme="majorEastAsia" w:hAnsiTheme="majorHAnsi"/>
+      <w:rFonts w:asciiTheme="majorHAnsi" w:cstheme="majorBidi" w:hAnsiTheme="majorHAnsi" w:eastAsia="黑体"/>
       <w:color w:themeColor="text1" w:val="000000"/>
     </w:rPr>
     <w:tblPr>
@@ -10176,6 +10708,7 @@
     </w:tcPr>
     <w:tblStylePr w:type="firstRow">
       <w:rPr>
+        <w:rFonts w:eastAsia="黑体"/>
         <w:b/>
         <w:bCs/>
         <w:color w:themeColor="text1" w:val="000000"/>
@@ -10187,6 +10720,7 @@
     </w:tblStylePr>
     <w:tblStylePr w:type="lastRow">
       <w:rPr>
+        <w:rFonts w:eastAsia="黑体"/>
         <w:b/>
         <w:bCs/>
         <w:color w:themeColor="text1" w:val="000000"/>
@@ -10206,6 +10740,7 @@
     </w:tblStylePr>
     <w:tblStylePr w:type="firstCol">
       <w:rPr>
+        <w:rFonts w:eastAsia="黑体"/>
         <w:b/>
         <w:bCs/>
         <w:color w:themeColor="text1" w:val="000000"/>
@@ -10225,6 +10760,7 @@
     </w:tblStylePr>
     <w:tblStylePr w:type="lastCol">
       <w:rPr>
+        <w:rFonts w:eastAsia="黑体"/>
         <w:b w:val="0"/>
         <w:bCs w:val="0"/>
         <w:color w:themeColor="text1" w:val="000000"/>
@@ -10274,7 +10810,7 @@
       <w:spacing w:after="0" w:line="240" w:lineRule="auto"/>
     </w:pPr>
     <w:rPr>
-      <w:rFonts w:asciiTheme="majorHAnsi" w:cstheme="majorBidi" w:eastAsiaTheme="majorEastAsia" w:hAnsiTheme="majorHAnsi"/>
+      <w:rFonts w:asciiTheme="majorHAnsi" w:cstheme="majorBidi" w:hAnsiTheme="majorHAnsi" w:eastAsia="黑体"/>
       <w:color w:themeColor="text1" w:val="000000"/>
     </w:rPr>
     <w:tblPr>
@@ -10301,6 +10837,7 @@
     </w:tcPr>
     <w:tblStylePr w:type="firstRow">
       <w:rPr>
+        <w:rFonts w:eastAsia="黑体"/>
         <w:b/>
         <w:bCs/>
         <w:color w:themeColor="text1" w:val="000000"/>
@@ -10312,6 +10849,7 @@
     </w:tblStylePr>
     <w:tblStylePr w:type="lastRow">
       <w:rPr>
+        <w:rFonts w:eastAsia="黑体"/>
         <w:b/>
         <w:bCs/>
         <w:color w:themeColor="text1" w:val="000000"/>
@@ -10331,6 +10869,7 @@
     </w:tblStylePr>
     <w:tblStylePr w:type="firstCol">
       <w:rPr>
+        <w:rFonts w:eastAsia="黑体"/>
         <w:b/>
         <w:bCs/>
         <w:color w:themeColor="text1" w:val="000000"/>
@@ -10350,6 +10889,7 @@
     </w:tblStylePr>
     <w:tblStylePr w:type="lastCol">
       <w:rPr>
+        <w:rFonts w:eastAsia="黑体"/>
         <w:b w:val="0"/>
         <w:bCs w:val="0"/>
         <w:color w:themeColor="text1" w:val="000000"/>
@@ -10399,7 +10939,7 @@
       <w:spacing w:after="0" w:line="240" w:lineRule="auto"/>
     </w:pPr>
     <w:rPr>
-      <w:rFonts w:asciiTheme="majorHAnsi" w:cstheme="majorBidi" w:eastAsiaTheme="majorEastAsia" w:hAnsiTheme="majorHAnsi"/>
+      <w:rFonts w:asciiTheme="majorHAnsi" w:cstheme="majorBidi" w:hAnsiTheme="majorHAnsi" w:eastAsia="黑体"/>
       <w:color w:themeColor="text1" w:val="000000"/>
     </w:rPr>
     <w:tblPr>
@@ -10426,6 +10966,7 @@
     </w:tcPr>
     <w:tblStylePr w:type="firstRow">
       <w:rPr>
+        <w:rFonts w:eastAsia="黑体"/>
         <w:b/>
         <w:bCs/>
         <w:color w:themeColor="text1" w:val="000000"/>
@@ -10437,6 +10978,7 @@
     </w:tblStylePr>
     <w:tblStylePr w:type="lastRow">
       <w:rPr>
+        <w:rFonts w:eastAsia="黑体"/>
         <w:b/>
         <w:bCs/>
         <w:color w:themeColor="text1" w:val="000000"/>
@@ -10456,6 +10998,7 @@
     </w:tblStylePr>
     <w:tblStylePr w:type="firstCol">
       <w:rPr>
+        <w:rFonts w:eastAsia="黑体"/>
         <w:b/>
         <w:bCs/>
         <w:color w:themeColor="text1" w:val="000000"/>
@@ -10475,6 +11018,7 @@
     </w:tblStylePr>
     <w:tblStylePr w:type="lastCol">
       <w:rPr>
+        <w:rFonts w:eastAsia="黑体"/>
         <w:b w:val="0"/>
         <w:bCs w:val="0"/>
         <w:color w:themeColor="text1" w:val="000000"/>
@@ -10524,7 +11068,7 @@
       <w:spacing w:after="0" w:line="240" w:lineRule="auto"/>
     </w:pPr>
     <w:rPr>
-      <w:rFonts w:asciiTheme="majorHAnsi" w:cstheme="majorBidi" w:eastAsiaTheme="majorEastAsia" w:hAnsiTheme="majorHAnsi"/>
+      <w:rFonts w:asciiTheme="majorHAnsi" w:cstheme="majorBidi" w:hAnsiTheme="majorHAnsi" w:eastAsia="黑体"/>
       <w:color w:themeColor="text1" w:val="000000"/>
     </w:rPr>
     <w:tblPr>
@@ -10551,6 +11095,7 @@
     </w:tcPr>
     <w:tblStylePr w:type="firstRow">
       <w:rPr>
+        <w:rFonts w:eastAsia="黑体"/>
         <w:b/>
         <w:bCs/>
         <w:color w:themeColor="text1" w:val="000000"/>
@@ -10562,6 +11107,7 @@
     </w:tblStylePr>
     <w:tblStylePr w:type="lastRow">
       <w:rPr>
+        <w:rFonts w:eastAsia="黑体"/>
         <w:b/>
         <w:bCs/>
         <w:color w:themeColor="text1" w:val="000000"/>
@@ -10581,6 +11127,7 @@
     </w:tblStylePr>
     <w:tblStylePr w:type="firstCol">
       <w:rPr>
+        <w:rFonts w:eastAsia="黑体"/>
         <w:b/>
         <w:bCs/>
         <w:color w:themeColor="text1" w:val="000000"/>
@@ -10600,6 +11147,7 @@
     </w:tblStylePr>
     <w:tblStylePr w:type="lastCol">
       <w:rPr>
+        <w:rFonts w:eastAsia="黑体"/>
         <w:b w:val="0"/>
         <w:bCs w:val="0"/>
         <w:color w:themeColor="text1" w:val="000000"/>
@@ -10649,7 +11197,7 @@
       <w:spacing w:after="0" w:line="240" w:lineRule="auto"/>
     </w:pPr>
     <w:rPr>
-      <w:rFonts w:asciiTheme="majorHAnsi" w:cstheme="majorBidi" w:eastAsiaTheme="majorEastAsia" w:hAnsiTheme="majorHAnsi"/>
+      <w:rFonts w:asciiTheme="majorHAnsi" w:cstheme="majorBidi" w:hAnsiTheme="majorHAnsi" w:eastAsia="黑体"/>
       <w:color w:themeColor="text1" w:val="000000"/>
     </w:rPr>
     <w:tblPr>
@@ -10676,6 +11224,7 @@
     </w:tcPr>
     <w:tblStylePr w:type="firstRow">
       <w:rPr>
+        <w:rFonts w:eastAsia="黑体"/>
         <w:b/>
         <w:bCs/>
         <w:color w:themeColor="text1" w:val="000000"/>
@@ -10687,6 +11236,7 @@
     </w:tblStylePr>
     <w:tblStylePr w:type="lastRow">
       <w:rPr>
+        <w:rFonts w:eastAsia="黑体"/>
         <w:b/>
         <w:bCs/>
         <w:color w:themeColor="text1" w:val="000000"/>
@@ -10706,6 +11256,7 @@
     </w:tblStylePr>
     <w:tblStylePr w:type="firstCol">
       <w:rPr>
+        <w:rFonts w:eastAsia="黑体"/>
         <w:b/>
         <w:bCs/>
         <w:color w:themeColor="text1" w:val="000000"/>
@@ -10725,6 +11276,7 @@
     </w:tblStylePr>
     <w:tblStylePr w:type="lastCol">
       <w:rPr>
+        <w:rFonts w:eastAsia="黑体"/>
         <w:b w:val="0"/>
         <w:bCs w:val="0"/>
         <w:color w:themeColor="text1" w:val="000000"/>
@@ -10774,7 +11326,7 @@
       <w:spacing w:after="0" w:line="240" w:lineRule="auto"/>
     </w:pPr>
     <w:rPr>
-      <w:rFonts w:asciiTheme="majorHAnsi" w:cstheme="majorBidi" w:eastAsiaTheme="majorEastAsia" w:hAnsiTheme="majorHAnsi"/>
+      <w:rFonts w:asciiTheme="majorHAnsi" w:cstheme="majorBidi" w:hAnsiTheme="majorHAnsi" w:eastAsia="黑体"/>
       <w:color w:themeColor="text1" w:val="000000"/>
     </w:rPr>
     <w:tblPr>
@@ -10801,6 +11353,7 @@
     </w:tcPr>
     <w:tblStylePr w:type="firstRow">
       <w:rPr>
+        <w:rFonts w:eastAsia="黑体"/>
         <w:b/>
         <w:bCs/>
         <w:color w:themeColor="text1" w:val="000000"/>
@@ -10812,6 +11365,7 @@
     </w:tblStylePr>
     <w:tblStylePr w:type="lastRow">
       <w:rPr>
+        <w:rFonts w:eastAsia="黑体"/>
         <w:b/>
         <w:bCs/>
         <w:color w:themeColor="text1" w:val="000000"/>
@@ -10831,6 +11385,7 @@
     </w:tblStylePr>
     <w:tblStylePr w:type="firstCol">
       <w:rPr>
+        <w:rFonts w:eastAsia="黑体"/>
         <w:b/>
         <w:bCs/>
         <w:color w:themeColor="text1" w:val="000000"/>
@@ -10850,6 +11405,7 @@
     </w:tblStylePr>
     <w:tblStylePr w:type="lastCol">
       <w:rPr>
+        <w:rFonts w:eastAsia="黑体"/>
         <w:b w:val="0"/>
         <w:bCs w:val="0"/>
         <w:color w:themeColor="text1" w:val="000000"/>
@@ -10899,7 +11455,7 @@
       <w:spacing w:after="0" w:line="240" w:lineRule="auto"/>
     </w:pPr>
     <w:rPr>
-      <w:rFonts w:asciiTheme="majorHAnsi" w:cstheme="majorBidi" w:eastAsiaTheme="majorEastAsia" w:hAnsiTheme="majorHAnsi"/>
+      <w:rFonts w:asciiTheme="majorHAnsi" w:cstheme="majorBidi" w:hAnsiTheme="majorHAnsi" w:eastAsia="黑体"/>
       <w:color w:themeColor="text1" w:val="000000"/>
     </w:rPr>
     <w:tblPr>
@@ -10926,6 +11482,7 @@
     </w:tcPr>
     <w:tblStylePr w:type="firstRow">
       <w:rPr>
+        <w:rFonts w:eastAsia="黑体"/>
         <w:b/>
         <w:bCs/>
         <w:color w:themeColor="text1" w:val="000000"/>
@@ -10937,6 +11494,7 @@
     </w:tblStylePr>
     <w:tblStylePr w:type="lastRow">
       <w:rPr>
+        <w:rFonts w:eastAsia="黑体"/>
         <w:b/>
         <w:bCs/>
         <w:color w:themeColor="text1" w:val="000000"/>
@@ -10956,6 +11514,7 @@
     </w:tblStylePr>
     <w:tblStylePr w:type="firstCol">
       <w:rPr>
+        <w:rFonts w:eastAsia="黑体"/>
         <w:b/>
         <w:bCs/>
         <w:color w:themeColor="text1" w:val="000000"/>
@@ -10975,6 +11534,7 @@
     </w:tblStylePr>
     <w:tblStylePr w:type="lastCol">
       <w:rPr>
+        <w:rFonts w:eastAsia="黑体"/>
         <w:b w:val="0"/>
         <w:bCs w:val="0"/>
         <w:color w:themeColor="text1" w:val="000000"/>
@@ -11047,6 +11607,7 @@
     </w:tcPr>
     <w:tblStylePr w:type="firstRow">
       <w:rPr>
+        <w:rFonts w:eastAsia="黑体"/>
         <w:b/>
         <w:bCs/>
         <w:i w:val="0"/>
@@ -11068,6 +11629,7 @@
     </w:tblStylePr>
     <w:tblStylePr w:type="lastRow">
       <w:rPr>
+        <w:rFonts w:eastAsia="黑体"/>
         <w:b/>
         <w:bCs/>
         <w:i w:val="0"/>
@@ -11089,6 +11651,7 @@
     </w:tblStylePr>
     <w:tblStylePr w:type="firstCol">
       <w:rPr>
+        <w:rFonts w:eastAsia="黑体"/>
         <w:b/>
         <w:bCs/>
         <w:i w:val="0"/>
@@ -11108,6 +11671,7 @@
     </w:tblStylePr>
     <w:tblStylePr w:type="lastCol">
       <w:rPr>
+        <w:rFonts w:eastAsia="黑体"/>
         <w:b/>
         <w:bCs/>
         <w:i w:val="0"/>
@@ -11188,6 +11752,7 @@
     </w:tcPr>
     <w:tblStylePr w:type="firstRow">
       <w:rPr>
+        <w:rFonts w:eastAsia="黑体"/>
         <w:b/>
         <w:bCs/>
         <w:i w:val="0"/>
@@ -11209,6 +11774,7 @@
     </w:tblStylePr>
     <w:tblStylePr w:type="lastRow">
       <w:rPr>
+        <w:rFonts w:eastAsia="黑体"/>
         <w:b/>
         <w:bCs/>
         <w:i w:val="0"/>
@@ -11230,6 +11796,7 @@
     </w:tblStylePr>
     <w:tblStylePr w:type="firstCol">
       <w:rPr>
+        <w:rFonts w:eastAsia="黑体"/>
         <w:b/>
         <w:bCs/>
         <w:i w:val="0"/>
@@ -11249,6 +11816,7 @@
     </w:tblStylePr>
     <w:tblStylePr w:type="lastCol">
       <w:rPr>
+        <w:rFonts w:eastAsia="黑体"/>
         <w:b/>
         <w:bCs/>
         <w:i w:val="0"/>
@@ -11329,6 +11897,7 @@
     </w:tcPr>
     <w:tblStylePr w:type="firstRow">
       <w:rPr>
+        <w:rFonts w:eastAsia="黑体"/>
         <w:b/>
         <w:bCs/>
         <w:i w:val="0"/>
@@ -11350,6 +11919,7 @@
     </w:tblStylePr>
     <w:tblStylePr w:type="lastRow">
       <w:rPr>
+        <w:rFonts w:eastAsia="黑体"/>
         <w:b/>
         <w:bCs/>
         <w:i w:val="0"/>
@@ -11371,6 +11941,7 @@
     </w:tblStylePr>
     <w:tblStylePr w:type="firstCol">
       <w:rPr>
+        <w:rFonts w:eastAsia="黑体"/>
         <w:b/>
         <w:bCs/>
         <w:i w:val="0"/>
@@ -11390,6 +11961,7 @@
     </w:tblStylePr>
     <w:tblStylePr w:type="lastCol">
       <w:rPr>
+        <w:rFonts w:eastAsia="黑体"/>
         <w:b/>
         <w:bCs/>
         <w:i w:val="0"/>
@@ -11470,6 +12042,7 @@
     </w:tcPr>
     <w:tblStylePr w:type="firstRow">
       <w:rPr>
+        <w:rFonts w:eastAsia="黑体"/>
         <w:b/>
         <w:bCs/>
         <w:i w:val="0"/>
@@ -11491,6 +12064,7 @@
     </w:tblStylePr>
     <w:tblStylePr w:type="lastRow">
       <w:rPr>
+        <w:rFonts w:eastAsia="黑体"/>
         <w:b/>
         <w:bCs/>
         <w:i w:val="0"/>
@@ -11512,6 +12086,7 @@
     </w:tblStylePr>
     <w:tblStylePr w:type="firstCol">
       <w:rPr>
+        <w:rFonts w:eastAsia="黑体"/>
         <w:b/>
         <w:bCs/>
         <w:i w:val="0"/>
@@ -11531,6 +12106,7 @@
     </w:tblStylePr>
     <w:tblStylePr w:type="lastCol">
       <w:rPr>
+        <w:rFonts w:eastAsia="黑体"/>
         <w:b/>
         <w:bCs/>
         <w:i w:val="0"/>
@@ -11611,6 +12187,7 @@
     </w:tcPr>
     <w:tblStylePr w:type="firstRow">
       <w:rPr>
+        <w:rFonts w:eastAsia="黑体"/>
         <w:b/>
         <w:bCs/>
         <w:i w:val="0"/>
@@ -11632,6 +12209,7 @@
     </w:tblStylePr>
     <w:tblStylePr w:type="lastRow">
       <w:rPr>
+        <w:rFonts w:eastAsia="黑体"/>
         <w:b/>
         <w:bCs/>
         <w:i w:val="0"/>
@@ -11653,6 +12231,7 @@
     </w:tblStylePr>
     <w:tblStylePr w:type="firstCol">
       <w:rPr>
+        <w:rFonts w:eastAsia="黑体"/>
         <w:b/>
         <w:bCs/>
         <w:i w:val="0"/>
@@ -11672,6 +12251,7 @@
     </w:tblStylePr>
     <w:tblStylePr w:type="lastCol">
       <w:rPr>
+        <w:rFonts w:eastAsia="黑体"/>
         <w:b/>
         <w:bCs/>
         <w:i w:val="0"/>
@@ -11752,6 +12332,7 @@
     </w:tcPr>
     <w:tblStylePr w:type="firstRow">
       <w:rPr>
+        <w:rFonts w:eastAsia="黑体"/>
         <w:b/>
         <w:bCs/>
         <w:i w:val="0"/>
@@ -11773,6 +12354,7 @@
     </w:tblStylePr>
     <w:tblStylePr w:type="lastRow">
       <w:rPr>
+        <w:rFonts w:eastAsia="黑体"/>
         <w:b/>
         <w:bCs/>
         <w:i w:val="0"/>
@@ -11794,6 +12376,7 @@
     </w:tblStylePr>
     <w:tblStylePr w:type="firstCol">
       <w:rPr>
+        <w:rFonts w:eastAsia="黑体"/>
         <w:b/>
         <w:bCs/>
         <w:i w:val="0"/>
@@ -11813,6 +12396,7 @@
     </w:tblStylePr>
     <w:tblStylePr w:type="lastCol">
       <w:rPr>
+        <w:rFonts w:eastAsia="黑体"/>
         <w:b/>
         <w:bCs/>
         <w:i w:val="0"/>
@@ -11893,6 +12477,7 @@
     </w:tcPr>
     <w:tblStylePr w:type="firstRow">
       <w:rPr>
+        <w:rFonts w:eastAsia="黑体"/>
         <w:b/>
         <w:bCs/>
         <w:i w:val="0"/>
@@ -11914,6 +12499,7 @@
     </w:tblStylePr>
     <w:tblStylePr w:type="lastRow">
       <w:rPr>
+        <w:rFonts w:eastAsia="黑体"/>
         <w:b/>
         <w:bCs/>
         <w:i w:val="0"/>
@@ -11935,6 +12521,7 @@
     </w:tblStylePr>
     <w:tblStylePr w:type="firstCol">
       <w:rPr>
+        <w:rFonts w:eastAsia="黑体"/>
         <w:b/>
         <w:bCs/>
         <w:i w:val="0"/>
@@ -11954,6 +12541,7 @@
     </w:tblStylePr>
     <w:tblStylePr w:type="lastCol">
       <w:rPr>
+        <w:rFonts w:eastAsia="黑体"/>
         <w:b/>
         <w:bCs/>
         <w:i w:val="0"/>
@@ -12011,6 +12599,7 @@
       <w:spacing w:after="0" w:line="240" w:lineRule="auto"/>
     </w:pPr>
     <w:rPr>
+      <w:rFonts w:eastAsia="黑体"/>
       <w:color w:themeColor="background1" w:val="FFFFFF"/>
     </w:rPr>
     <w:tblPr>
@@ -12029,6 +12618,7 @@
     </w:tcPr>
     <w:tblStylePr w:type="firstRow">
       <w:rPr>
+        <w:rFonts w:eastAsia="黑体"/>
         <w:b/>
         <w:bCs/>
       </w:rPr>
@@ -12125,6 +12715,7 @@
       <w:spacing w:after="0" w:line="240" w:lineRule="auto"/>
     </w:pPr>
     <w:rPr>
+      <w:rFonts w:eastAsia="黑体"/>
       <w:color w:themeColor="background1" w:val="FFFFFF"/>
     </w:rPr>
     <w:tblPr>
@@ -12143,6 +12734,7 @@
     </w:tcPr>
     <w:tblStylePr w:type="firstRow">
       <w:rPr>
+        <w:rFonts w:eastAsia="黑体"/>
         <w:b/>
         <w:bCs/>
       </w:rPr>
@@ -12239,6 +12831,7 @@
       <w:spacing w:after="0" w:line="240" w:lineRule="auto"/>
     </w:pPr>
     <w:rPr>
+      <w:rFonts w:eastAsia="黑体"/>
       <w:color w:themeColor="background1" w:val="FFFFFF"/>
     </w:rPr>
     <w:tblPr>
@@ -12257,6 +12850,7 @@
     </w:tcPr>
     <w:tblStylePr w:type="firstRow">
       <w:rPr>
+        <w:rFonts w:eastAsia="黑体"/>
         <w:b/>
         <w:bCs/>
       </w:rPr>
@@ -12353,6 +12947,7 @@
       <w:spacing w:after="0" w:line="240" w:lineRule="auto"/>
     </w:pPr>
     <w:rPr>
+      <w:rFonts w:eastAsia="黑体"/>
       <w:color w:themeColor="background1" w:val="FFFFFF"/>
     </w:rPr>
     <w:tblPr>
@@ -12371,6 +12966,7 @@
     </w:tcPr>
     <w:tblStylePr w:type="firstRow">
       <w:rPr>
+        <w:rFonts w:eastAsia="黑体"/>
         <w:b/>
         <w:bCs/>
       </w:rPr>
@@ -12467,6 +13063,7 @@
       <w:spacing w:after="0" w:line="240" w:lineRule="auto"/>
     </w:pPr>
     <w:rPr>
+      <w:rFonts w:eastAsia="黑体"/>
       <w:color w:themeColor="background1" w:val="FFFFFF"/>
     </w:rPr>
     <w:tblPr>
@@ -12485,6 +13082,7 @@
     </w:tcPr>
     <w:tblStylePr w:type="firstRow">
       <w:rPr>
+        <w:rFonts w:eastAsia="黑体"/>
         <w:b/>
         <w:bCs/>
       </w:rPr>
@@ -12581,6 +13179,7 @@
       <w:spacing w:after="0" w:line="240" w:lineRule="auto"/>
     </w:pPr>
     <w:rPr>
+      <w:rFonts w:eastAsia="黑体"/>
       <w:color w:themeColor="background1" w:val="FFFFFF"/>
     </w:rPr>
     <w:tblPr>
@@ -12599,6 +13198,7 @@
     </w:tcPr>
     <w:tblStylePr w:type="firstRow">
       <w:rPr>
+        <w:rFonts w:eastAsia="黑体"/>
         <w:b/>
         <w:bCs/>
       </w:rPr>
@@ -12695,6 +13295,7 @@
       <w:spacing w:after="0" w:line="240" w:lineRule="auto"/>
     </w:pPr>
     <w:rPr>
+      <w:rFonts w:eastAsia="黑体"/>
       <w:color w:themeColor="background1" w:val="FFFFFF"/>
     </w:rPr>
     <w:tblPr>
@@ -12713,6 +13314,7 @@
     </w:tcPr>
     <w:tblStylePr w:type="firstRow">
       <w:rPr>
+        <w:rFonts w:eastAsia="黑体"/>
         <w:b/>
         <w:bCs/>
       </w:rPr>
@@ -12809,6 +13411,7 @@
       <w:spacing w:after="0" w:line="240" w:lineRule="auto"/>
     </w:pPr>
     <w:rPr>
+      <w:rFonts w:eastAsia="黑体"/>
       <w:color w:themeColor="text1" w:val="000000"/>
     </w:rPr>
     <w:tblPr>
@@ -12835,6 +13438,7 @@
     </w:tcPr>
     <w:tblStylePr w:type="firstRow">
       <w:rPr>
+        <w:rFonts w:eastAsia="黑体"/>
         <w:b/>
         <w:bCs/>
       </w:rPr>
@@ -12853,6 +13457,7 @@
     </w:tblStylePr>
     <w:tblStylePr w:type="lastRow">
       <w:rPr>
+        <w:rFonts w:eastAsia="黑体"/>
         <w:b/>
         <w:bCs/>
         <w:color w:themeColor="background1" w:val="FFFFFF"/>
@@ -12867,6 +13472,7 @@
     </w:tblStylePr>
     <w:tblStylePr w:type="firstCol">
       <w:rPr>
+        <w:rFonts w:eastAsia="黑体"/>
         <w:color w:themeColor="background1" w:val="FFFFFF"/>
       </w:rPr>
       <w:tblPr/>
@@ -12884,6 +13490,7 @@
     </w:tblStylePr>
     <w:tblStylePr w:type="lastCol">
       <w:rPr>
+        <w:rFonts w:eastAsia="黑体"/>
         <w:color w:themeColor="background1" w:val="FFFFFF"/>
       </w:rPr>
       <w:tblPr/>
@@ -12913,11 +13520,13 @@
     </w:tblStylePr>
     <w:tblStylePr w:type="neCell">
       <w:rPr>
+        <w:rFonts w:eastAsia="黑体"/>
         <w:color w:themeColor="text1" w:val="000000"/>
       </w:rPr>
     </w:tblStylePr>
     <w:tblStylePr w:type="nwCell">
       <w:rPr>
+        <w:rFonts w:eastAsia="黑体"/>
         <w:color w:themeColor="text1" w:val="000000"/>
       </w:rPr>
     </w:tblStylePr>
@@ -12931,6 +13540,7 @@
       <w:spacing w:after="0" w:line="240" w:lineRule="auto"/>
     </w:pPr>
     <w:rPr>
+      <w:rFonts w:eastAsia="黑体"/>
       <w:color w:themeColor="text1" w:val="000000"/>
     </w:rPr>
     <w:tblPr>
@@ -12957,6 +13567,7 @@
     </w:tcPr>
     <w:tblStylePr w:type="firstRow">
       <w:rPr>
+        <w:rFonts w:eastAsia="黑体"/>
         <w:b/>
         <w:bCs/>
       </w:rPr>
@@ -12975,6 +13586,7 @@
     </w:tblStylePr>
     <w:tblStylePr w:type="lastRow">
       <w:rPr>
+        <w:rFonts w:eastAsia="黑体"/>
         <w:b/>
         <w:bCs/>
         <w:color w:themeColor="background1" w:val="FFFFFF"/>
@@ -12989,6 +13601,7 @@
     </w:tblStylePr>
     <w:tblStylePr w:type="firstCol">
       <w:rPr>
+        <w:rFonts w:eastAsia="黑体"/>
         <w:color w:themeColor="background1" w:val="FFFFFF"/>
       </w:rPr>
       <w:tblPr/>
@@ -13006,6 +13619,7 @@
     </w:tblStylePr>
     <w:tblStylePr w:type="lastCol">
       <w:rPr>
+        <w:rFonts w:eastAsia="黑体"/>
         <w:color w:themeColor="background1" w:val="FFFFFF"/>
       </w:rPr>
       <w:tblPr/>
@@ -13035,11 +13649,13 @@
     </w:tblStylePr>
     <w:tblStylePr w:type="neCell">
       <w:rPr>
+        <w:rFonts w:eastAsia="黑体"/>
         <w:color w:themeColor="text1" w:val="000000"/>
       </w:rPr>
     </w:tblStylePr>
     <w:tblStylePr w:type="nwCell">
       <w:rPr>
+        <w:rFonts w:eastAsia="黑体"/>
         <w:color w:themeColor="text1" w:val="000000"/>
       </w:rPr>
     </w:tblStylePr>
@@ -13053,6 +13669,7 @@
       <w:spacing w:after="0" w:line="240" w:lineRule="auto"/>
     </w:pPr>
     <w:rPr>
+      <w:rFonts w:eastAsia="黑体"/>
       <w:color w:themeColor="text1" w:val="000000"/>
     </w:rPr>
     <w:tblPr>
@@ -13079,6 +13696,7 @@
     </w:tcPr>
     <w:tblStylePr w:type="firstRow">
       <w:rPr>
+        <w:rFonts w:eastAsia="黑体"/>
         <w:b/>
         <w:bCs/>
       </w:rPr>
@@ -13097,6 +13715,7 @@
     </w:tblStylePr>
     <w:tblStylePr w:type="lastRow">
       <w:rPr>
+        <w:rFonts w:eastAsia="黑体"/>
         <w:b/>
         <w:bCs/>
         <w:color w:themeColor="background1" w:val="FFFFFF"/>
@@ -13111,6 +13730,7 @@
     </w:tblStylePr>
     <w:tblStylePr w:type="firstCol">
       <w:rPr>
+        <w:rFonts w:eastAsia="黑体"/>
         <w:color w:themeColor="background1" w:val="FFFFFF"/>
       </w:rPr>
       <w:tblPr/>
@@ -13128,6 +13748,7 @@
     </w:tblStylePr>
     <w:tblStylePr w:type="lastCol">
       <w:rPr>
+        <w:rFonts w:eastAsia="黑体"/>
         <w:color w:themeColor="background1" w:val="FFFFFF"/>
       </w:rPr>
       <w:tblPr/>
@@ -13157,11 +13778,13 @@
     </w:tblStylePr>
     <w:tblStylePr w:type="neCell">
       <w:rPr>
+        <w:rFonts w:eastAsia="黑体"/>
         <w:color w:themeColor="text1" w:val="000000"/>
       </w:rPr>
     </w:tblStylePr>
     <w:tblStylePr w:type="nwCell">
       <w:rPr>
+        <w:rFonts w:eastAsia="黑体"/>
         <w:color w:themeColor="text1" w:val="000000"/>
       </w:rPr>
     </w:tblStylePr>
@@ -13175,6 +13798,7 @@
       <w:spacing w:after="0" w:line="240" w:lineRule="auto"/>
     </w:pPr>
     <w:rPr>
+      <w:rFonts w:eastAsia="黑体"/>
       <w:color w:themeColor="text1" w:val="000000"/>
     </w:rPr>
     <w:tblPr>
@@ -13201,6 +13825,7 @@
     </w:tcPr>
     <w:tblStylePr w:type="firstRow">
       <w:rPr>
+        <w:rFonts w:eastAsia="黑体"/>
         <w:b/>
         <w:bCs/>
       </w:rPr>
@@ -13219,6 +13844,7 @@
     </w:tblStylePr>
     <w:tblStylePr w:type="lastRow">
       <w:rPr>
+        <w:rFonts w:eastAsia="黑体"/>
         <w:b/>
         <w:bCs/>
         <w:color w:themeColor="background1" w:val="FFFFFF"/>
@@ -13233,6 +13859,7 @@
     </w:tblStylePr>
     <w:tblStylePr w:type="firstCol">
       <w:rPr>
+        <w:rFonts w:eastAsia="黑体"/>
         <w:color w:themeColor="background1" w:val="FFFFFF"/>
       </w:rPr>
       <w:tblPr/>
@@ -13250,6 +13877,7 @@
     </w:tblStylePr>
     <w:tblStylePr w:type="lastCol">
       <w:rPr>
+        <w:rFonts w:eastAsia="黑体"/>
         <w:color w:themeColor="background1" w:val="FFFFFF"/>
       </w:rPr>
       <w:tblPr/>
@@ -13287,6 +13915,7 @@
       <w:spacing w:after="0" w:line="240" w:lineRule="auto"/>
     </w:pPr>
     <w:rPr>
+      <w:rFonts w:eastAsia="黑体"/>
       <w:color w:themeColor="text1" w:val="000000"/>
     </w:rPr>
     <w:tblPr>
@@ -13313,6 +13942,7 @@
     </w:tcPr>
     <w:tblStylePr w:type="firstRow">
       <w:rPr>
+        <w:rFonts w:eastAsia="黑体"/>
         <w:b/>
         <w:bCs/>
       </w:rPr>
@@ -13331,6 +13961,7 @@
     </w:tblStylePr>
     <w:tblStylePr w:type="lastRow">
       <w:rPr>
+        <w:rFonts w:eastAsia="黑体"/>
         <w:b/>
         <w:bCs/>
         <w:color w:themeColor="background1" w:val="FFFFFF"/>
@@ -13345,6 +13976,7 @@
     </w:tblStylePr>
     <w:tblStylePr w:type="firstCol">
       <w:rPr>
+        <w:rFonts w:eastAsia="黑体"/>
         <w:color w:themeColor="background1" w:val="FFFFFF"/>
       </w:rPr>
       <w:tblPr/>
@@ -13362,6 +13994,7 @@
     </w:tblStylePr>
     <w:tblStylePr w:type="lastCol">
       <w:rPr>
+        <w:rFonts w:eastAsia="黑体"/>
         <w:color w:themeColor="background1" w:val="FFFFFF"/>
       </w:rPr>
       <w:tblPr/>
@@ -13391,11 +14024,13 @@
     </w:tblStylePr>
     <w:tblStylePr w:type="neCell">
       <w:rPr>
+        <w:rFonts w:eastAsia="黑体"/>
         <w:color w:themeColor="text1" w:val="000000"/>
       </w:rPr>
     </w:tblStylePr>
     <w:tblStylePr w:type="nwCell">
       <w:rPr>
+        <w:rFonts w:eastAsia="黑体"/>
         <w:color w:themeColor="text1" w:val="000000"/>
       </w:rPr>
     </w:tblStylePr>
@@ -13409,6 +14044,7 @@
       <w:spacing w:after="0" w:line="240" w:lineRule="auto"/>
     </w:pPr>
     <w:rPr>
+      <w:rFonts w:eastAsia="黑体"/>
       <w:color w:themeColor="text1" w:val="000000"/>
     </w:rPr>
     <w:tblPr>
@@ -13435,6 +14071,7 @@
     </w:tcPr>
     <w:tblStylePr w:type="firstRow">
       <w:rPr>
+        <w:rFonts w:eastAsia="黑体"/>
         <w:b/>
         <w:bCs/>
       </w:rPr>
@@ -13453,6 +14090,7 @@
     </w:tblStylePr>
     <w:tblStylePr w:type="lastRow">
       <w:rPr>
+        <w:rFonts w:eastAsia="黑体"/>
         <w:b/>
         <w:bCs/>
         <w:color w:themeColor="background1" w:val="FFFFFF"/>
@@ -13467,6 +14105,7 @@
     </w:tblStylePr>
     <w:tblStylePr w:type="firstCol">
       <w:rPr>
+        <w:rFonts w:eastAsia="黑体"/>
         <w:color w:themeColor="background1" w:val="FFFFFF"/>
       </w:rPr>
       <w:tblPr/>
@@ -13484,6 +14123,7 @@
     </w:tblStylePr>
     <w:tblStylePr w:type="lastCol">
       <w:rPr>
+        <w:rFonts w:eastAsia="黑体"/>
         <w:color w:themeColor="background1" w:val="FFFFFF"/>
       </w:rPr>
       <w:tblPr/>
@@ -13513,11 +14153,13 @@
     </w:tblStylePr>
     <w:tblStylePr w:type="neCell">
       <w:rPr>
+        <w:rFonts w:eastAsia="黑体"/>
         <w:color w:themeColor="text1" w:val="000000"/>
       </w:rPr>
     </w:tblStylePr>
     <w:tblStylePr w:type="nwCell">
       <w:rPr>
+        <w:rFonts w:eastAsia="黑体"/>
         <w:color w:themeColor="text1" w:val="000000"/>
       </w:rPr>
     </w:tblStylePr>
@@ -13531,6 +14173,7 @@
       <w:spacing w:after="0" w:line="240" w:lineRule="auto"/>
     </w:pPr>
     <w:rPr>
+      <w:rFonts w:eastAsia="黑体"/>
       <w:color w:themeColor="text1" w:val="000000"/>
     </w:rPr>
     <w:tblPr>
@@ -13557,6 +14200,7 @@
     </w:tcPr>
     <w:tblStylePr w:type="firstRow">
       <w:rPr>
+        <w:rFonts w:eastAsia="黑体"/>
         <w:b/>
         <w:bCs/>
       </w:rPr>
@@ -13575,6 +14219,7 @@
     </w:tblStylePr>
     <w:tblStylePr w:type="lastRow">
       <w:rPr>
+        <w:rFonts w:eastAsia="黑体"/>
         <w:b/>
         <w:bCs/>
         <w:color w:themeColor="background1" w:val="FFFFFF"/>
@@ -13589,6 +14234,7 @@
     </w:tblStylePr>
     <w:tblStylePr w:type="firstCol">
       <w:rPr>
+        <w:rFonts w:eastAsia="黑体"/>
         <w:color w:themeColor="background1" w:val="FFFFFF"/>
       </w:rPr>
       <w:tblPr/>
@@ -13606,6 +14252,7 @@
     </w:tblStylePr>
     <w:tblStylePr w:type="lastCol">
       <w:rPr>
+        <w:rFonts w:eastAsia="黑体"/>
         <w:color w:themeColor="background1" w:val="FFFFFF"/>
       </w:rPr>
       <w:tblPr/>
@@ -13635,11 +14282,13 @@
     </w:tblStylePr>
     <w:tblStylePr w:type="neCell">
       <w:rPr>
+        <w:rFonts w:eastAsia="黑体"/>
         <w:color w:themeColor="text1" w:val="000000"/>
       </w:rPr>
     </w:tblStylePr>
     <w:tblStylePr w:type="nwCell">
       <w:rPr>
+        <w:rFonts w:eastAsia="黑体"/>
         <w:color w:themeColor="text1" w:val="000000"/>
       </w:rPr>
     </w:tblStylePr>
@@ -13653,6 +14302,7 @@
       <w:spacing w:after="0" w:line="240" w:lineRule="auto"/>
     </w:pPr>
     <w:rPr>
+      <w:rFonts w:eastAsia="黑体"/>
       <w:color w:themeColor="text1" w:val="000000"/>
     </w:rPr>
     <w:tblPr>
@@ -13671,6 +14321,7 @@
     </w:tcPr>
     <w:tblStylePr w:type="firstRow">
       <w:rPr>
+        <w:rFonts w:eastAsia="黑体"/>
         <w:b/>
         <w:bCs/>
         <w:color w:themeColor="background1" w:val="FFFFFF"/>
@@ -13685,6 +14336,7 @@
     </w:tblStylePr>
     <w:tblStylePr w:type="lastRow">
       <w:rPr>
+        <w:rFonts w:eastAsia="黑体"/>
         <w:b/>
         <w:bCs/>
         <w:color w:themeColor="accent2" w:themeShade="CC" w:val="9E3A38"/>
@@ -13699,12 +14351,14 @@
     </w:tblStylePr>
     <w:tblStylePr w:type="firstCol">
       <w:rPr>
+        <w:rFonts w:eastAsia="黑体"/>
         <w:b/>
         <w:bCs/>
       </w:rPr>
     </w:tblStylePr>
     <w:tblStylePr w:type="lastCol">
       <w:rPr>
+        <w:rFonts w:eastAsia="黑体"/>
         <w:b/>
         <w:bCs/>
       </w:rPr>
@@ -13739,6 +14393,7 @@
       <w:spacing w:after="0" w:line="240" w:lineRule="auto"/>
     </w:pPr>
     <w:rPr>
+      <w:rFonts w:eastAsia="黑体"/>
       <w:color w:themeColor="text1" w:val="000000"/>
     </w:rPr>
     <w:tblPr>
@@ -13757,6 +14412,7 @@
     </w:tcPr>
     <w:tblStylePr w:type="firstRow">
       <w:rPr>
+        <w:rFonts w:eastAsia="黑体"/>
         <w:b/>
         <w:bCs/>
         <w:color w:themeColor="background1" w:val="FFFFFF"/>
@@ -13771,6 +14427,7 @@
     </w:tblStylePr>
     <w:tblStylePr w:type="lastRow">
       <w:rPr>
+        <w:rFonts w:eastAsia="黑体"/>
         <w:b/>
         <w:bCs/>
         <w:color w:themeColor="accent2" w:themeShade="CC" w:val="9E3A38"/>
@@ -13785,12 +14442,14 @@
     </w:tblStylePr>
     <w:tblStylePr w:type="firstCol">
       <w:rPr>
+        <w:rFonts w:eastAsia="黑体"/>
         <w:b/>
         <w:bCs/>
       </w:rPr>
     </w:tblStylePr>
     <w:tblStylePr w:type="lastCol">
       <w:rPr>
+        <w:rFonts w:eastAsia="黑体"/>
         <w:b/>
         <w:bCs/>
       </w:rPr>
@@ -13825,6 +14484,7 @@
       <w:spacing w:after="0" w:line="240" w:lineRule="auto"/>
     </w:pPr>
     <w:rPr>
+      <w:rFonts w:eastAsia="黑体"/>
       <w:color w:themeColor="text1" w:val="000000"/>
     </w:rPr>
     <w:tblPr>
@@ -13843,6 +14503,7 @@
     </w:tcPr>
     <w:tblStylePr w:type="firstRow">
       <w:rPr>
+        <w:rFonts w:eastAsia="黑体"/>
         <w:b/>
         <w:bCs/>
         <w:color w:themeColor="background1" w:val="FFFFFF"/>
@@ -13857,6 +14518,7 @@
     </w:tblStylePr>
     <w:tblStylePr w:type="lastRow">
       <w:rPr>
+        <w:rFonts w:eastAsia="黑体"/>
         <w:b/>
         <w:bCs/>
         <w:color w:themeColor="accent2" w:themeShade="CC" w:val="9E3A38"/>
@@ -13871,12 +14533,14 @@
     </w:tblStylePr>
     <w:tblStylePr w:type="firstCol">
       <w:rPr>
+        <w:rFonts w:eastAsia="黑体"/>
         <w:b/>
         <w:bCs/>
       </w:rPr>
     </w:tblStylePr>
     <w:tblStylePr w:type="lastCol">
       <w:rPr>
+        <w:rFonts w:eastAsia="黑体"/>
         <w:b/>
         <w:bCs/>
       </w:rPr>
@@ -13911,6 +14575,7 @@
       <w:spacing w:after="0" w:line="240" w:lineRule="auto"/>
     </w:pPr>
     <w:rPr>
+      <w:rFonts w:eastAsia="黑体"/>
       <w:color w:themeColor="text1" w:val="000000"/>
     </w:rPr>
     <w:tblPr>
@@ -13929,6 +14594,7 @@
     </w:tcPr>
     <w:tblStylePr w:type="firstRow">
       <w:rPr>
+        <w:rFonts w:eastAsia="黑体"/>
         <w:b/>
         <w:bCs/>
         <w:color w:themeColor="background1" w:val="FFFFFF"/>
@@ -13943,6 +14609,7 @@
     </w:tblStylePr>
     <w:tblStylePr w:type="lastRow">
       <w:rPr>
+        <w:rFonts w:eastAsia="黑体"/>
         <w:b/>
         <w:bCs/>
         <w:color w:themeColor="accent4" w:themeShade="CC" w:val="664E82"/>
@@ -13957,12 +14624,14 @@
     </w:tblStylePr>
     <w:tblStylePr w:type="firstCol">
       <w:rPr>
+        <w:rFonts w:eastAsia="黑体"/>
         <w:b/>
         <w:bCs/>
       </w:rPr>
     </w:tblStylePr>
     <w:tblStylePr w:type="lastCol">
       <w:rPr>
+        <w:rFonts w:eastAsia="黑体"/>
         <w:b/>
         <w:bCs/>
       </w:rPr>
@@ -13997,6 +14666,7 @@
       <w:spacing w:after="0" w:line="240" w:lineRule="auto"/>
     </w:pPr>
     <w:rPr>
+      <w:rFonts w:eastAsia="黑体"/>
       <w:color w:themeColor="text1" w:val="000000"/>
     </w:rPr>
     <w:tblPr>
@@ -14015,6 +14685,7 @@
     </w:tcPr>
     <w:tblStylePr w:type="firstRow">
       <w:rPr>
+        <w:rFonts w:eastAsia="黑体"/>
         <w:b/>
         <w:bCs/>
         <w:color w:themeColor="background1" w:val="FFFFFF"/>
@@ -14029,6 +14700,7 @@
     </w:tblStylePr>
     <w:tblStylePr w:type="lastRow">
       <w:rPr>
+        <w:rFonts w:eastAsia="黑体"/>
         <w:b/>
         <w:bCs/>
         <w:color w:themeColor="accent3" w:themeShade="CC" w:val="7E9C40"/>
@@ -14043,12 +14715,14 @@
     </w:tblStylePr>
     <w:tblStylePr w:type="firstCol">
       <w:rPr>
+        <w:rFonts w:eastAsia="黑体"/>
         <w:b/>
         <w:bCs/>
       </w:rPr>
     </w:tblStylePr>
     <w:tblStylePr w:type="lastCol">
       <w:rPr>
+        <w:rFonts w:eastAsia="黑体"/>
         <w:b/>
         <w:bCs/>
       </w:rPr>
@@ -14083,6 +14757,7 @@
       <w:spacing w:after="0" w:line="240" w:lineRule="auto"/>
     </w:pPr>
     <w:rPr>
+      <w:rFonts w:eastAsia="黑体"/>
       <w:color w:themeColor="text1" w:val="000000"/>
     </w:rPr>
     <w:tblPr>
@@ -14101,6 +14776,7 @@
     </w:tcPr>
     <w:tblStylePr w:type="firstRow">
       <w:rPr>
+        <w:rFonts w:eastAsia="黑体"/>
         <w:b/>
         <w:bCs/>
         <w:color w:themeColor="background1" w:val="FFFFFF"/>
@@ -14115,6 +14791,7 @@
     </w:tblStylePr>
     <w:tblStylePr w:type="lastRow">
       <w:rPr>
+        <w:rFonts w:eastAsia="黑体"/>
         <w:b/>
         <w:bCs/>
         <w:color w:themeColor="accent6" w:themeShade="CC" w:val="F2730A"/>
@@ -14129,12 +14806,14 @@
     </w:tblStylePr>
     <w:tblStylePr w:type="firstCol">
       <w:rPr>
+        <w:rFonts w:eastAsia="黑体"/>
         <w:b/>
         <w:bCs/>
       </w:rPr>
     </w:tblStylePr>
     <w:tblStylePr w:type="lastCol">
       <w:rPr>
+        <w:rFonts w:eastAsia="黑体"/>
         <w:b/>
         <w:bCs/>
       </w:rPr>
@@ -14169,6 +14848,7 @@
       <w:spacing w:after="0" w:line="240" w:lineRule="auto"/>
     </w:pPr>
     <w:rPr>
+      <w:rFonts w:eastAsia="黑体"/>
       <w:color w:themeColor="text1" w:val="000000"/>
     </w:rPr>
     <w:tblPr>
@@ -14187,6 +14867,7 @@
     </w:tcPr>
     <w:tblStylePr w:type="firstRow">
       <w:rPr>
+        <w:rFonts w:eastAsia="黑体"/>
         <w:b/>
         <w:bCs/>
         <w:color w:themeColor="background1" w:val="FFFFFF"/>
@@ -14201,6 +14882,7 @@
     </w:tblStylePr>
     <w:tblStylePr w:type="lastRow">
       <w:rPr>
+        <w:rFonts w:eastAsia="黑体"/>
         <w:b/>
         <w:bCs/>
         <w:color w:themeColor="accent5" w:themeShade="CC" w:val="348DA5"/>
@@ -14215,12 +14897,14 @@
     </w:tblStylePr>
     <w:tblStylePr w:type="firstCol">
       <w:rPr>
+        <w:rFonts w:eastAsia="黑体"/>
         <w:b/>
         <w:bCs/>
       </w:rPr>
     </w:tblStylePr>
     <w:tblStylePr w:type="lastCol">
       <w:rPr>
+        <w:rFonts w:eastAsia="黑体"/>
         <w:b/>
         <w:bCs/>
       </w:rPr>
@@ -14255,6 +14939,7 @@
       <w:spacing w:after="0" w:line="240" w:lineRule="auto"/>
     </w:pPr>
     <w:rPr>
+      <w:rFonts w:eastAsia="黑体"/>
       <w:color w:themeColor="text1" w:val="000000"/>
     </w:rPr>
     <w:tblPr>
@@ -14276,6 +14961,7 @@
     </w:tcPr>
     <w:tblStylePr w:type="firstRow">
       <w:rPr>
+        <w:rFonts w:eastAsia="黑体"/>
         <w:b/>
         <w:bCs/>
       </w:rPr>
@@ -14286,6 +14972,7 @@
     </w:tblStylePr>
     <w:tblStylePr w:type="lastRow">
       <w:rPr>
+        <w:rFonts w:eastAsia="黑体"/>
         <w:b/>
         <w:bCs/>
         <w:color w:themeColor="text1" w:val="000000"/>
@@ -14297,6 +14984,7 @@
     </w:tblStylePr>
     <w:tblStylePr w:type="firstCol">
       <w:rPr>
+        <w:rFonts w:eastAsia="黑体"/>
         <w:color w:themeColor="background1" w:val="FFFFFF"/>
       </w:rPr>
       <w:tblPr/>
@@ -14306,6 +14994,7 @@
     </w:tblStylePr>
     <w:tblStylePr w:type="lastCol">
       <w:rPr>
+        <w:rFonts w:eastAsia="黑体"/>
         <w:color w:themeColor="background1" w:val="FFFFFF"/>
       </w:rPr>
       <w:tblPr/>
@@ -14335,6 +15024,7 @@
       <w:spacing w:after="0" w:line="240" w:lineRule="auto"/>
     </w:pPr>
     <w:rPr>
+      <w:rFonts w:eastAsia="黑体"/>
       <w:color w:themeColor="text1" w:val="000000"/>
     </w:rPr>
     <w:tblPr>
@@ -14356,6 +15046,7 @@
     </w:tcPr>
     <w:tblStylePr w:type="firstRow">
       <w:rPr>
+        <w:rFonts w:eastAsia="黑体"/>
         <w:b/>
         <w:bCs/>
       </w:rPr>
@@ -14366,6 +15057,7 @@
     </w:tblStylePr>
     <w:tblStylePr w:type="lastRow">
       <w:rPr>
+        <w:rFonts w:eastAsia="黑体"/>
         <w:b/>
         <w:bCs/>
         <w:color w:themeColor="text1" w:val="000000"/>
@@ -14377,6 +15069,7 @@
     </w:tblStylePr>
     <w:tblStylePr w:type="firstCol">
       <w:rPr>
+        <w:rFonts w:eastAsia="黑体"/>
         <w:color w:themeColor="background1" w:val="FFFFFF"/>
       </w:rPr>
       <w:tblPr/>
@@ -14386,6 +15079,7 @@
     </w:tblStylePr>
     <w:tblStylePr w:type="lastCol">
       <w:rPr>
+        <w:rFonts w:eastAsia="黑体"/>
         <w:color w:themeColor="background1" w:val="FFFFFF"/>
       </w:rPr>
       <w:tblPr/>
@@ -14415,6 +15109,7 @@
       <w:spacing w:after="0" w:line="240" w:lineRule="auto"/>
     </w:pPr>
     <w:rPr>
+      <w:rFonts w:eastAsia="黑体"/>
       <w:color w:themeColor="text1" w:val="000000"/>
     </w:rPr>
     <w:tblPr>
@@ -14436,6 +15131,7 @@
     </w:tcPr>
     <w:tblStylePr w:type="firstRow">
       <w:rPr>
+        <w:rFonts w:eastAsia="黑体"/>
         <w:b/>
         <w:bCs/>
       </w:rPr>
@@ -14446,6 +15142,7 @@
     </w:tblStylePr>
     <w:tblStylePr w:type="lastRow">
       <w:rPr>
+        <w:rFonts w:eastAsia="黑体"/>
         <w:b/>
         <w:bCs/>
         <w:color w:themeColor="text1" w:val="000000"/>
@@ -14457,6 +15154,7 @@
     </w:tblStylePr>
     <w:tblStylePr w:type="firstCol">
       <w:rPr>
+        <w:rFonts w:eastAsia="黑体"/>
         <w:color w:themeColor="background1" w:val="FFFFFF"/>
       </w:rPr>
       <w:tblPr/>
@@ -14466,6 +15164,7 @@
     </w:tblStylePr>
     <w:tblStylePr w:type="lastCol">
       <w:rPr>
+        <w:rFonts w:eastAsia="黑体"/>
         <w:color w:themeColor="background1" w:val="FFFFFF"/>
       </w:rPr>
       <w:tblPr/>
@@ -14495,6 +15194,7 @@
       <w:spacing w:after="0" w:line="240" w:lineRule="auto"/>
     </w:pPr>
     <w:rPr>
+      <w:rFonts w:eastAsia="黑体"/>
       <w:color w:themeColor="text1" w:val="000000"/>
     </w:rPr>
     <w:tblPr>
@@ -14516,6 +15216,7 @@
     </w:tcPr>
     <w:tblStylePr w:type="firstRow">
       <w:rPr>
+        <w:rFonts w:eastAsia="黑体"/>
         <w:b/>
         <w:bCs/>
       </w:rPr>
@@ -14526,6 +15227,7 @@
     </w:tblStylePr>
     <w:tblStylePr w:type="lastRow">
       <w:rPr>
+        <w:rFonts w:eastAsia="黑体"/>
         <w:b/>
         <w:bCs/>
         <w:color w:themeColor="text1" w:val="000000"/>
@@ -14537,6 +15239,7 @@
     </w:tblStylePr>
     <w:tblStylePr w:type="firstCol">
       <w:rPr>
+        <w:rFonts w:eastAsia="黑体"/>
         <w:color w:themeColor="background1" w:val="FFFFFF"/>
       </w:rPr>
       <w:tblPr/>
@@ -14546,6 +15249,7 @@
     </w:tblStylePr>
     <w:tblStylePr w:type="lastCol">
       <w:rPr>
+        <w:rFonts w:eastAsia="黑体"/>
         <w:color w:themeColor="background1" w:val="FFFFFF"/>
       </w:rPr>
       <w:tblPr/>
@@ -14575,6 +15279,7 @@
       <w:spacing w:after="0" w:line="240" w:lineRule="auto"/>
     </w:pPr>
     <w:rPr>
+      <w:rFonts w:eastAsia="黑体"/>
       <w:color w:themeColor="text1" w:val="000000"/>
     </w:rPr>
     <w:tblPr>
@@ -14596,6 +15301,7 @@
     </w:tcPr>
     <w:tblStylePr w:type="firstRow">
       <w:rPr>
+        <w:rFonts w:eastAsia="黑体"/>
         <w:b/>
         <w:bCs/>
       </w:rPr>
@@ -14606,6 +15312,7 @@
     </w:tblStylePr>
     <w:tblStylePr w:type="lastRow">
       <w:rPr>
+        <w:rFonts w:eastAsia="黑体"/>
         <w:b/>
         <w:bCs/>
         <w:color w:themeColor="text1" w:val="000000"/>
@@ -14617,6 +15324,7 @@
     </w:tblStylePr>
     <w:tblStylePr w:type="firstCol">
       <w:rPr>
+        <w:rFonts w:eastAsia="黑体"/>
         <w:color w:themeColor="background1" w:val="FFFFFF"/>
       </w:rPr>
       <w:tblPr/>
@@ -14626,6 +15334,7 @@
     </w:tblStylePr>
     <w:tblStylePr w:type="lastCol">
       <w:rPr>
+        <w:rFonts w:eastAsia="黑体"/>
         <w:color w:themeColor="background1" w:val="FFFFFF"/>
       </w:rPr>
       <w:tblPr/>
@@ -14655,6 +15364,7 @@
       <w:spacing w:after="0" w:line="240" w:lineRule="auto"/>
     </w:pPr>
     <w:rPr>
+      <w:rFonts w:eastAsia="黑体"/>
       <w:color w:themeColor="text1" w:val="000000"/>
     </w:rPr>
     <w:tblPr>
@@ -14676,6 +15386,7 @@
     </w:tcPr>
     <w:tblStylePr w:type="firstRow">
       <w:rPr>
+        <w:rFonts w:eastAsia="黑体"/>
         <w:b/>
         <w:bCs/>
       </w:rPr>
@@ -14686,6 +15397,7 @@
     </w:tblStylePr>
     <w:tblStylePr w:type="lastRow">
       <w:rPr>
+        <w:rFonts w:eastAsia="黑体"/>
         <w:b/>
         <w:bCs/>
         <w:color w:themeColor="text1" w:val="000000"/>
@@ -14697,6 +15409,7 @@
     </w:tblStylePr>
     <w:tblStylePr w:type="firstCol">
       <w:rPr>
+        <w:rFonts w:eastAsia="黑体"/>
         <w:color w:themeColor="background1" w:val="FFFFFF"/>
       </w:rPr>
       <w:tblPr/>
@@ -14706,6 +15419,7 @@
     </w:tblStylePr>
     <w:tblStylePr w:type="lastCol">
       <w:rPr>
+        <w:rFonts w:eastAsia="黑体"/>
         <w:color w:themeColor="background1" w:val="FFFFFF"/>
       </w:rPr>
       <w:tblPr/>
@@ -14735,6 +15449,7 @@
       <w:spacing w:after="0" w:line="240" w:lineRule="auto"/>
     </w:pPr>
     <w:rPr>
+      <w:rFonts w:eastAsia="黑体"/>
       <w:color w:themeColor="text1" w:val="000000"/>
     </w:rPr>
     <w:tblPr>
@@ -14756,6 +15471,7 @@
     </w:tcPr>
     <w:tblStylePr w:type="firstRow">
       <w:rPr>
+        <w:rFonts w:eastAsia="黑体"/>
         <w:b/>
         <w:bCs/>
       </w:rPr>
@@ -14766,6 +15482,7 @@
     </w:tblStylePr>
     <w:tblStylePr w:type="lastRow">
       <w:rPr>
+        <w:rFonts w:eastAsia="黑体"/>
         <w:b/>
         <w:bCs/>
         <w:color w:themeColor="text1" w:val="000000"/>
@@ -14777,6 +15494,7 @@
     </w:tblStylePr>
     <w:tblStylePr w:type="firstCol">
       <w:rPr>
+        <w:rFonts w:eastAsia="黑体"/>
         <w:color w:themeColor="background1" w:val="FFFFFF"/>
       </w:rPr>
       <w:tblPr/>
@@ -14786,6 +15504,7 @@
     </w:tblStylePr>
     <w:tblStylePr w:type="lastCol">
       <w:rPr>
+        <w:rFonts w:eastAsia="黑体"/>
         <w:color w:themeColor="background1" w:val="FFFFFF"/>
       </w:rPr>
       <w:tblPr/>
@@ -14818,6 +15537,7 @@
     <w:name w:val="KeywordTok"/>
     <w:basedOn w:val="VerbatimChar"/>
     <w:rPr>
+      <w:rFonts w:eastAsia="黑体"/>
       <w:b/>
       <w:color w:val="007020"/>
     </w:rPr>
@@ -14826,6 +15546,7 @@
     <w:name w:val="DataTypeTok"/>
     <w:basedOn w:val="VerbatimChar"/>
     <w:rPr>
+      <w:rFonts w:eastAsia="黑体"/>
       <w:color w:val="902000"/>
     </w:rPr>
   </w:style>
@@ -14833,6 +15554,7 @@
     <w:name w:val="DecValTok"/>
     <w:basedOn w:val="VerbatimChar"/>
     <w:rPr>
+      <w:rFonts w:eastAsia="黑体"/>
       <w:color w:val="40a070"/>
     </w:rPr>
   </w:style>
@@ -14840,6 +15562,7 @@
     <w:name w:val="BaseNTok"/>
     <w:basedOn w:val="VerbatimChar"/>
     <w:rPr>
+      <w:rFonts w:eastAsia="黑体"/>
       <w:color w:val="40a070"/>
     </w:rPr>
   </w:style>
@@ -14847,6 +15570,7 @@
     <w:name w:val="FloatTok"/>
     <w:basedOn w:val="VerbatimChar"/>
     <w:rPr>
+      <w:rFonts w:eastAsia="黑体"/>
       <w:color w:val="40a070"/>
     </w:rPr>
   </w:style>
@@ -14854,6 +15578,7 @@
     <w:name w:val="ConstantTok"/>
     <w:basedOn w:val="VerbatimChar"/>
     <w:rPr>
+      <w:rFonts w:eastAsia="黑体"/>
       <w:color w:val="880000"/>
     </w:rPr>
   </w:style>
@@ -14861,6 +15586,7 @@
     <w:name w:val="CharTok"/>
     <w:basedOn w:val="VerbatimChar"/>
     <w:rPr>
+      <w:rFonts w:eastAsia="黑体"/>
       <w:color w:val="4070a0"/>
     </w:rPr>
   </w:style>
@@ -14868,6 +15594,7 @@
     <w:name w:val="SpecialCharTok"/>
     <w:basedOn w:val="VerbatimChar"/>
     <w:rPr>
+      <w:rFonts w:eastAsia="黑体"/>
       <w:color w:val="4070a0"/>
     </w:rPr>
   </w:style>
@@ -14875,6 +15602,7 @@
     <w:name w:val="StringTok"/>
     <w:basedOn w:val="VerbatimChar"/>
     <w:rPr>
+      <w:rFonts w:eastAsia="黑体"/>
       <w:color w:val="4070a0"/>
     </w:rPr>
   </w:style>
@@ -14882,6 +15610,7 @@
     <w:name w:val="VerbatimStringTok"/>
     <w:basedOn w:val="VerbatimChar"/>
     <w:rPr>
+      <w:rFonts w:eastAsia="黑体"/>
       <w:color w:val="4070a0"/>
     </w:rPr>
   </w:style>
@@ -14889,6 +15618,7 @@
     <w:name w:val="SpecialStringTok"/>
     <w:basedOn w:val="VerbatimChar"/>
     <w:rPr>
+      <w:rFonts w:eastAsia="黑体"/>
       <w:color w:val="bb6688"/>
     </w:rPr>
   </w:style>
@@ -14896,6 +15626,7 @@
     <w:name w:val="ImportTok"/>
     <w:basedOn w:val="VerbatimChar"/>
     <w:rPr>
+      <w:rFonts w:eastAsia="黑体"/>
       <w:b/>
       <w:color w:val="008000"/>
     </w:rPr>
@@ -14904,6 +15635,7 @@
     <w:name w:val="CommentTok"/>
     <w:basedOn w:val="VerbatimChar"/>
     <w:rPr>
+      <w:rFonts w:eastAsia="黑体"/>
       <w:i/>
       <w:color w:val="60a0b0"/>
     </w:rPr>
@@ -14912,6 +15644,7 @@
     <w:name w:val="DocumentationTok"/>
     <w:basedOn w:val="VerbatimChar"/>
     <w:rPr>
+      <w:rFonts w:eastAsia="黑体"/>
       <w:i/>
       <w:color w:val="ba2121"/>
     </w:rPr>
@@ -14920,6 +15653,7 @@
     <w:name w:val="AnnotationTok"/>
     <w:basedOn w:val="VerbatimChar"/>
     <w:rPr>
+      <w:rFonts w:eastAsia="黑体"/>
       <w:b/>
       <w:i/>
       <w:color w:val="60a0b0"/>
@@ -14929,6 +15663,7 @@
     <w:name w:val="CommentVarTok"/>
     <w:basedOn w:val="VerbatimChar"/>
     <w:rPr>
+      <w:rFonts w:eastAsia="黑体"/>
       <w:b/>
       <w:i/>
       <w:color w:val="60a0b0"/>
@@ -14938,6 +15673,7 @@
     <w:name w:val="OtherTok"/>
     <w:basedOn w:val="VerbatimChar"/>
     <w:rPr>
+      <w:rFonts w:eastAsia="黑体"/>
       <w:color w:val="007020"/>
     </w:rPr>
   </w:style>
@@ -14945,6 +15681,7 @@
     <w:name w:val="FunctionTok"/>
     <w:basedOn w:val="VerbatimChar"/>
     <w:rPr>
+      <w:rFonts w:eastAsia="黑体"/>
       <w:color w:val="06287e"/>
     </w:rPr>
   </w:style>
@@ -14952,6 +15689,7 @@
     <w:name w:val="VariableTok"/>
     <w:basedOn w:val="VerbatimChar"/>
     <w:rPr>
+      <w:rFonts w:eastAsia="黑体"/>
       <w:color w:val="19177c"/>
     </w:rPr>
   </w:style>
@@ -14959,6 +15697,7 @@
     <w:name w:val="ControlFlowTok"/>
     <w:basedOn w:val="VerbatimChar"/>
     <w:rPr>
+      <w:rFonts w:eastAsia="黑体"/>
       <w:b/>
       <w:color w:val="007020"/>
     </w:rPr>
@@ -14967,6 +15706,7 @@
     <w:name w:val="OperatorTok"/>
     <w:basedOn w:val="VerbatimChar"/>
     <w:rPr>
+      <w:rFonts w:eastAsia="黑体"/>
       <w:color w:val="666666"/>
     </w:rPr>
   </w:style>
@@ -14974,18 +15714,22 @@
     <w:name w:val="BuiltInTok"/>
     <w:basedOn w:val="VerbatimChar"/>
     <w:rPr>
+      <w:rFonts w:eastAsia="黑体"/>
       <w:color w:val="008000"/>
     </w:rPr>
   </w:style>
   <w:style w:type="character" w:customStyle="1" w:styleId="ExtensionTok">
     <w:name w:val="ExtensionTok"/>
     <w:basedOn w:val="VerbatimChar"/>
-    <w:rPr/>
+    <w:rPr>
+      <w:rFonts w:eastAsia="黑体"/>
+    </w:rPr>
   </w:style>
   <w:style w:type="character" w:customStyle="1" w:styleId="PreprocessorTok">
     <w:name w:val="PreprocessorTok"/>
     <w:basedOn w:val="VerbatimChar"/>
     <w:rPr>
+      <w:rFonts w:eastAsia="黑体"/>
       <w:color w:val="bc7a00"/>
     </w:rPr>
   </w:style>
@@ -14993,18 +15737,22 @@
     <w:name w:val="AttributeTok"/>
     <w:basedOn w:val="VerbatimChar"/>
     <w:rPr>
+      <w:rFonts w:eastAsia="黑体"/>
       <w:color w:val="7d9029"/>
     </w:rPr>
   </w:style>
   <w:style w:type="character" w:customStyle="1" w:styleId="RegionMarkerTok">
     <w:name w:val="RegionMarkerTok"/>
     <w:basedOn w:val="VerbatimChar"/>
-    <w:rPr/>
+    <w:rPr>
+      <w:rFonts w:eastAsia="黑体"/>
+    </w:rPr>
   </w:style>
   <w:style w:type="character" w:customStyle="1" w:styleId="InformationTok">
     <w:name w:val="InformationTok"/>
     <w:basedOn w:val="VerbatimChar"/>
     <w:rPr>
+      <w:rFonts w:eastAsia="黑体"/>
       <w:b/>
       <w:i/>
       <w:color w:val="60a0b0"/>
@@ -15014,6 +15762,7 @@
     <w:name w:val="WarningTok"/>
     <w:basedOn w:val="VerbatimChar"/>
     <w:rPr>
+      <w:rFonts w:eastAsia="黑体"/>
       <w:b/>
       <w:i/>
       <w:color w:val="60a0b0"/>
@@ -15023,6 +15772,7 @@
     <w:name w:val="AlertTok"/>
     <w:basedOn w:val="VerbatimChar"/>
     <w:rPr>
+      <w:rFonts w:eastAsia="黑体"/>
       <w:b/>
       <w:color w:val="ff0000"/>
     </w:rPr>
@@ -15031,6 +15781,7 @@
     <w:name w:val="ErrorTok"/>
     <w:basedOn w:val="VerbatimChar"/>
     <w:rPr>
+      <w:rFonts w:eastAsia="黑体"/>
       <w:b/>
       <w:color w:val="ff0000"/>
     </w:rPr>
@@ -15038,7 +15789,9 @@
   <w:style w:type="character" w:customStyle="1" w:styleId="NormalTok">
     <w:name w:val="NormalTok"/>
     <w:basedOn w:val="VerbatimChar"/>
-    <w:rPr/>
+    <w:rPr>
+      <w:rFonts w:eastAsia="黑体"/>
+    </w:rPr>
   </w:style>
 </w:styles>
 </file>
@@ -15087,12 +15840,12 @@
     <a:fontScheme name="Office">
       <a:majorFont>
         <a:latin typeface="Calibri"/>
-        <a:ea typeface=""/>
+        <a:ea typeface="黑体"/>
         <a:cs typeface=""/>
         <a:font script="Jpan" typeface="ＭＳ ゴシック"/>
         <a:font script="Hang" typeface="맑은 고딕"/>
-        <a:font script="Hans" typeface="宋体"/>
-        <a:font script="Hant" typeface="新細明體"/>
+        <a:font script="Hans" typeface="黑体"/>
+        <a:font script="Hant" typeface="黑体"/>
         <a:font script="Arab" typeface="Times New Roman"/>
         <a:font script="Hebr" typeface="Times New Roman"/>
         <a:font script="Thai" typeface="Angsana New"/>
@@ -15122,12 +15875,12 @@
       </a:majorFont>
       <a:minorFont>
         <a:latin typeface="Cambria"/>
-        <a:ea typeface=""/>
+        <a:ea typeface="黑体"/>
         <a:cs typeface=""/>
         <a:font script="Jpan" typeface="ＭＳ 明朝"/>
         <a:font script="Hang" typeface="맑은 고딕"/>
-        <a:font script="Hans" typeface="宋体"/>
-        <a:font script="Hant" typeface="新細明體"/>
+        <a:font script="Hans" typeface="黑体"/>
+        <a:font script="Hant" typeface="黑体"/>
         <a:font script="Arab" typeface="Arial"/>
         <a:font script="Hebr" typeface="Arial"/>
         <a:font script="Thai" typeface="Cordia New"/>

--- a/01-电源电路/04-电池充放电管理/USB充电快充电路/USB充电快充电路.docx
+++ b/01-电源电路/04-电池充放电管理/USB充电快充电路/USB充电快充电路.docx
@@ -2769,7 +2769,7 @@
           <w:color w:val="555555"/>
           <w:sz w:val="21"/>
         </w:rPr>
-        <w:t>材料收集者：杜文杰，WX手机：19519196569，QQ:3478827729</w:t>
+        <w:t>材料收集者：杜文杰，微信/手机：19519196569，QQ:3478827729</w:t>
       </w:r>
     </w:p>
     <w:sectPr>
